--- a/shinmok1/pack/2509/H1MOGO25-09_30_SET.docx
+++ b/shinmok1/pack/2509/H1MOGO25-09_30_SET.docx
@@ -58,7 +58,7 @@
           <w:sz w:val="16"/>
           <w:u w:val="none"/>
         </w:rPr>
-        <w:t>(   )반 (   )번 이름(            )  CHECK ___/35  전용 ___/44.2점</w:t>
+        <w:t>(   )반 (   )번 이름(            )  CHECK ___/35  전용 ___/30.0점</w:t>
       </w:r>
     </w:p>
     <w:p>
@@ -1449,7 +1449,7 @@
           <w:sz w:val="18"/>
           <w:u w:val="none"/>
         </w:rPr>
-        <w:t>PART 2 · 전용문제  (선택형 13 · 서답형 1 · 44.2점)</w:t>
+        <w:t>PART 2 · 전용문제  (선택형 8 · 서답형 2 · 30.0점)</w:t>
       </w:r>
     </w:p>
     <w:p>
@@ -1474,25 +1474,25 @@
           <w:sz w:val="17"/>
           <w:u w:val="none"/>
         </w:rPr>
-        <w:t xml:space="preserve"> 윗글의 내용과 일치하지 </w:t>
-      </w:r>
-      <w:r>
-        <w:rPr>
-          <w:rFonts w:ascii="맑은 고딕" w:hAnsi="맑은 고딕" w:eastAsia="맑은 고딕"/>
-          <w:b/>
-          <w:sz w:val="17"/>
-          <w:u w:val="none"/>
-        </w:rPr>
-        <w:t>않는</w:t>
+        <w:t xml:space="preserve"> 다음 글에 대한 &lt;보기&gt;의 설명 중 </w:t>
       </w:r>
       <w:r>
         <w:rPr>
           <w:rFonts w:ascii="맑은 고딕" w:hAnsi="맑은 고딕" w:eastAsia="맑은 고딕"/>
           <w:b w:val="0"/>
           <w:sz w:val="17"/>
-          <w:u w:val="none"/>
-        </w:rPr>
-        <w:t xml:space="preserve"> 것은? [2.7점]</w:t>
+          <w:u w:val="single"/>
+        </w:rPr>
+        <w:t>틀린</w:t>
+      </w:r>
+      <w:r>
+        <w:rPr>
+          <w:rFonts w:ascii="맑은 고딕" w:hAnsi="맑은 고딕" w:eastAsia="맑은 고딕"/>
+          <w:b w:val="0"/>
+          <w:sz w:val="17"/>
+          <w:u w:val="none"/>
+        </w:rPr>
+        <w:t xml:space="preserve"> 것만을 있는 대로 고른 것은? [3.3점]</w:t>
       </w:r>
     </w:p>
     <w:p>
@@ -1515,7 +1515,197 @@
           <w:sz w:val="17"/>
           <w:u w:val="none"/>
         </w:rPr>
-        <w:t>We are a species that grew up in an age of scarcity and danger, and that history leaves our instinct to share and cooperate in an awkward position once goods are plentiful and threats are rare. Owning less tends to make people more willing to share what they own. Some wandering tribes possess very little, yet they share gladly, because sharing serves them: a traveler who stumbles onto their camp is welcomed, fed, and sheltered. Kindness is part of it, but the deeper reason is survival — they know that one day they may be the ones on the road, hungry and without shelter. The irony is that greater wealth brings higher fences, tighter security to keep others out, and a weaker wish to share. Wanting more, together with less everyday contact with ordinary people, begins to cut us off from how things really are.</w:t>
+        <w:t>For a species born in a time when resources were limited and dangers were great, our natural tendency to share and cooperate is complicated when resources are plenty and outside dangers are few. When we have less, we tend to be more open to sharing what we have. Certain nomadic tribes don't have much, yet they are happy to share because it is in their interest to do so. If you happen upon them in your travels, they will open up their homes and give you their food and hospitality. It's not just because they are nice people; it's because their survival depends on sharing, (A) ________ they know that they may be the travelers in need of food and shelter another day. ⓐ</w:t>
+      </w:r>
+      <w:r>
+        <w:rPr>
+          <w:rFonts w:ascii="맑은 고딕" w:hAnsi="맑은 고딕" w:eastAsia="맑은 고딕"/>
+          <w:b w:val="0"/>
+          <w:sz w:val="17"/>
+          <w:u w:val="single"/>
+        </w:rPr>
+        <w:t>Ironically</w:t>
+      </w:r>
+      <w:r>
+        <w:rPr>
+          <w:rFonts w:ascii="맑은 고딕" w:hAnsi="맑은 고딕" w:eastAsia="맑은 고딕"/>
+          <w:b w:val="0"/>
+          <w:sz w:val="17"/>
+          <w:u w:val="none"/>
+        </w:rPr>
+        <w:t>, ⓑ</w:t>
+      </w:r>
+      <w:r>
+        <w:rPr>
+          <w:rFonts w:ascii="맑은 고딕" w:hAnsi="맑은 고딕" w:eastAsia="맑은 고딕"/>
+          <w:b w:val="0"/>
+          <w:sz w:val="17"/>
+          <w:u w:val="single"/>
+        </w:rPr>
+        <w:t>the more we have</w:t>
+      </w:r>
+      <w:r>
+        <w:rPr>
+          <w:rFonts w:ascii="맑은 고딕" w:hAnsi="맑은 고딕" w:eastAsia="맑은 고딕"/>
+          <w:b w:val="0"/>
+          <w:sz w:val="17"/>
+          <w:u w:val="none"/>
+        </w:rPr>
+        <w:t>, the bigger our fences, the more sophisticated our security to keep people away and the less we want to share. Our desire for more, combined with our decreased physical interaction with the “common folk,” starts to create a disconnection or blindness to reality.</w:t>
+      </w:r>
+    </w:p>
+    <w:p>
+      <w:pPr>
+        <w:spacing w:before="0" w:after="0" w:line="288" w:lineRule="auto"/>
+        <w:ind w:left="40"/>
+        <w:snapToGrid w:val="0"/>
+        <w:pBdr>
+          <w:top w:val="single" w:sz="4" w:space="2" w:color="9B6BD0"/>
+          <w:left w:val="single" w:sz="4" w:space="2" w:color="9B6BD0"/>
+          <w:bottom w:val="single" w:sz="4" w:space="2" w:color="9B6BD0"/>
+          <w:right w:val="single" w:sz="4" w:space="2" w:color="9B6BD0"/>
+        </w:pBdr>
+        <w:shd w:val="clear" w:color="auto" w:fill="FAF5FF"/>
+      </w:pPr>
+      <w:r>
+        <w:rPr>
+          <w:rFonts w:ascii="맑은 고딕" w:hAnsi="맑은 고딕" w:eastAsia="맑은 고딕"/>
+          <w:b/>
+          <w:sz w:val="17"/>
+          <w:u w:val="none"/>
+        </w:rPr>
+        <w:t>&lt;보 기&gt;</w:t>
+      </w:r>
+    </w:p>
+    <w:p>
+      <w:pPr>
+        <w:spacing w:before="0" w:after="0" w:line="288" w:lineRule="auto"/>
+        <w:ind w:left="40"/>
+        <w:snapToGrid w:val="0"/>
+        <w:pBdr>
+          <w:top w:val="single" w:sz="4" w:space="2" w:color="9B6BD0"/>
+          <w:left w:val="single" w:sz="4" w:space="2" w:color="9B6BD0"/>
+          <w:bottom w:val="single" w:sz="4" w:space="2" w:color="9B6BD0"/>
+          <w:right w:val="single" w:sz="4" w:space="2" w:color="9B6BD0"/>
+        </w:pBdr>
+        <w:shd w:val="clear" w:color="auto" w:fill="FAF5FF"/>
+      </w:pPr>
+      <w:r>
+        <w:rPr>
+          <w:rFonts w:ascii="맑은 고딕" w:hAnsi="맑은 고딕" w:eastAsia="맑은 고딕"/>
+          <w:b w:val="0"/>
+          <w:sz w:val="17"/>
+          <w:u w:val="none"/>
+        </w:rPr>
+        <w:t>(a) The writer says that people with fewer resources tend to be more willing to share.</w:t>
+      </w:r>
+    </w:p>
+    <w:p>
+      <w:pPr>
+        <w:spacing w:before="0" w:after="0" w:line="288" w:lineRule="auto"/>
+        <w:ind w:left="40"/>
+        <w:snapToGrid w:val="0"/>
+        <w:pBdr>
+          <w:top w:val="single" w:sz="4" w:space="2" w:color="9B6BD0"/>
+          <w:left w:val="single" w:sz="4" w:space="2" w:color="9B6BD0"/>
+          <w:bottom w:val="single" w:sz="4" w:space="2" w:color="9B6BD0"/>
+          <w:right w:val="single" w:sz="4" w:space="2" w:color="9B6BD0"/>
+        </w:pBdr>
+        <w:shd w:val="clear" w:color="auto" w:fill="FAF5FF"/>
+      </w:pPr>
+      <w:r>
+        <w:rPr>
+          <w:rFonts w:ascii="맑은 고딕" w:hAnsi="맑은 고딕" w:eastAsia="맑은 고딕"/>
+          <w:b w:val="0"/>
+          <w:sz w:val="17"/>
+          <w:u w:val="none"/>
+        </w:rPr>
+        <w:t>(b) ‘because’ is an appropriate expression for (A).</w:t>
+      </w:r>
+    </w:p>
+    <w:p>
+      <w:pPr>
+        <w:spacing w:before="0" w:after="0" w:line="288" w:lineRule="auto"/>
+        <w:ind w:left="40"/>
+        <w:snapToGrid w:val="0"/>
+        <w:pBdr>
+          <w:top w:val="single" w:sz="4" w:space="2" w:color="9B6BD0"/>
+          <w:left w:val="single" w:sz="4" w:space="2" w:color="9B6BD0"/>
+          <w:bottom w:val="single" w:sz="4" w:space="2" w:color="9B6BD0"/>
+          <w:right w:val="single" w:sz="4" w:space="2" w:color="9B6BD0"/>
+        </w:pBdr>
+        <w:shd w:val="clear" w:color="auto" w:fill="FAF5FF"/>
+      </w:pPr>
+      <w:r>
+        <w:rPr>
+          <w:rFonts w:ascii="맑은 고딕" w:hAnsi="맑은 고딕" w:eastAsia="맑은 고딕"/>
+          <w:b w:val="0"/>
+          <w:sz w:val="17"/>
+          <w:u w:val="none"/>
+        </w:rPr>
+        <w:t>(c) In ⓑ, ‘the more’ can be changed into ‘more’ without changing the grammar of the sentence.</w:t>
+      </w:r>
+    </w:p>
+    <w:p>
+      <w:pPr>
+        <w:spacing w:before="0" w:after="0" w:line="288" w:lineRule="auto"/>
+        <w:ind w:left="40"/>
+        <w:snapToGrid w:val="0"/>
+        <w:pBdr>
+          <w:top w:val="single" w:sz="4" w:space="2" w:color="9B6BD0"/>
+          <w:left w:val="single" w:sz="4" w:space="2" w:color="9B6BD0"/>
+          <w:bottom w:val="single" w:sz="4" w:space="2" w:color="9B6BD0"/>
+          <w:right w:val="single" w:sz="4" w:space="2" w:color="9B6BD0"/>
+        </w:pBdr>
+        <w:shd w:val="clear" w:color="auto" w:fill="FAF5FF"/>
+      </w:pPr>
+      <w:r>
+        <w:rPr>
+          <w:rFonts w:ascii="맑은 고딕" w:hAnsi="맑은 고딕" w:eastAsia="맑은 고딕"/>
+          <w:b w:val="0"/>
+          <w:sz w:val="17"/>
+          <w:u w:val="none"/>
+        </w:rPr>
+        <w:t>(d) In the context, ⓐ ‘Ironically’ can be replaced by ‘Fortunately’.</w:t>
+      </w:r>
+    </w:p>
+    <w:p>
+      <w:pPr>
+        <w:spacing w:before="0" w:after="60" w:line="288" w:lineRule="auto"/>
+        <w:ind w:left="40"/>
+        <w:snapToGrid w:val="0"/>
+        <w:pBdr>
+          <w:top w:val="single" w:sz="4" w:space="2" w:color="9B6BD0"/>
+          <w:left w:val="single" w:sz="4" w:space="2" w:color="9B6BD0"/>
+          <w:bottom w:val="single" w:sz="4" w:space="2" w:color="9B6BD0"/>
+          <w:right w:val="single" w:sz="4" w:space="2" w:color="9B6BD0"/>
+        </w:pBdr>
+        <w:shd w:val="clear" w:color="auto" w:fill="FAF5FF"/>
+      </w:pPr>
+      <w:r>
+        <w:rPr>
+          <w:rFonts w:ascii="맑은 고딕" w:hAnsi="맑은 고딕" w:eastAsia="맑은 고딕"/>
+          <w:b w:val="0"/>
+          <w:sz w:val="17"/>
+          <w:u w:val="none"/>
+        </w:rPr>
+        <w:t>(e) According to the writer, nomadic tribes share only because they are kind people.</w:t>
+      </w:r>
+    </w:p>
+    <w:p>
+      <w:pPr>
+        <w:spacing w:before="0" w:after="20" w:line="276" w:lineRule="auto"/>
+        <w:ind w:left="80"/>
+        <w:snapToGrid w:val="0"/>
+      </w:pPr>
+      <w:r>
+        <w:rPr>
+          <w:rFonts w:ascii="맑은 고딕" w:hAnsi="맑은 고딕" w:eastAsia="맑은 고딕"/>
+          <w:b w:val="0"/>
+          <w:sz w:val="17"/>
+          <w:u w:val="none"/>
+        </w:rPr>
+        <w:t>① (a), (c)    ② (b), (d)    ③ (a), (d), (e)    ④ (c), (e)    ⑤ (c), (d), (e)</w:t>
       </w:r>
     </w:p>
     <w:p>
@@ -1540,25 +1730,25 @@
           <w:sz w:val="17"/>
           <w:u w:val="none"/>
         </w:rPr>
-        <w:t xml:space="preserve"> 윗글의 내용과 일치하지 </w:t>
-      </w:r>
-      <w:r>
-        <w:rPr>
-          <w:rFonts w:ascii="맑은 고딕" w:hAnsi="맑은 고딕" w:eastAsia="맑은 고딕"/>
-          <w:b/>
-          <w:sz w:val="17"/>
-          <w:u w:val="none"/>
-        </w:rPr>
-        <w:t>않는</w:t>
+        <w:t xml:space="preserve"> 다음 글의 밑줄 친 ⓐ ~ ⓕ 중, 어법상 </w:t>
       </w:r>
       <w:r>
         <w:rPr>
           <w:rFonts w:ascii="맑은 고딕" w:hAnsi="맑은 고딕" w:eastAsia="맑은 고딕"/>
           <w:b w:val="0"/>
           <w:sz w:val="17"/>
-          <w:u w:val="none"/>
-        </w:rPr>
-        <w:t xml:space="preserve"> 것은? [2.6점]</w:t>
+          <w:u w:val="single"/>
+        </w:rPr>
+        <w:t>틀린</w:t>
+      </w:r>
+      <w:r>
+        <w:rPr>
+          <w:rFonts w:ascii="맑은 고딕" w:hAnsi="맑은 고딕" w:eastAsia="맑은 고딕"/>
+          <w:b w:val="0"/>
+          <w:sz w:val="17"/>
+          <w:u w:val="none"/>
+        </w:rPr>
+        <w:t xml:space="preserve"> 것을 모두 고른 것은? [3.1점]</w:t>
       </w:r>
     </w:p>
     <w:p>
@@ -1581,7 +1771,131 @@
           <w:sz w:val="17"/>
           <w:u w:val="none"/>
         </w:rPr>
-        <w:t>Human beings were born, as a species, into a world where resources were thin and dangers thick. Under those conditions sharing and cooperation came naturally; in a world of plenty and safety they become far less simple. The rule still holds that the less we own, the more readily we share it. Certain nomadic peoples own almost nothing and still open their homes to strangers, offering food and welcome — not merely because they are good-natured, but because their own survival rests on the same custom. The reverse is equally true: the more we accumulate, the higher the walls we build, the more elaborate the locks, and the smaller our appetite for giving anything away. That appetite for more, joined with shrinking contact with the “common folk,” breeds a kind of blindness to reality.</w:t>
+        <w:t>For a species born in a time when resources were limited and dangers were great, our natural tendency to share and cooperate ⓐ</w:t>
+      </w:r>
+      <w:r>
+        <w:rPr>
+          <w:rFonts w:ascii="맑은 고딕" w:hAnsi="맑은 고딕" w:eastAsia="맑은 고딕"/>
+          <w:b w:val="0"/>
+          <w:sz w:val="17"/>
+          <w:u w:val="single"/>
+        </w:rPr>
+        <w:t>are</w:t>
+      </w:r>
+      <w:r>
+        <w:rPr>
+          <w:rFonts w:ascii="맑은 고딕" w:hAnsi="맑은 고딕" w:eastAsia="맑은 고딕"/>
+          <w:b w:val="0"/>
+          <w:sz w:val="17"/>
+          <w:u w:val="none"/>
+        </w:rPr>
+        <w:t xml:space="preserve"> complicated when resources are plenty and outside dangers are few. When we have less, we tend to be more open ⓑ</w:t>
+      </w:r>
+      <w:r>
+        <w:rPr>
+          <w:rFonts w:ascii="맑은 고딕" w:hAnsi="맑은 고딕" w:eastAsia="맑은 고딕"/>
+          <w:b w:val="0"/>
+          <w:sz w:val="17"/>
+          <w:u w:val="single"/>
+        </w:rPr>
+        <w:t>to share</w:t>
+      </w:r>
+      <w:r>
+        <w:rPr>
+          <w:rFonts w:ascii="맑은 고딕" w:hAnsi="맑은 고딕" w:eastAsia="맑은 고딕"/>
+          <w:b w:val="0"/>
+          <w:sz w:val="17"/>
+          <w:u w:val="none"/>
+        </w:rPr>
+        <w:t xml:space="preserve"> what we have. Certain nomadic tribes don't have much, yet they are happy ⓒ</w:t>
+      </w:r>
+      <w:r>
+        <w:rPr>
+          <w:rFonts w:ascii="맑은 고딕" w:hAnsi="맑은 고딕" w:eastAsia="맑은 고딕"/>
+          <w:b w:val="0"/>
+          <w:sz w:val="17"/>
+          <w:u w:val="single"/>
+        </w:rPr>
+        <w:t>to share</w:t>
+      </w:r>
+      <w:r>
+        <w:rPr>
+          <w:rFonts w:ascii="맑은 고딕" w:hAnsi="맑은 고딕" w:eastAsia="맑은 고딕"/>
+          <w:b w:val="0"/>
+          <w:sz w:val="17"/>
+          <w:u w:val="none"/>
+        </w:rPr>
+        <w:t xml:space="preserve"> because it is in their interest to do so. If you ⓓ</w:t>
+      </w:r>
+      <w:r>
+        <w:rPr>
+          <w:rFonts w:ascii="맑은 고딕" w:hAnsi="맑은 고딕" w:eastAsia="맑은 고딕"/>
+          <w:b w:val="0"/>
+          <w:sz w:val="17"/>
+          <w:u w:val="single"/>
+        </w:rPr>
+        <w:t>happen upon</w:t>
+      </w:r>
+      <w:r>
+        <w:rPr>
+          <w:rFonts w:ascii="맑은 고딕" w:hAnsi="맑은 고딕" w:eastAsia="맑은 고딕"/>
+          <w:b w:val="0"/>
+          <w:sz w:val="17"/>
+          <w:u w:val="none"/>
+        </w:rPr>
+        <w:t xml:space="preserve"> them in your travels, they will open up their homes and give you their food and hospitality. It's not just because they are nice people; it's because their survival ⓔ</w:t>
+      </w:r>
+      <w:r>
+        <w:rPr>
+          <w:rFonts w:ascii="맑은 고딕" w:hAnsi="맑은 고딕" w:eastAsia="맑은 고딕"/>
+          <w:b w:val="0"/>
+          <w:sz w:val="17"/>
+          <w:u w:val="single"/>
+        </w:rPr>
+        <w:t>depends on</w:t>
+      </w:r>
+      <w:r>
+        <w:rPr>
+          <w:rFonts w:ascii="맑은 고딕" w:hAnsi="맑은 고딕" w:eastAsia="맑은 고딕"/>
+          <w:b w:val="0"/>
+          <w:sz w:val="17"/>
+          <w:u w:val="none"/>
+        </w:rPr>
+        <w:t xml:space="preserve"> sharing, for they know that they may be the travelers in need of food and shelter another day. Ironically, the more we have, the bigger our fences, the more sophisticated our security to keep people away and the less we want to share. Our desire for more, ⓕ</w:t>
+      </w:r>
+      <w:r>
+        <w:rPr>
+          <w:rFonts w:ascii="맑은 고딕" w:hAnsi="맑은 고딕" w:eastAsia="맑은 고딕"/>
+          <w:b w:val="0"/>
+          <w:sz w:val="17"/>
+          <w:u w:val="single"/>
+        </w:rPr>
+        <w:t>combining</w:t>
+      </w:r>
+      <w:r>
+        <w:rPr>
+          <w:rFonts w:ascii="맑은 고딕" w:hAnsi="맑은 고딕" w:eastAsia="맑은 고딕"/>
+          <w:b w:val="0"/>
+          <w:sz w:val="17"/>
+          <w:u w:val="none"/>
+        </w:rPr>
+        <w:t xml:space="preserve"> with our decreased physical interaction with the “common folk,” starts to create a disconnection or blindness to reality.</w:t>
+      </w:r>
+    </w:p>
+    <w:p>
+      <w:pPr>
+        <w:spacing w:before="0" w:after="20" w:line="276" w:lineRule="auto"/>
+        <w:ind w:left="80"/>
+        <w:snapToGrid w:val="0"/>
+      </w:pPr>
+      <w:r>
+        <w:rPr>
+          <w:rFonts w:ascii="맑은 고딕" w:hAnsi="맑은 고딕" w:eastAsia="맑은 고딕"/>
+          <w:b w:val="0"/>
+          <w:sz w:val="17"/>
+          <w:u w:val="none"/>
+        </w:rPr>
+        <w:t>① ⓐ, ⓒ    ② ⓑ, ⓓ, ⓔ    ③ ⓐ, ⓑ, ⓕ    ④ ⓑ, ⓕ    ⑤ ⓒ, ⓔ, ⓕ</w:t>
       </w:r>
     </w:p>
     <w:p>
@@ -1606,25 +1920,25 @@
           <w:sz w:val="17"/>
           <w:u w:val="none"/>
         </w:rPr>
-        <w:t xml:space="preserve"> 윗글의 밑줄 친 ①~⑤ 중, 문맥상 낱말의 쓰임이 적절하지 </w:t>
-      </w:r>
-      <w:r>
-        <w:rPr>
-          <w:rFonts w:ascii="맑은 고딕" w:hAnsi="맑은 고딕" w:eastAsia="맑은 고딕"/>
-          <w:b/>
-          <w:sz w:val="17"/>
-          <w:u w:val="none"/>
-        </w:rPr>
-        <w:t>않은</w:t>
+        <w:t xml:space="preserve"> 다음 글의 밑줄 친 부분 중, 문맥상 낱말의 쓰임이 적절하지 </w:t>
       </w:r>
       <w:r>
         <w:rPr>
           <w:rFonts w:ascii="맑은 고딕" w:hAnsi="맑은 고딕" w:eastAsia="맑은 고딕"/>
           <w:b w:val="0"/>
           <w:sz w:val="17"/>
-          <w:u w:val="none"/>
-        </w:rPr>
-        <w:t xml:space="preserve"> 것은? [2.8점]</w:t>
+          <w:u w:val="single"/>
+        </w:rPr>
+        <w:t>않은</w:t>
+      </w:r>
+      <w:r>
+        <w:rPr>
+          <w:rFonts w:ascii="맑은 고딕" w:hAnsi="맑은 고딕" w:eastAsia="맑은 고딕"/>
+          <w:b w:val="0"/>
+          <w:sz w:val="17"/>
+          <w:u w:val="none"/>
+        </w:rPr>
+        <w:t xml:space="preserve"> 것은? [3.0점]</w:t>
       </w:r>
     </w:p>
     <w:p>
@@ -1647,7 +1961,113 @@
           <w:sz w:val="17"/>
           <w:u w:val="none"/>
         </w:rPr>
-        <w:t>Humans matured as a species in an age when resources were ①scarce and dangers were many, so our instinct to share and cooperate gets ②complicated once resources are plentiful and dangers few. With less in hand, we grow more ③reluctant to share. Wandering tribes with little to spare will still feed a stranger who happens upon them, not merely out of kindness but because their ④survival rests on it: tomorrow they may be the ones in need. The wealthier we become, the higher our fences, the more elaborate our security, and the ⑤weaker our wish to share.</w:t>
+        <w:t>For a species born in a time when resources were ①</w:t>
+      </w:r>
+      <w:r>
+        <w:rPr>
+          <w:rFonts w:ascii="맑은 고딕" w:hAnsi="맑은 고딕" w:eastAsia="맑은 고딕"/>
+          <w:b w:val="0"/>
+          <w:sz w:val="17"/>
+          <w:u w:val="single"/>
+        </w:rPr>
+        <w:t>limited</w:t>
+      </w:r>
+      <w:r>
+        <w:rPr>
+          <w:rFonts w:ascii="맑은 고딕" w:hAnsi="맑은 고딕" w:eastAsia="맑은 고딕"/>
+          <w:b w:val="0"/>
+          <w:sz w:val="17"/>
+          <w:u w:val="none"/>
+        </w:rPr>
+        <w:t xml:space="preserve"> and dangers were great, our natural tendency to share and cooperate is complicated when resources are plenty and outside dangers are few. When we have less, we tend to be more ②</w:t>
+      </w:r>
+      <w:r>
+        <w:rPr>
+          <w:rFonts w:ascii="맑은 고딕" w:hAnsi="맑은 고딕" w:eastAsia="맑은 고딕"/>
+          <w:b w:val="0"/>
+          <w:sz w:val="17"/>
+          <w:u w:val="single"/>
+        </w:rPr>
+        <w:t>closed</w:t>
+      </w:r>
+      <w:r>
+        <w:rPr>
+          <w:rFonts w:ascii="맑은 고딕" w:hAnsi="맑은 고딕" w:eastAsia="맑은 고딕"/>
+          <w:b w:val="0"/>
+          <w:sz w:val="17"/>
+          <w:u w:val="none"/>
+        </w:rPr>
+        <w:t xml:space="preserve"> to sharing what we have. Certain nomadic tribes don't have much, yet they are happy to share because it is in their ③</w:t>
+      </w:r>
+      <w:r>
+        <w:rPr>
+          <w:rFonts w:ascii="맑은 고딕" w:hAnsi="맑은 고딕" w:eastAsia="맑은 고딕"/>
+          <w:b w:val="0"/>
+          <w:sz w:val="17"/>
+          <w:u w:val="single"/>
+        </w:rPr>
+        <w:t>interest</w:t>
+      </w:r>
+      <w:r>
+        <w:rPr>
+          <w:rFonts w:ascii="맑은 고딕" w:hAnsi="맑은 고딕" w:eastAsia="맑은 고딕"/>
+          <w:b w:val="0"/>
+          <w:sz w:val="17"/>
+          <w:u w:val="none"/>
+        </w:rPr>
+        <w:t xml:space="preserve"> to do so. If you happen upon them in your travels, they will open up their homes and give you their food and hospitality. It's not just because they are nice people; it's because their survival depends on sharing, for they know that they may be the travelers in need of food and shelter another day. Ironically, the more we have, the bigger our fences, the more ④</w:t>
+      </w:r>
+      <w:r>
+        <w:rPr>
+          <w:rFonts w:ascii="맑은 고딕" w:hAnsi="맑은 고딕" w:eastAsia="맑은 고딕"/>
+          <w:b w:val="0"/>
+          <w:sz w:val="17"/>
+          <w:u w:val="single"/>
+        </w:rPr>
+        <w:t>sophisticated</w:t>
+      </w:r>
+      <w:r>
+        <w:rPr>
+          <w:rFonts w:ascii="맑은 고딕" w:hAnsi="맑은 고딕" w:eastAsia="맑은 고딕"/>
+          <w:b w:val="0"/>
+          <w:sz w:val="17"/>
+          <w:u w:val="none"/>
+        </w:rPr>
+        <w:t xml:space="preserve"> our security to keep people away and the less we want to share. Our desire for more, combined with our ⑤</w:t>
+      </w:r>
+      <w:r>
+        <w:rPr>
+          <w:rFonts w:ascii="맑은 고딕" w:hAnsi="맑은 고딕" w:eastAsia="맑은 고딕"/>
+          <w:b w:val="0"/>
+          <w:sz w:val="17"/>
+          <w:u w:val="single"/>
+        </w:rPr>
+        <w:t>decreased</w:t>
+      </w:r>
+      <w:r>
+        <w:rPr>
+          <w:rFonts w:ascii="맑은 고딕" w:hAnsi="맑은 고딕" w:eastAsia="맑은 고딕"/>
+          <w:b w:val="0"/>
+          <w:sz w:val="17"/>
+          <w:u w:val="none"/>
+        </w:rPr>
+        <w:t xml:space="preserve"> physical interaction with the “common folk,” starts to create a disconnection or blindness to reality.</w:t>
+      </w:r>
+    </w:p>
+    <w:p>
+      <w:pPr>
+        <w:spacing w:before="0" w:after="20" w:line="276" w:lineRule="auto"/>
+        <w:ind w:left="80"/>
+        <w:snapToGrid w:val="0"/>
+      </w:pPr>
+      <w:r>
+        <w:rPr>
+          <w:rFonts w:ascii="맑은 고딕" w:hAnsi="맑은 고딕" w:eastAsia="맑은 고딕"/>
+          <w:b w:val="0"/>
+          <w:sz w:val="17"/>
+          <w:u w:val="none"/>
+        </w:rPr>
+        <w:t>① ①    ② ②    ③ ③    ④ ④    ⑤ ⑤</w:t>
       </w:r>
     </w:p>
     <w:p>
@@ -1672,25 +2092,7 @@
           <w:sz w:val="17"/>
           <w:u w:val="none"/>
         </w:rPr>
-        <w:t xml:space="preserve"> 윗글의 밑줄 친 ①~⑤ 중, 어법상 </w:t>
-      </w:r>
-      <w:r>
-        <w:rPr>
-          <w:rFonts w:ascii="맑은 고딕" w:hAnsi="맑은 고딕" w:eastAsia="맑은 고딕"/>
-          <w:b/>
-          <w:sz w:val="17"/>
-          <w:u w:val="none"/>
-        </w:rPr>
-        <w:t>틀린</w:t>
-      </w:r>
-      <w:r>
-        <w:rPr>
-          <w:rFonts w:ascii="맑은 고딕" w:hAnsi="맑은 고딕" w:eastAsia="맑은 고딕"/>
-          <w:b w:val="0"/>
-          <w:sz w:val="17"/>
-          <w:u w:val="none"/>
-        </w:rPr>
-        <w:t xml:space="preserve"> 것은? [2.8점]</w:t>
+        <w:t xml:space="preserve"> According to the passage, which of the following is true? [2.8점]</w:t>
       </w:r>
     </w:p>
     <w:p>
@@ -1713,7 +2115,87 @@
           <w:sz w:val="17"/>
           <w:u w:val="none"/>
         </w:rPr>
-        <w:t>For a species ①born in a time when resources were limited and dangers were great, our natural tendency to share and cooperate ②is complicated when resources are plenty and outside dangers are few. When we have less, we tend to be more open to ③sharing ④what we have. Certain nomadic tribes don't have much, yet they are happy to share because it is in their interest ⑤doing so.</w:t>
+        <w:t>For a species born in a time when resources were limited and dangers were great, our natural tendency to share and cooperate is complicated when resources are plenty and outside dangers are few. When we have less, we tend to be more open to sharing what we have. Certain nomadic tribes don't have much, yet they are happy to share because it is in their interest to do so. If you happen upon them in your travels, they will open up their homes and give you their food and hospitality. It's not just because they are nice people; it's because their survival depends on sharing, for they know that they may be the travelers in need of food and shelter another day. Ironically, the more we have, the bigger our fences, the more sophisticated our security to keep people away and the less we want to share. Our desire for more, combined with our decreased physical interaction with the “common folk,” starts to create a disconnection or blindness to reality.</w:t>
+      </w:r>
+    </w:p>
+    <w:p>
+      <w:pPr>
+        <w:spacing w:before="0" w:after="0" w:line="269" w:lineRule="auto"/>
+        <w:ind w:left="180" w:hanging="180"/>
+        <w:snapToGrid w:val="0"/>
+      </w:pPr>
+      <w:r>
+        <w:rPr>
+          <w:rFonts w:ascii="맑은 고딕" w:hAnsi="맑은 고딕" w:eastAsia="맑은 고딕"/>
+          <w:b w:val="0"/>
+          <w:sz w:val="17"/>
+          <w:u w:val="none"/>
+        </w:rPr>
+        <w:t>① Our tendency to share becomes simpler when resources are plenty.</w:t>
+      </w:r>
+    </w:p>
+    <w:p>
+      <w:pPr>
+        <w:spacing w:before="0" w:after="0" w:line="269" w:lineRule="auto"/>
+        <w:ind w:left="180" w:hanging="180"/>
+        <w:snapToGrid w:val="0"/>
+      </w:pPr>
+      <w:r>
+        <w:rPr>
+          <w:rFonts w:ascii="맑은 고딕" w:hAnsi="맑은 고딕" w:eastAsia="맑은 고딕"/>
+          <w:b w:val="0"/>
+          <w:sz w:val="17"/>
+          <w:u w:val="none"/>
+        </w:rPr>
+        <w:t>② Travelers usually refuse the hospitality offered by nomadic tribes.</w:t>
+      </w:r>
+    </w:p>
+    <w:p>
+      <w:pPr>
+        <w:spacing w:before="0" w:after="0" w:line="269" w:lineRule="auto"/>
+        <w:ind w:left="180" w:hanging="180"/>
+        <w:snapToGrid w:val="0"/>
+      </w:pPr>
+      <w:r>
+        <w:rPr>
+          <w:rFonts w:ascii="맑은 고딕" w:hAnsi="맑은 고딕" w:eastAsia="맑은 고딕"/>
+          <w:b w:val="0"/>
+          <w:sz w:val="17"/>
+          <w:u w:val="none"/>
+        </w:rPr>
+        <w:t>③ People with more wealth tend to build smaller fences.</w:t>
+      </w:r>
+    </w:p>
+    <w:p>
+      <w:pPr>
+        <w:spacing w:before="0" w:after="0" w:line="269" w:lineRule="auto"/>
+        <w:ind w:left="180" w:hanging="180"/>
+        <w:snapToGrid w:val="0"/>
+      </w:pPr>
+      <w:r>
+        <w:rPr>
+          <w:rFonts w:ascii="맑은 고딕" w:hAnsi="맑은 고딕" w:eastAsia="맑은 고딕"/>
+          <w:b w:val="0"/>
+          <w:sz w:val="17"/>
+          <w:u w:val="none"/>
+        </w:rPr>
+        <w:t>④ Nomadic tribes share partly because their survival relies on it.</w:t>
+      </w:r>
+    </w:p>
+    <w:p>
+      <w:pPr>
+        <w:spacing w:before="0" w:after="0" w:line="269" w:lineRule="auto"/>
+        <w:ind w:left="180" w:hanging="180"/>
+        <w:snapToGrid w:val="0"/>
+      </w:pPr>
+      <w:r>
+        <w:rPr>
+          <w:rFonts w:ascii="맑은 고딕" w:hAnsi="맑은 고딕" w:eastAsia="맑은 고딕"/>
+          <w:b w:val="0"/>
+          <w:sz w:val="17"/>
+          <w:u w:val="none"/>
+        </w:rPr>
+        <w:t>⑤ Physical interaction with ordinary people increases as we gain more.</w:t>
       </w:r>
     </w:p>
     <w:p>
@@ -1738,7 +2220,7 @@
           <w:sz w:val="17"/>
           <w:u w:val="none"/>
         </w:rPr>
-        <w:t xml:space="preserve"> 윗글의 빈칸에 들어갈 말로 가장 적절한 것은? [2.9점]</w:t>
+        <w:t xml:space="preserve"> [A]와 [B]를 읽고 이해한 것으로 가장 적절한 것은? [3.2점]</w:t>
       </w:r>
     </w:p>
     <w:p>
@@ -1761,7 +2243,110 @@
           <w:sz w:val="17"/>
           <w:u w:val="none"/>
         </w:rPr>
-        <w:t>Sharing came easily to a species raised amid scarcity, and it still comes easily to those who have little: nomadic peoples with almost nothing will feed and shelter a stranger, knowing that they may be the stranger tomorrow. Ironically, ______________________________. Our appetite for more, together with less face-to-face contact with ordinary people, begins to blind us to how things really are.</w:t>
+        <w:t>[A] It's not just because they are nice people; it's because their survival depends on sharing, for they know that they may be the travelers in need of food and shelter another day. Ironically, the more we have, the bigger our fences, the more sophisticated our security to keep people away and the less we want to share.</w:t>
+      </w:r>
+    </w:p>
+    <w:p>
+      <w:pPr>
+        <w:spacing w:before="0" w:after="60" w:line="288" w:lineRule="auto"/>
+        <w:ind w:left="40"/>
+        <w:snapToGrid w:val="0"/>
+        <w:pBdr>
+          <w:top w:val="single" w:sz="4" w:space="2" w:color="6B7FB8"/>
+          <w:left w:val="single" w:sz="4" w:space="2" w:color="6B7FB8"/>
+          <w:bottom w:val="single" w:sz="4" w:space="2" w:color="6B7FB8"/>
+          <w:right w:val="single" w:sz="4" w:space="2" w:color="6B7FB8"/>
+        </w:pBdr>
+        <w:shd w:val="clear" w:color="auto" w:fill="EEF2FF"/>
+      </w:pPr>
+      <w:r>
+        <w:rPr>
+          <w:rFonts w:ascii="맑은 고딕" w:hAnsi="맑은 고딕" w:eastAsia="맑은 고딕"/>
+          <w:b w:val="0"/>
+          <w:sz w:val="17"/>
+          <w:u w:val="none"/>
+        </w:rPr>
+        <w:t>[B] In a small fishing village, a family that catches more fish than it needs gives the extra to its neighbors. Next week, the neighbors may be the lucky ones. In a large city, by contrast, people with full refrigerators often do not even know the names of the people living next door.</w:t>
+      </w:r>
+    </w:p>
+    <w:p>
+      <w:pPr>
+        <w:spacing w:before="0" w:after="0" w:line="269" w:lineRule="auto"/>
+        <w:ind w:left="180" w:hanging="180"/>
+        <w:snapToGrid w:val="0"/>
+      </w:pPr>
+      <w:r>
+        <w:rPr>
+          <w:rFonts w:ascii="맑은 고딕" w:hAnsi="맑은 고딕" w:eastAsia="맑은 고딕"/>
+          <w:b w:val="0"/>
+          <w:sz w:val="17"/>
+          <w:u w:val="none"/>
+        </w:rPr>
+        <w:t>① Both texts suggest that sharing is tied to mutual need and weakens when people have plenty and meet less.</w:t>
+      </w:r>
+    </w:p>
+    <w:p>
+      <w:pPr>
+        <w:spacing w:before="0" w:after="0" w:line="269" w:lineRule="auto"/>
+        <w:ind w:left="180" w:hanging="180"/>
+        <w:snapToGrid w:val="0"/>
+      </w:pPr>
+      <w:r>
+        <w:rPr>
+          <w:rFonts w:ascii="맑은 고딕" w:hAnsi="맑은 고딕" w:eastAsia="맑은 고딕"/>
+          <w:b w:val="0"/>
+          <w:sz w:val="17"/>
+          <w:u w:val="none"/>
+        </w:rPr>
+        <w:t>② [A] argues that wealthy people are kinder than poor people.</w:t>
+      </w:r>
+    </w:p>
+    <w:p>
+      <w:pPr>
+        <w:spacing w:before="0" w:after="0" w:line="269" w:lineRule="auto"/>
+        <w:ind w:left="180" w:hanging="180"/>
+        <w:snapToGrid w:val="0"/>
+      </w:pPr>
+      <w:r>
+        <w:rPr>
+          <w:rFonts w:ascii="맑은 고딕" w:hAnsi="맑은 고딕" w:eastAsia="맑은 고딕"/>
+          <w:b w:val="0"/>
+          <w:sz w:val="17"/>
+          <w:u w:val="none"/>
+        </w:rPr>
+        <w:t>③ [B] shows that city people share more because they have more food.</w:t>
+      </w:r>
+    </w:p>
+    <w:p>
+      <w:pPr>
+        <w:spacing w:before="0" w:after="0" w:line="269" w:lineRule="auto"/>
+        <w:ind w:left="180" w:hanging="180"/>
+        <w:snapToGrid w:val="0"/>
+      </w:pPr>
+      <w:r>
+        <w:rPr>
+          <w:rFonts w:ascii="맑은 고딕" w:hAnsi="맑은 고딕" w:eastAsia="맑은 고딕"/>
+          <w:b w:val="0"/>
+          <w:sz w:val="17"/>
+          <w:u w:val="none"/>
+        </w:rPr>
+        <w:t>④ Both texts claim that security systems are the main cause of hunger.</w:t>
+      </w:r>
+    </w:p>
+    <w:p>
+      <w:pPr>
+        <w:spacing w:before="0" w:after="0" w:line="269" w:lineRule="auto"/>
+        <w:ind w:left="180" w:hanging="180"/>
+        <w:snapToGrid w:val="0"/>
+      </w:pPr>
+      <w:r>
+        <w:rPr>
+          <w:rFonts w:ascii="맑은 고딕" w:hAnsi="맑은 고딕" w:eastAsia="맑은 고딕"/>
+          <w:b w:val="0"/>
+          <w:sz w:val="17"/>
+          <w:u w:val="none"/>
+        </w:rPr>
+        <w:t>⑤ [A] focuses on travel, while [B] focuses on fishing skills.</w:t>
       </w:r>
     </w:p>
     <w:p>
@@ -1786,7 +2371,25 @@
           <w:sz w:val="17"/>
           <w:u w:val="none"/>
         </w:rPr>
-        <w:t xml:space="preserve"> 윗글의 내용을 한 문장으로 요약하고자 한다. 빈칸 (A), (B)에 들어갈 말로 가장 적절한 것은? [2.8점]</w:t>
+        <w:t xml:space="preserve"> 윗글의 밑줄 친 </w:t>
+      </w:r>
+      <w:r>
+        <w:rPr>
+          <w:rFonts w:ascii="맑은 고딕" w:hAnsi="맑은 고딕" w:eastAsia="맑은 고딕"/>
+          <w:b w:val="0"/>
+          <w:sz w:val="17"/>
+          <w:u w:val="single"/>
+        </w:rPr>
+        <w:t>a disconnection or blindness to reality</w:t>
+      </w:r>
+      <w:r>
+        <w:rPr>
+          <w:rFonts w:ascii="맑은 고딕" w:hAnsi="맑은 고딕" w:eastAsia="맑은 고딕"/>
+          <w:b w:val="0"/>
+          <w:sz w:val="17"/>
+          <w:u w:val="none"/>
+        </w:rPr>
+        <w:t>가 의미하는 바로 가장 적절한 것은? [2.9점]</w:t>
       </w:r>
     </w:p>
     <w:p>
@@ -1809,44 +2412,48 @@
           <w:sz w:val="17"/>
           <w:u w:val="none"/>
         </w:rPr>
-        <w:t>Because our species was shaped by scarcity, having little makes us generous: nomadic tribes feed strangers not just from kindness but because their own lives may depend on the same favor one day. Having much does the opposite — fences rise, locks multiply, and the wish to give shrinks, until we lose sight of how ordinary people actually live.</w:t>
+        <w:t xml:space="preserve">For a species born in a time when resources were limited and dangers were great, our natural tendency to share and cooperate is complicated when resources are plenty and outside dangers are few. When we have less, we tend to be more open to sharing what we have. Certain nomadic tribes don't have much, yet they are happy to share because it is in their interest to do so. If you happen upon them in your travels, they will open up their homes and give you their food and hospitality. It's not just because they are nice people; it's because their survival depends on sharing, for they know that they may be the travelers in need of food and shelter another day. Ironically, the more we have, the bigger our fences, the more sophisticated our security to keep people away and the less we want to share. Our desire for more, combined with our decreased physical interaction with the “common folk,” starts to create </w:t>
+      </w:r>
+      <w:r>
+        <w:rPr>
+          <w:rFonts w:ascii="맑은 고딕" w:hAnsi="맑은 고딕" w:eastAsia="맑은 고딕"/>
+          <w:b w:val="0"/>
+          <w:sz w:val="17"/>
+          <w:u w:val="single"/>
+        </w:rPr>
+        <w:t>a disconnection or blindness to reality</w:t>
+      </w:r>
+      <w:r>
+        <w:rPr>
+          <w:rFonts w:ascii="맑은 고딕" w:hAnsi="맑은 고딕" w:eastAsia="맑은 고딕"/>
+          <w:b w:val="0"/>
+          <w:sz w:val="17"/>
+          <w:u w:val="none"/>
+        </w:rPr>
+        <w:t>.</w:t>
       </w:r>
     </w:p>
     <w:p>
       <w:pPr>
-        <w:spacing w:before="0" w:after="0" w:line="336" w:lineRule="auto"/>
-        <w:ind w:left="40"/>
+        <w:spacing w:before="0" w:after="0" w:line="269" w:lineRule="auto"/>
+        <w:ind w:left="180" w:hanging="180"/>
         <w:snapToGrid w:val="0"/>
-        <w:pBdr>
-          <w:top w:val="single" w:sz="4" w:space="2" w:color="555555"/>
-          <w:left w:val="single" w:sz="4" w:space="2" w:color="555555"/>
-          <w:bottom w:val="single" w:sz="4" w:space="2" w:color="555555"/>
-          <w:right w:val="single" w:sz="4" w:space="2" w:color="555555"/>
-        </w:pBdr>
-        <w:shd w:val="clear" w:color="auto" w:fill="FFFFFF"/>
-      </w:pPr>
-      <w:r>
-        <w:rPr>
-          <w:rFonts w:ascii="맑은 고딕" w:hAnsi="맑은 고딕" w:eastAsia="맑은 고딕"/>
-          <w:b/>
+      </w:pPr>
+      <w:r>
+        <w:rPr>
+          <w:rFonts w:ascii="맑은 고딕" w:hAnsi="맑은 고딕" w:eastAsia="맑은 고딕"/>
+          <w:b w:val="0"/>
           <w:sz w:val="17"/>
           <w:u w:val="none"/>
         </w:rPr>
-        <w:t>조건 · 보기</w:t>
+        <w:t>① a medical problem that damages people's eyesight</w:t>
       </w:r>
     </w:p>
     <w:p>
       <w:pPr>
-        <w:spacing w:before="0" w:after="60" w:line="336" w:lineRule="auto"/>
-        <w:ind w:left="40"/>
+        <w:spacing w:before="0" w:after="0" w:line="269" w:lineRule="auto"/>
+        <w:ind w:left="180" w:hanging="180"/>
         <w:snapToGrid w:val="0"/>
-        <w:pBdr>
-          <w:top w:val="single" w:sz="4" w:space="2" w:color="555555"/>
-          <w:left w:val="single" w:sz="4" w:space="2" w:color="555555"/>
-          <w:bottom w:val="single" w:sz="4" w:space="2" w:color="555555"/>
-          <w:right w:val="single" w:sz="4" w:space="2" w:color="555555"/>
-        </w:pBdr>
-        <w:shd w:val="clear" w:color="auto" w:fill="FFFFFF"/>
       </w:pPr>
       <w:r>
         <w:rPr>
@@ -1855,7 +2462,55 @@
           <w:sz w:val="17"/>
           <w:u w:val="none"/>
         </w:rPr>
-        <w:t>People who have (A)__________ tend to share readily because sharing serves their own (B)__________, whereas growing wealth pushes them to shut others out.</w:t>
+        <w:t>② a refusal to travel to other countries</w:t>
+      </w:r>
+    </w:p>
+    <w:p>
+      <w:pPr>
+        <w:spacing w:before="0" w:after="0" w:line="269" w:lineRule="auto"/>
+        <w:ind w:left="180" w:hanging="180"/>
+        <w:snapToGrid w:val="0"/>
+      </w:pPr>
+      <w:r>
+        <w:rPr>
+          <w:rFonts w:ascii="맑은 고딕" w:hAnsi="맑은 고딕" w:eastAsia="맑은 고딕"/>
+          <w:b w:val="0"/>
+          <w:sz w:val="17"/>
+          <w:u w:val="none"/>
+        </w:rPr>
+        <w:t>③ a strong desire to help ordinary people</w:t>
+      </w:r>
+    </w:p>
+    <w:p>
+      <w:pPr>
+        <w:spacing w:before="0" w:after="0" w:line="269" w:lineRule="auto"/>
+        <w:ind w:left="180" w:hanging="180"/>
+        <w:snapToGrid w:val="0"/>
+      </w:pPr>
+      <w:r>
+        <w:rPr>
+          <w:rFonts w:ascii="맑은 고딕" w:hAnsi="맑은 고딕" w:eastAsia="맑은 고딕"/>
+          <w:b w:val="0"/>
+          <w:sz w:val="17"/>
+          <w:u w:val="none"/>
+        </w:rPr>
+        <w:t>④ a failure to see how others actually live and what they need</w:t>
+      </w:r>
+    </w:p>
+    <w:p>
+      <w:pPr>
+        <w:spacing w:before="0" w:after="0" w:line="269" w:lineRule="auto"/>
+        <w:ind w:left="180" w:hanging="180"/>
+        <w:snapToGrid w:val="0"/>
+      </w:pPr>
+      <w:r>
+        <w:rPr>
+          <w:rFonts w:ascii="맑은 고딕" w:hAnsi="맑은 고딕" w:eastAsia="맑은 고딕"/>
+          <w:b w:val="0"/>
+          <w:sz w:val="17"/>
+          <w:u w:val="none"/>
+        </w:rPr>
+        <w:t>⑤ a careful plan to protect one's property</w:t>
       </w:r>
     </w:p>
     <w:p>
@@ -1880,25 +2535,25 @@
           <w:sz w:val="17"/>
           <w:u w:val="none"/>
         </w:rPr>
-        <w:t xml:space="preserve"> 윗글의 내용과 일치하는 것을 &lt;보기&gt;에서 </w:t>
-      </w:r>
-      <w:r>
-        <w:rPr>
-          <w:rFonts w:ascii="맑은 고딕" w:hAnsi="맑은 고딕" w:eastAsia="맑은 고딕"/>
-          <w:b/>
-          <w:sz w:val="17"/>
-          <w:u w:val="none"/>
-        </w:rPr>
-        <w:t>있는 대로</w:t>
+        <w:t xml:space="preserve"> 다음 글에서 전체 흐름과 관계 </w:t>
       </w:r>
       <w:r>
         <w:rPr>
           <w:rFonts w:ascii="맑은 고딕" w:hAnsi="맑은 고딕" w:eastAsia="맑은 고딕"/>
           <w:b w:val="0"/>
           <w:sz w:val="17"/>
-          <w:u w:val="none"/>
-        </w:rPr>
-        <w:t xml:space="preserve"> 고른 것은? (부분 점수 없음) [3.0점]</w:t>
+          <w:u w:val="single"/>
+        </w:rPr>
+        <w:t>없는</w:t>
+      </w:r>
+      <w:r>
+        <w:rPr>
+          <w:rFonts w:ascii="맑은 고딕" w:hAnsi="맑은 고딕" w:eastAsia="맑은 고딕"/>
+          <w:b w:val="0"/>
+          <w:sz w:val="17"/>
+          <w:u w:val="none"/>
+        </w:rPr>
+        <w:t xml:space="preserve"> 문장은? [3.0점]</w:t>
       </w:r>
     </w:p>
     <w:p>
@@ -1921,12 +2576,13 @@
           <w:sz w:val="17"/>
           <w:u w:val="none"/>
         </w:rPr>
-        <w:t>Scarcity makes people more open to sharing what they have. Nomadic tribes with little to spare still welcome travelers, and they do it because it pays: their own survival rests on sharing, since they may be the travelers in need some other day. Wealth tends to work the other way, raising fences and lowering the wish to give, while shrinking contact with ordinary people can feed a blindness to reality.</w:t>
+        <w:t>When we have less, we tend to be more open to sharing what we have. ① Certain nomadic tribes don't have much, yet they are happy to share because it is in their interest to do so. ② Many nomadic tribes raise camels, which can survive for days without water. ③ If you happen upon them in your travels, they will open up their homes and give you their food and hospitality. ④ It's not just because they are nice people; it's because their survival depends on sharing. ⑤ Ironically, the more we have, the bigger our fences and the less we want to share.</w:t>
       </w:r>
     </w:p>
     <w:p>
       <w:pPr>
-        <w:spacing w:before="0" w:after="40" w:line="360" w:lineRule="auto"/>
+        <w:spacing w:before="0" w:after="20" w:line="276" w:lineRule="auto"/>
+        <w:ind w:left="80"/>
         <w:snapToGrid w:val="0"/>
       </w:pPr>
       <w:r>
@@ -1936,67 +2592,25 @@
           <w:sz w:val="17"/>
           <w:u w:val="none"/>
         </w:rPr>
-        <w:t>ⓐ Scarcity makes people more open to sharing what they have.</w:t>
+        <w:t>① ①    ② ②    ③ ③    ④ ④    ⑤ ⑤</w:t>
       </w:r>
     </w:p>
     <w:p>
       <w:pPr>
-        <w:spacing w:before="0" w:after="40" w:line="360" w:lineRule="auto"/>
+        <w:keepNext/>
+        <w:spacing w:before="80" w:after="40" w:line="276" w:lineRule="auto"/>
         <w:snapToGrid w:val="0"/>
-      </w:pPr>
-      <w:r>
-        <w:rPr>
-          <w:rFonts w:ascii="맑은 고딕" w:hAnsi="맑은 고딕" w:eastAsia="맑은 고딕"/>
-          <w:b w:val="0"/>
+        <w:shd w:val="clear" w:color="auto" w:fill="8A3A12"/>
+      </w:pPr>
+      <w:r>
+        <w:rPr>
+          <w:rFonts w:ascii="맑은 고딕" w:hAnsi="맑은 고딕" w:eastAsia="맑은 고딕"/>
+          <w:b/>
+          <w:color w:val="FFFFFF"/>
           <w:sz w:val="17"/>
           <w:u w:val="none"/>
         </w:rPr>
-        <w:t>ⓑ Nomadic tribes share only because they are naturally kind.</w:t>
-      </w:r>
-    </w:p>
-    <w:p>
-      <w:pPr>
-        <w:spacing w:before="0" w:after="40" w:line="360" w:lineRule="auto"/>
-        <w:snapToGrid w:val="0"/>
-      </w:pPr>
-      <w:r>
-        <w:rPr>
-          <w:rFonts w:ascii="맑은 고딕" w:hAnsi="맑은 고딕" w:eastAsia="맑은 고딕"/>
-          <w:b w:val="0"/>
-          <w:sz w:val="17"/>
-          <w:u w:val="none"/>
-        </w:rPr>
-        <w:t>ⓒ The tribes know they may themselves need help on some other day.</w:t>
-      </w:r>
-    </w:p>
-    <w:p>
-      <w:pPr>
-        <w:spacing w:before="0" w:after="40" w:line="360" w:lineRule="auto"/>
-        <w:snapToGrid w:val="0"/>
-      </w:pPr>
-      <w:r>
-        <w:rPr>
-          <w:rFonts w:ascii="맑은 고딕" w:hAnsi="맑은 고딕" w:eastAsia="맑은 고딕"/>
-          <w:b w:val="0"/>
-          <w:sz w:val="17"/>
-          <w:u w:val="none"/>
-        </w:rPr>
-        <w:t>ⓓ Wealth always removes every wish to give.</w:t>
-      </w:r>
-    </w:p>
-    <w:p>
-      <w:pPr>
-        <w:spacing w:before="0" w:after="40" w:line="360" w:lineRule="auto"/>
-        <w:snapToGrid w:val="0"/>
-      </w:pPr>
-      <w:r>
-        <w:rPr>
-          <w:rFonts w:ascii="맑은 고딕" w:hAnsi="맑은 고딕" w:eastAsia="맑은 고딕"/>
-          <w:b w:val="0"/>
-          <w:sz w:val="17"/>
-          <w:u w:val="none"/>
-        </w:rPr>
-        <w:t>ⓔ Less contact with ordinary people can feed a blindness to reality.</w:t>
+        <w:t>서답형  30-서1 ~ 30-서2</w:t>
       </w:r>
     </w:p>
     <w:p>
@@ -2012,7 +2626,7 @@
           <w:sz w:val="17"/>
           <w:u w:val="none"/>
         </w:rPr>
-        <w:t>30-8.</w:t>
+        <w:t>30-서1.</w:t>
       </w:r>
       <w:r>
         <w:rPr>
@@ -2021,25 +2635,25 @@
           <w:sz w:val="17"/>
           <w:u w:val="none"/>
         </w:rPr>
-        <w:t xml:space="preserve"> &lt;A&gt;와 &lt;B&gt;에 대한 설명으로 적절하지 </w:t>
-      </w:r>
-      <w:r>
-        <w:rPr>
-          <w:rFonts w:ascii="맑은 고딕" w:hAnsi="맑은 고딕" w:eastAsia="맑은 고딕"/>
-          <w:b/>
-          <w:sz w:val="17"/>
-          <w:u w:val="none"/>
-        </w:rPr>
-        <w:t>않은</w:t>
+        <w:t xml:space="preserve"> 다음 글의 내용을 요약하고자 한다. 빈칸 (1)~(3)에 들어갈 말을 본문에서 찾아 </w:t>
       </w:r>
       <w:r>
         <w:rPr>
           <w:rFonts w:ascii="맑은 고딕" w:hAnsi="맑은 고딕" w:eastAsia="맑은 고딕"/>
           <w:b w:val="0"/>
           <w:sz w:val="17"/>
-          <w:u w:val="none"/>
-        </w:rPr>
-        <w:t xml:space="preserve"> 것은? [2.9점]</w:t>
+          <w:u w:val="single"/>
+        </w:rPr>
+        <w:t>반드시 변형하여</w:t>
+      </w:r>
+      <w:r>
+        <w:rPr>
+          <w:rFonts w:ascii="맑은 고딕" w:hAnsi="맑은 고딕" w:eastAsia="맑은 고딕"/>
+          <w:b w:val="0"/>
+          <w:sz w:val="17"/>
+          <w:u w:val="none"/>
+        </w:rPr>
+        <w:t xml:space="preserve"> 쓰시오. (한 칸에 한 단어) [각 1점, 총 3점] [3.0점]</w:t>
       </w:r>
     </w:p>
     <w:p>
@@ -2062,7 +2676,139 @@
           <w:sz w:val="17"/>
           <w:u w:val="none"/>
         </w:rPr>
-        <w:t>&lt;A&gt;  Because our species was shaped by scarcity, having little makes us generous: nomadic tribes feed strangers not just from kindness but because their own lives may depend on the same favor one day. Having much does the opposite — fences rise, locks multiply, and the wish to give shrinks, until we lose sight of how ordinary people actually live.</w:t>
+        <w:t>For a species born in a time when resources were limited and dangers were great, our natural tendency to share and cooperate is complicated when resources are plenty and outside dangers are few. When we have less, we tend to be more open to sharing what we have. Certain nomadic tribes don't have much, yet they are happy to share because it is in their interest to do so. If you happen upon them in your travels, they will open up their homes and give you their food and hospitality. It's not just because they are nice people; it's because their survival depends on sharing, for they know that they may be the travelers in need of food and shelter another day. Ironically, the more we have, the bigger our fences, the more sophisticated our security to keep people away and the less we want to share. Our desire for more, combined with our decreased physical interaction with the “common folk,” starts to create a disconnection or blindness to reality.</w:t>
+      </w:r>
+    </w:p>
+    <w:p>
+      <w:pPr>
+        <w:spacing w:before="0" w:after="60" w:line="288" w:lineRule="auto"/>
+        <w:ind w:left="40"/>
+        <w:snapToGrid w:val="0"/>
+        <w:pBdr>
+          <w:top w:val="single" w:sz="4" w:space="2" w:color="C99B4E"/>
+          <w:left w:val="single" w:sz="4" w:space="2" w:color="C99B4E"/>
+          <w:bottom w:val="single" w:sz="4" w:space="2" w:color="C99B4E"/>
+          <w:right w:val="single" w:sz="4" w:space="2" w:color="C99B4E"/>
+        </w:pBdr>
+        <w:shd w:val="clear" w:color="auto" w:fill="FFF8E1"/>
+      </w:pPr>
+      <w:r>
+        <w:rPr>
+          <w:rFonts w:ascii="맑은 고딕" w:hAnsi="맑은 고딕" w:eastAsia="맑은 고딕"/>
+          <w:b w:val="0"/>
+          <w:sz w:val="17"/>
+          <w:u w:val="none"/>
+        </w:rPr>
+        <w:t>Sharing grows out of mutual (1) ________: people with little help one another in order to (2) ________, but as their wealth grows, they (3) ________ less with ordinary people and become blind to reality.</w:t>
+      </w:r>
+    </w:p>
+    <w:p>
+      <w:pPr>
+        <w:spacing w:before="0" w:after="0" w:line="288" w:lineRule="auto"/>
+        <w:ind w:left="40"/>
+        <w:snapToGrid w:val="0"/>
+        <w:pBdr>
+          <w:top w:val="single" w:sz="4" w:space="2" w:color="9B6BD0"/>
+          <w:left w:val="single" w:sz="4" w:space="2" w:color="9B6BD0"/>
+          <w:bottom w:val="single" w:sz="4" w:space="2" w:color="9B6BD0"/>
+          <w:right w:val="single" w:sz="4" w:space="2" w:color="9B6BD0"/>
+        </w:pBdr>
+        <w:shd w:val="clear" w:color="auto" w:fill="FAF5FF"/>
+      </w:pPr>
+      <w:r>
+        <w:rPr>
+          <w:rFonts w:ascii="맑은 고딕" w:hAnsi="맑은 고딕" w:eastAsia="맑은 고딕"/>
+          <w:b/>
+          <w:sz w:val="17"/>
+          <w:u w:val="none"/>
+        </w:rPr>
+        <w:t>&lt;조 건&gt;</w:t>
+      </w:r>
+    </w:p>
+    <w:p>
+      <w:pPr>
+        <w:spacing w:before="0" w:after="0" w:line="288" w:lineRule="auto"/>
+        <w:ind w:left="40"/>
+        <w:snapToGrid w:val="0"/>
+        <w:pBdr>
+          <w:top w:val="single" w:sz="4" w:space="2" w:color="9B6BD0"/>
+          <w:left w:val="single" w:sz="4" w:space="2" w:color="9B6BD0"/>
+          <w:bottom w:val="single" w:sz="4" w:space="2" w:color="9B6BD0"/>
+          <w:right w:val="single" w:sz="4" w:space="2" w:color="9B6BD0"/>
+        </w:pBdr>
+        <w:shd w:val="clear" w:color="auto" w:fill="FAF5FF"/>
+      </w:pPr>
+      <w:r>
+        <w:rPr>
+          <w:rFonts w:ascii="맑은 고딕" w:hAnsi="맑은 고딕" w:eastAsia="맑은 고딕"/>
+          <w:b w:val="0"/>
+          <w:sz w:val="17"/>
+          <w:u w:val="none"/>
+        </w:rPr>
+        <w:t>1. 본문의 단어를 반드시 변형(품사·어형)하여 쓸 것 — 본문 형태 그대로 쓰면 0점</w:t>
+      </w:r>
+    </w:p>
+    <w:p>
+      <w:pPr>
+        <w:spacing w:before="0" w:after="60" w:line="288" w:lineRule="auto"/>
+        <w:ind w:left="40"/>
+        <w:snapToGrid w:val="0"/>
+        <w:pBdr>
+          <w:top w:val="single" w:sz="4" w:space="2" w:color="9B6BD0"/>
+          <w:left w:val="single" w:sz="4" w:space="2" w:color="9B6BD0"/>
+          <w:bottom w:val="single" w:sz="4" w:space="2" w:color="9B6BD0"/>
+          <w:right w:val="single" w:sz="4" w:space="2" w:color="9B6BD0"/>
+        </w:pBdr>
+        <w:shd w:val="clear" w:color="auto" w:fill="FAF5FF"/>
+      </w:pPr>
+      <w:r>
+        <w:rPr>
+          <w:rFonts w:ascii="맑은 고딕" w:hAnsi="맑은 고딕" w:eastAsia="맑은 고딕"/>
+          <w:b w:val="0"/>
+          <w:sz w:val="17"/>
+          <w:u w:val="none"/>
+        </w:rPr>
+        <w:t>2. 답안지에 소문항 번호를 정확하게 기입할 것  예) 1-(1) 1-(2) 1-(3)</w:t>
+      </w:r>
+    </w:p>
+    <w:p>
+      <w:pPr>
+        <w:spacing w:before="0" w:after="40" w:line="360" w:lineRule="auto"/>
+        <w:snapToGrid w:val="0"/>
+      </w:pPr>
+      <w:r>
+        <w:rPr>
+          <w:rFonts w:ascii="맑은 고딕" w:hAnsi="맑은 고딕" w:eastAsia="맑은 고딕"/>
+          <w:b w:val="0"/>
+          <w:sz w:val="17"/>
+          <w:u w:val="none"/>
+        </w:rPr>
+        <w:t>(1) ______________   (2) ______________   (3) ______________</w:t>
+      </w:r>
+    </w:p>
+    <w:p>
+      <w:pPr>
+        <w:keepNext/>
+        <w:spacing w:before="80" w:after="20" w:line="276" w:lineRule="auto"/>
+        <w:snapToGrid w:val="0"/>
+      </w:pPr>
+      <w:r>
+        <w:rPr>
+          <w:rFonts w:ascii="맑은 고딕" w:hAnsi="맑은 고딕" w:eastAsia="맑은 고딕"/>
+          <w:b/>
+          <w:sz w:val="17"/>
+          <w:u w:val="none"/>
+        </w:rPr>
+        <w:t>30-서2.</w:t>
+      </w:r>
+      <w:r>
+        <w:rPr>
+          <w:rFonts w:ascii="맑은 고딕" w:hAnsi="맑은 고딕" w:eastAsia="맑은 고딕"/>
+          <w:b w:val="0"/>
+          <w:sz w:val="17"/>
+          <w:u w:val="none"/>
+        </w:rPr>
+        <w:t xml:space="preserve"> 다음 글의 밑줄 친 문장과 같은 뜻이 되도록 &lt;보기&gt;의 표현을 모두 사용하여 &lt;조건&gt;에 맞게 영작하시오. [3점] [3.0점]</w:t>
       </w:r>
     </w:p>
     <w:p>
@@ -2078,6 +2824,275 @@
         </w:pBdr>
         <w:shd w:val="clear" w:color="auto" w:fill="F6F3EA"/>
       </w:pPr>
+      <w:r>
+        <w:rPr>
+          <w:rFonts w:ascii="맑은 고딕" w:hAnsi="맑은 고딕" w:eastAsia="맑은 고딕"/>
+          <w:b w:val="0"/>
+          <w:sz w:val="17"/>
+          <w:u w:val="none"/>
+        </w:rPr>
+        <w:t xml:space="preserve">We are happy to share when we have little. </w:t>
+      </w:r>
+      <w:r>
+        <w:rPr>
+          <w:rFonts w:ascii="맑은 고딕" w:hAnsi="맑은 고딕" w:eastAsia="맑은 고딕"/>
+          <w:b w:val="0"/>
+          <w:sz w:val="17"/>
+          <w:u w:val="single"/>
+        </w:rPr>
+        <w:t>As we have more, our fences become bigger and we want to share less.</w:t>
+      </w:r>
+    </w:p>
+    <w:p>
+      <w:pPr>
+        <w:spacing w:before="0" w:after="60" w:line="288" w:lineRule="auto"/>
+        <w:ind w:left="40"/>
+        <w:snapToGrid w:val="0"/>
+        <w:pBdr>
+          <w:top w:val="single" w:sz="4" w:space="2" w:color="9B6BD0"/>
+          <w:left w:val="single" w:sz="4" w:space="2" w:color="9B6BD0"/>
+          <w:bottom w:val="single" w:sz="4" w:space="2" w:color="9B6BD0"/>
+          <w:right w:val="single" w:sz="4" w:space="2" w:color="9B6BD0"/>
+        </w:pBdr>
+        <w:shd w:val="clear" w:color="auto" w:fill="FAF5FF"/>
+      </w:pPr>
+      <w:r>
+        <w:rPr>
+          <w:rFonts w:ascii="맑은 고딕" w:hAnsi="맑은 고딕" w:eastAsia="맑은 고딕"/>
+          <w:b/>
+          <w:sz w:val="17"/>
+          <w:u w:val="none"/>
+        </w:rPr>
+        <w:t>&lt;보 기&gt;</w:t>
+      </w:r>
+      <w:r>
+        <w:rPr>
+          <w:rFonts w:ascii="맑은 고딕" w:hAnsi="맑은 고딕" w:eastAsia="맑은 고딕"/>
+          <w:b w:val="0"/>
+          <w:sz w:val="17"/>
+          <w:u w:val="none"/>
+        </w:rPr>
+        <w:t xml:space="preserve"> the more / we / have / the bigger / our fences / become / and / the less / we / want / to share</w:t>
+      </w:r>
+    </w:p>
+    <w:p>
+      <w:pPr>
+        <w:spacing w:before="0" w:after="0" w:line="288" w:lineRule="auto"/>
+        <w:ind w:left="40"/>
+        <w:snapToGrid w:val="0"/>
+        <w:pBdr>
+          <w:top w:val="single" w:sz="4" w:space="2" w:color="9B6BD0"/>
+          <w:left w:val="single" w:sz="4" w:space="2" w:color="9B6BD0"/>
+          <w:bottom w:val="single" w:sz="4" w:space="2" w:color="9B6BD0"/>
+          <w:right w:val="single" w:sz="4" w:space="2" w:color="9B6BD0"/>
+        </w:pBdr>
+        <w:shd w:val="clear" w:color="auto" w:fill="FAF5FF"/>
+      </w:pPr>
+      <w:r>
+        <w:rPr>
+          <w:rFonts w:ascii="맑은 고딕" w:hAnsi="맑은 고딕" w:eastAsia="맑은 고딕"/>
+          <w:b/>
+          <w:sz w:val="17"/>
+          <w:u w:val="none"/>
+        </w:rPr>
+        <w:t>&lt;조 건&gt;</w:t>
+      </w:r>
+    </w:p>
+    <w:p>
+      <w:pPr>
+        <w:spacing w:before="0" w:after="0" w:line="288" w:lineRule="auto"/>
+        <w:ind w:left="40"/>
+        <w:snapToGrid w:val="0"/>
+        <w:pBdr>
+          <w:top w:val="single" w:sz="4" w:space="2" w:color="9B6BD0"/>
+          <w:left w:val="single" w:sz="4" w:space="2" w:color="9B6BD0"/>
+          <w:bottom w:val="single" w:sz="4" w:space="2" w:color="9B6BD0"/>
+          <w:right w:val="single" w:sz="4" w:space="2" w:color="9B6BD0"/>
+        </w:pBdr>
+        <w:shd w:val="clear" w:color="auto" w:fill="FAF5FF"/>
+      </w:pPr>
+      <w:r>
+        <w:rPr>
+          <w:rFonts w:ascii="맑은 고딕" w:hAnsi="맑은 고딕" w:eastAsia="맑은 고딕"/>
+          <w:b w:val="0"/>
+          <w:sz w:val="17"/>
+          <w:u w:val="none"/>
+        </w:rPr>
+        <w:t>1. &lt;보기&gt;의 표현을 모두 한 번씩만 사용할 것</w:t>
+      </w:r>
+    </w:p>
+    <w:p>
+      <w:pPr>
+        <w:spacing w:before="0" w:after="0" w:line="288" w:lineRule="auto"/>
+        <w:ind w:left="40"/>
+        <w:snapToGrid w:val="0"/>
+        <w:pBdr>
+          <w:top w:val="single" w:sz="4" w:space="2" w:color="9B6BD0"/>
+          <w:left w:val="single" w:sz="4" w:space="2" w:color="9B6BD0"/>
+          <w:bottom w:val="single" w:sz="4" w:space="2" w:color="9B6BD0"/>
+          <w:right w:val="single" w:sz="4" w:space="2" w:color="9B6BD0"/>
+        </w:pBdr>
+        <w:shd w:val="clear" w:color="auto" w:fill="FAF5FF"/>
+      </w:pPr>
+      <w:r>
+        <w:rPr>
+          <w:rFonts w:ascii="맑은 고딕" w:hAnsi="맑은 고딕" w:eastAsia="맑은 고딕"/>
+          <w:b w:val="0"/>
+          <w:sz w:val="17"/>
+          <w:u w:val="none"/>
+        </w:rPr>
+        <w:t>2. 어형을 바꾸지 말고 다른 단어를 추가하지 말 것</w:t>
+      </w:r>
+    </w:p>
+    <w:p>
+      <w:pPr>
+        <w:spacing w:before="0" w:after="0" w:line="288" w:lineRule="auto"/>
+        <w:ind w:left="40"/>
+        <w:snapToGrid w:val="0"/>
+        <w:pBdr>
+          <w:top w:val="single" w:sz="4" w:space="2" w:color="9B6BD0"/>
+          <w:left w:val="single" w:sz="4" w:space="2" w:color="9B6BD0"/>
+          <w:bottom w:val="single" w:sz="4" w:space="2" w:color="9B6BD0"/>
+          <w:right w:val="single" w:sz="4" w:space="2" w:color="9B6BD0"/>
+        </w:pBdr>
+        <w:shd w:val="clear" w:color="auto" w:fill="FAF5FF"/>
+      </w:pPr>
+      <w:r>
+        <w:rPr>
+          <w:rFonts w:ascii="맑은 고딕" w:hAnsi="맑은 고딕" w:eastAsia="맑은 고딕"/>
+          <w:b w:val="0"/>
+          <w:sz w:val="17"/>
+          <w:u w:val="none"/>
+        </w:rPr>
+        <w:t>3. ‘The more’로 시작하는 ‘the 비교급 ~, the 비교급 …’ 구문으로 쓸 것</w:t>
+      </w:r>
+    </w:p>
+    <w:p>
+      <w:pPr>
+        <w:spacing w:before="0" w:after="0" w:line="288" w:lineRule="auto"/>
+        <w:ind w:left="40"/>
+        <w:snapToGrid w:val="0"/>
+        <w:pBdr>
+          <w:top w:val="single" w:sz="4" w:space="2" w:color="9B6BD0"/>
+          <w:left w:val="single" w:sz="4" w:space="2" w:color="9B6BD0"/>
+          <w:bottom w:val="single" w:sz="4" w:space="2" w:color="9B6BD0"/>
+          <w:right w:val="single" w:sz="4" w:space="2" w:color="9B6BD0"/>
+        </w:pBdr>
+        <w:shd w:val="clear" w:color="auto" w:fill="FAF5FF"/>
+      </w:pPr>
+      <w:r>
+        <w:rPr>
+          <w:rFonts w:ascii="맑은 고딕" w:hAnsi="맑은 고딕" w:eastAsia="맑은 고딕"/>
+          <w:b w:val="0"/>
+          <w:sz w:val="17"/>
+          <w:u w:val="none"/>
+        </w:rPr>
+        <w:t>4. 총 16단어로 쓸 것</w:t>
+      </w:r>
+    </w:p>
+    <w:p>
+      <w:pPr>
+        <w:spacing w:before="0" w:after="60" w:line="288" w:lineRule="auto"/>
+        <w:ind w:left="40"/>
+        <w:snapToGrid w:val="0"/>
+        <w:pBdr>
+          <w:top w:val="single" w:sz="4" w:space="2" w:color="9B6BD0"/>
+          <w:left w:val="single" w:sz="4" w:space="2" w:color="9B6BD0"/>
+          <w:bottom w:val="single" w:sz="4" w:space="2" w:color="9B6BD0"/>
+          <w:right w:val="single" w:sz="4" w:space="2" w:color="9B6BD0"/>
+        </w:pBdr>
+        <w:shd w:val="clear" w:color="auto" w:fill="FAF5FF"/>
+      </w:pPr>
+      <w:r>
+        <w:rPr>
+          <w:rFonts w:ascii="맑은 고딕" w:hAnsi="맑은 고딕" w:eastAsia="맑은 고딕"/>
+          <w:b w:val="0"/>
+          <w:sz w:val="17"/>
+          <w:u w:val="none"/>
+        </w:rPr>
+        <w:t>5. 답안지에 소문항 번호를 정확하게 기입할 것</w:t>
+      </w:r>
+    </w:p>
+    <w:p>
+      <w:pPr>
+        <w:spacing w:before="0" w:after="40" w:line="360" w:lineRule="auto"/>
+        <w:snapToGrid w:val="0"/>
+      </w:pPr>
+      <w:r>
+        <w:rPr>
+          <w:rFonts w:ascii="맑은 고딕" w:hAnsi="맑은 고딕" w:eastAsia="맑은 고딕"/>
+          <w:b w:val="0"/>
+          <w:sz w:val="17"/>
+          <w:u w:val="none"/>
+        </w:rPr>
+        <w:t>⇒ The more ______________________________________________________________ .</w:t>
+      </w:r>
+    </w:p>
+    <w:p>
+      <w:pPr>
+        <w:keepNext/>
+        <w:spacing w:before="80" w:after="40" w:line="276" w:lineRule="auto"/>
+        <w:snapToGrid w:val="0"/>
+        <w:shd w:val="clear" w:color="auto" w:fill="6B21A8"/>
+      </w:pPr>
+      <w:r>
+        <w:rPr>
+          <w:rFonts w:ascii="맑은 고딕" w:hAnsi="맑은 고딕" w:eastAsia="맑은 고딕"/>
+          <w:b/>
+          <w:color w:val="FFFFFF"/>
+          <w:sz w:val="17"/>
+          <w:u w:val="none"/>
+        </w:rPr>
+        <w:t>[지문 구조]  ※ 앞 문항을 모두 푼 뒤에 풀 것</w:t>
+      </w:r>
+    </w:p>
+    <w:p>
+      <w:pPr>
+        <w:keepNext/>
+        <w:spacing w:before="80" w:after="20" w:line="276" w:lineRule="auto"/>
+        <w:snapToGrid w:val="0"/>
+      </w:pPr>
+      <w:r>
+        <w:rPr>
+          <w:rFonts w:ascii="맑은 고딕" w:hAnsi="맑은 고딕" w:eastAsia="맑은 고딕"/>
+          <w:b/>
+          <w:sz w:val="17"/>
+          <w:u w:val="none"/>
+        </w:rPr>
+        <w:t>30-8.</w:t>
+      </w:r>
+      <w:r>
+        <w:rPr>
+          <w:rFonts w:ascii="맑은 고딕" w:hAnsi="맑은 고딕" w:eastAsia="맑은 고딕"/>
+          <w:b w:val="0"/>
+          <w:sz w:val="17"/>
+          <w:u w:val="none"/>
+        </w:rPr>
+        <w:t xml:space="preserve"> 글의 흐름으로 보아, 주어진 문장이 들어가기에 가장 적절한 곳은? [2.7점]</w:t>
+      </w:r>
+    </w:p>
+    <w:p>
+      <w:pPr>
+        <w:spacing w:before="0" w:after="60" w:line="288" w:lineRule="auto"/>
+        <w:ind w:left="40"/>
+        <w:snapToGrid w:val="0"/>
+        <w:pBdr>
+          <w:top w:val="single" w:sz="4" w:space="2" w:color="C99B4E"/>
+          <w:left w:val="single" w:sz="4" w:space="2" w:color="C99B4E"/>
+          <w:bottom w:val="single" w:sz="4" w:space="2" w:color="C99B4E"/>
+          <w:right w:val="single" w:sz="4" w:space="2" w:color="C99B4E"/>
+        </w:pBdr>
+        <w:shd w:val="clear" w:color="auto" w:fill="FFF8E1"/>
+      </w:pPr>
+      <w:r>
+        <w:rPr>
+          <w:rFonts w:ascii="맑은 고딕" w:hAnsi="맑은 고딕" w:eastAsia="맑은 고딕"/>
+          <w:b w:val="0"/>
+          <w:sz w:val="17"/>
+          <w:u w:val="none"/>
+        </w:rPr>
+        <w:t>If you happen upon them in your travels, they will open up their homes and give you their food and hospitality.</w:t>
+      </w:r>
     </w:p>
     <w:p>
       <w:pPr>
@@ -2099,24 +3114,15 @@
           <w:sz w:val="17"/>
           <w:u w:val="none"/>
         </w:rPr>
-        <w:t>&lt;B&gt;  A survey of charitable giving found that households in the lowest income bracket gave away a larger share of their income than those in the highest, although the wealthy gave more in absolute terms. The gap in generosity narrowed sharply when wealthy respondents lived in mixed-income neighborhoods rather than gated communities, suggesting that daily contact with people of modest means, not income itself, shapes the habit of giving.</w:t>
+        <w:t>For a species born in a time when resources were limited and dangers were great, our natural tendency to share and cooperate is complicated when resources are plenty and outside dangers are few. ( ① ) When we have less, we tend to be more open to sharing what we have. ( ② ) Certain nomadic tribes don't have much, yet they are happy to share because it is in their interest to do so. ( ③ ) It's not just because they are nice people; it's because their survival depends on sharing, for they know that they may be the travelers in need of food and shelter another day. ( ④ ) Ironically, the more we have, the bigger our fences, the more sophisticated our security to keep people away and the less we want to share. ( ⑤ ) Our desire for more, combined with our decreased physical interaction with the “common folk,” starts to create a disconnection or blindness to reality.</w:t>
       </w:r>
     </w:p>
     <w:p>
       <w:pPr>
-        <w:keepNext/>
-        <w:spacing w:before="80" w:after="20" w:line="276" w:lineRule="auto"/>
+        <w:spacing w:before="0" w:after="20" w:line="276" w:lineRule="auto"/>
+        <w:ind w:left="80"/>
         <w:snapToGrid w:val="0"/>
       </w:pPr>
-      <w:r>
-        <w:rPr>
-          <w:rFonts w:ascii="맑은 고딕" w:hAnsi="맑은 고딕" w:eastAsia="맑은 고딕"/>
-          <w:b/>
-          <w:sz w:val="17"/>
-          <w:u w:val="none"/>
-        </w:rPr>
-        <w:t>30-추1.</w:t>
-      </w:r>
       <w:r>
         <w:rPr>
           <w:rFonts w:ascii="맑은 고딕" w:hAnsi="맑은 고딕" w:eastAsia="맑은 고딕"/>
@@ -2124,919 +3130,7 @@
           <w:sz w:val="17"/>
           <w:u w:val="none"/>
         </w:rPr>
-        <w:t xml:space="preserve"> 윗글의 요약문을 완성하시오. &lt;보기&gt;에서 알맞은 단어를 골라 </w:t>
-      </w:r>
-      <w:r>
-        <w:rPr>
-          <w:rFonts w:ascii="맑은 고딕" w:hAnsi="맑은 고딕" w:eastAsia="맑은 고딕"/>
-          <w:b/>
-          <w:sz w:val="17"/>
-          <w:u w:val="none"/>
-        </w:rPr>
-        <w:t>필요시 어형을 바꾸어</w:t>
-      </w:r>
-      <w:r>
-        <w:rPr>
-          <w:rFonts w:ascii="맑은 고딕" w:hAnsi="맑은 고딕" w:eastAsia="맑은 고딕"/>
-          <w:b w:val="0"/>
-          <w:sz w:val="17"/>
-          <w:u w:val="none"/>
-        </w:rPr>
-        <w:t xml:space="preserve"> 쓸 것. (각 한 단어 · 중복 사용 불가) [4.0점]</w:t>
-      </w:r>
-    </w:p>
-    <w:p>
-      <w:pPr>
-        <w:spacing w:before="0" w:after="0" w:line="336" w:lineRule="auto"/>
-        <w:ind w:left="40"/>
-        <w:snapToGrid w:val="0"/>
-        <w:pBdr>
-          <w:top w:val="single" w:sz="4" w:space="2" w:color="555555"/>
-          <w:left w:val="single" w:sz="4" w:space="2" w:color="555555"/>
-          <w:bottom w:val="single" w:sz="4" w:space="2" w:color="555555"/>
-          <w:right w:val="single" w:sz="4" w:space="2" w:color="555555"/>
-        </w:pBdr>
-        <w:shd w:val="clear" w:color="auto" w:fill="FFFFFF"/>
-      </w:pPr>
-      <w:r>
-        <w:rPr>
-          <w:rFonts w:ascii="맑은 고딕" w:hAnsi="맑은 고딕" w:eastAsia="맑은 고딕"/>
-          <w:b/>
-          <w:sz w:val="17"/>
-          <w:u w:val="none"/>
-        </w:rPr>
-        <w:t>조건 · 보기</w:t>
-      </w:r>
-    </w:p>
-    <w:p>
-      <w:pPr>
-        <w:spacing w:before="0" w:after="60" w:line="336" w:lineRule="auto"/>
-        <w:ind w:left="40"/>
-        <w:snapToGrid w:val="0"/>
-        <w:pBdr>
-          <w:top w:val="single" w:sz="4" w:space="2" w:color="555555"/>
-          <w:left w:val="single" w:sz="4" w:space="2" w:color="555555"/>
-          <w:bottom w:val="single" w:sz="4" w:space="2" w:color="555555"/>
-          <w:right w:val="single" w:sz="4" w:space="2" w:color="555555"/>
-        </w:pBdr>
-        <w:shd w:val="clear" w:color="auto" w:fill="FFFFFF"/>
-      </w:pPr>
-      <w:r>
-        <w:rPr>
-          <w:rFonts w:ascii="맑은 고딕" w:hAnsi="맑은 고딕" w:eastAsia="맑은 고딕"/>
-          <w:b w:val="0"/>
-          <w:sz w:val="17"/>
-          <w:u w:val="none"/>
-        </w:rPr>
-        <w:t>Because our species grew up amid (A)__________ resources, having less makes us (B)__________ to sharing, while having more makes us build fences and (C)__________ ourselves from the common folk, creating a kind of (D)__________ to reality.</w:t>
-      </w:r>
-    </w:p>
-    <w:p>
-      <w:pPr>
-        <w:spacing w:before="0" w:after="0" w:line="336" w:lineRule="auto"/>
-        <w:ind w:left="40"/>
-        <w:snapToGrid w:val="0"/>
-        <w:pBdr>
-          <w:top w:val="single" w:sz="4" w:space="2" w:color="555555"/>
-          <w:left w:val="single" w:sz="4" w:space="2" w:color="555555"/>
-          <w:bottom w:val="single" w:sz="4" w:space="2" w:color="555555"/>
-          <w:right w:val="single" w:sz="4" w:space="2" w:color="555555"/>
-        </w:pBdr>
-        <w:shd w:val="clear" w:color="auto" w:fill="FFFFFF"/>
-      </w:pPr>
-      <w:r>
-        <w:rPr>
-          <w:rFonts w:ascii="맑은 고딕" w:hAnsi="맑은 고딕" w:eastAsia="맑은 고딕"/>
-          <w:b/>
-          <w:sz w:val="17"/>
-          <w:u w:val="none"/>
-        </w:rPr>
-        <w:t>조건 · 보기</w:t>
-      </w:r>
-    </w:p>
-    <w:p>
-      <w:pPr>
-        <w:spacing w:before="0" w:after="60" w:line="336" w:lineRule="auto"/>
-        <w:ind w:left="40"/>
-        <w:snapToGrid w:val="0"/>
-        <w:pBdr>
-          <w:top w:val="single" w:sz="4" w:space="2" w:color="555555"/>
-          <w:left w:val="single" w:sz="4" w:space="2" w:color="555555"/>
-          <w:bottom w:val="single" w:sz="4" w:space="2" w:color="555555"/>
-          <w:right w:val="single" w:sz="4" w:space="2" w:color="555555"/>
-        </w:pBdr>
-        <w:shd w:val="clear" w:color="auto" w:fill="FFFFFF"/>
-      </w:pPr>
-      <w:r>
-        <w:rPr>
-          <w:rFonts w:ascii="맑은 고딕" w:hAnsi="맑은 고딕" w:eastAsia="맑은 고딕"/>
-          <w:b w:val="0"/>
-          <w:sz w:val="17"/>
-          <w:u w:val="none"/>
-        </w:rPr>
-        <w:t>&lt;보기&gt; limit / open / disconnect / blind / survive / increase / cooperate / interest</w:t>
-      </w:r>
-    </w:p>
-    <w:p>
-      <w:pPr>
-        <w:spacing w:before="0" w:after="40" w:line="360" w:lineRule="auto"/>
-        <w:snapToGrid w:val="0"/>
-      </w:pPr>
-      <w:r>
-        <w:rPr>
-          <w:rFonts w:ascii="맑은 고딕" w:hAnsi="맑은 고딕" w:eastAsia="맑은 고딕"/>
-          <w:b w:val="0"/>
-          <w:sz w:val="17"/>
-          <w:u w:val="none"/>
-        </w:rPr>
-        <w:t>(A) ________  (B) ________  (C) ________  (D) ________</w:t>
-      </w:r>
-    </w:p>
-    <w:p>
-      <w:pPr>
-        <w:keepNext/>
-        <w:spacing w:before="80" w:after="20" w:line="276" w:lineRule="auto"/>
-        <w:snapToGrid w:val="0"/>
-      </w:pPr>
-      <w:r>
-        <w:rPr>
-          <w:rFonts w:ascii="맑은 고딕" w:hAnsi="맑은 고딕" w:eastAsia="맑은 고딕"/>
-          <w:b/>
-          <w:sz w:val="17"/>
-          <w:u w:val="none"/>
-        </w:rPr>
-        <w:t>30-추2.</w:t>
-      </w:r>
-      <w:r>
-        <w:rPr>
-          <w:rFonts w:ascii="맑은 고딕" w:hAnsi="맑은 고딕" w:eastAsia="맑은 고딕"/>
-          <w:b w:val="0"/>
-          <w:sz w:val="17"/>
-          <w:u w:val="none"/>
-        </w:rPr>
-        <w:t xml:space="preserve"> 우리말 뜻에 맞게 빈칸에 알맞은 </w:t>
-      </w:r>
-      <w:r>
-        <w:rPr>
-          <w:rFonts w:ascii="맑은 고딕" w:hAnsi="맑은 고딕" w:eastAsia="맑은 고딕"/>
-          <w:b/>
-          <w:sz w:val="17"/>
-          <w:u w:val="none"/>
-        </w:rPr>
-        <w:t>한 단어</w:t>
-      </w:r>
-      <w:r>
-        <w:rPr>
-          <w:rFonts w:ascii="맑은 고딕" w:hAnsi="맑은 고딕" w:eastAsia="맑은 고딕"/>
-          <w:b w:val="0"/>
-          <w:sz w:val="17"/>
-          <w:u w:val="none"/>
-        </w:rPr>
-        <w:t>를 쓰시오. (주어진 철자로 시작할 것) [4.0점]</w:t>
-      </w:r>
-    </w:p>
-    <w:p>
-      <w:pPr>
-        <w:spacing w:before="0" w:after="40" w:line="360" w:lineRule="auto"/>
-        <w:snapToGrid w:val="0"/>
-      </w:pPr>
-      <w:r>
-        <w:rPr>
-          <w:rFonts w:ascii="맑은 고딕" w:hAnsi="맑은 고딕" w:eastAsia="맑은 고딕"/>
-          <w:b w:val="0"/>
-          <w:sz w:val="17"/>
-          <w:u w:val="none"/>
-        </w:rPr>
-        <w:t>(1) 그들에게 이익이 되는 →  in their i__________</w:t>
-      </w:r>
-    </w:p>
-    <w:p>
-      <w:pPr>
-        <w:spacing w:before="0" w:after="40" w:line="360" w:lineRule="auto"/>
-        <w:snapToGrid w:val="0"/>
-      </w:pPr>
-      <w:r>
-        <w:rPr>
-          <w:rFonts w:ascii="맑은 고딕" w:hAnsi="맑은 고딕" w:eastAsia="맑은 고딕"/>
-          <w:b w:val="0"/>
-          <w:sz w:val="17"/>
-          <w:u w:val="none"/>
-        </w:rPr>
-        <w:t>(2) 우연히 그들을 만나다 →  h__________ upon them</w:t>
-      </w:r>
-    </w:p>
-    <w:p>
-      <w:pPr>
-        <w:spacing w:before="0" w:after="40" w:line="360" w:lineRule="auto"/>
-        <w:snapToGrid w:val="0"/>
-      </w:pPr>
-      <w:r>
-        <w:rPr>
-          <w:rFonts w:ascii="맑은 고딕" w:hAnsi="맑은 고딕" w:eastAsia="맑은 고딕"/>
-          <w:b w:val="0"/>
-          <w:sz w:val="17"/>
-          <w:u w:val="none"/>
-        </w:rPr>
-        <w:t>(3) 보통 사람들, 일반 대중 →  the c__________ folk</w:t>
-      </w:r>
-    </w:p>
-    <w:p>
-      <w:pPr>
-        <w:spacing w:before="0" w:after="40" w:line="360" w:lineRule="auto"/>
-        <w:snapToGrid w:val="0"/>
-      </w:pPr>
-      <w:r>
-        <w:rPr>
-          <w:rFonts w:ascii="맑은 고딕" w:hAnsi="맑은 고딕" w:eastAsia="맑은 고딕"/>
-          <w:b w:val="0"/>
-          <w:sz w:val="17"/>
-          <w:u w:val="none"/>
-        </w:rPr>
-        <w:t>(4) 현실에 대한 눈멂(무지) →  b__________ to reality</w:t>
-      </w:r>
-    </w:p>
-    <w:p>
-      <w:pPr>
-        <w:spacing w:before="0" w:after="40" w:line="360" w:lineRule="auto"/>
-        <w:snapToGrid w:val="0"/>
-      </w:pPr>
-      <w:r>
-        <w:rPr>
-          <w:rFonts w:ascii="맑은 고딕" w:hAnsi="맑은 고딕" w:eastAsia="맑은 고딕"/>
-          <w:b w:val="0"/>
-          <w:sz w:val="17"/>
-          <w:u w:val="none"/>
-        </w:rPr>
-        <w:t>(1) ________  (2) ________  (3) ________  (4) ________</w:t>
-      </w:r>
-    </w:p>
-    <w:p>
-      <w:pPr>
-        <w:keepNext/>
-        <w:spacing w:before="80" w:after="20" w:line="276" w:lineRule="auto"/>
-        <w:snapToGrid w:val="0"/>
-      </w:pPr>
-      <w:r>
-        <w:rPr>
-          <w:rFonts w:ascii="맑은 고딕" w:hAnsi="맑은 고딕" w:eastAsia="맑은 고딕"/>
-          <w:b/>
-          <w:sz w:val="17"/>
-          <w:u w:val="none"/>
-        </w:rPr>
-        <w:t>30-추3.</w:t>
-      </w:r>
-      <w:r>
-        <w:rPr>
-          <w:rFonts w:ascii="맑은 고딕" w:hAnsi="맑은 고딕" w:eastAsia="맑은 고딕"/>
-          <w:b w:val="0"/>
-          <w:sz w:val="17"/>
-          <w:u w:val="none"/>
-        </w:rPr>
-        <w:t xml:space="preserve"> 우리말과 같은 뜻이 되도록 &lt;조건&gt;에 맞게 영작하시오. [4.0점]</w:t>
-      </w:r>
-    </w:p>
-    <w:p>
-      <w:pPr>
-        <w:spacing w:before="0" w:after="0" w:line="336" w:lineRule="auto"/>
-        <w:ind w:left="40"/>
-        <w:snapToGrid w:val="0"/>
-        <w:pBdr>
-          <w:top w:val="single" w:sz="4" w:space="2" w:color="555555"/>
-          <w:left w:val="single" w:sz="4" w:space="2" w:color="555555"/>
-          <w:bottom w:val="single" w:sz="4" w:space="2" w:color="555555"/>
-          <w:right w:val="single" w:sz="4" w:space="2" w:color="555555"/>
-        </w:pBdr>
-        <w:shd w:val="clear" w:color="auto" w:fill="FFFFFF"/>
-      </w:pPr>
-      <w:r>
-        <w:rPr>
-          <w:rFonts w:ascii="맑은 고딕" w:hAnsi="맑은 고딕" w:eastAsia="맑은 고딕"/>
-          <w:b/>
-          <w:sz w:val="17"/>
-          <w:u w:val="none"/>
-        </w:rPr>
-        <w:t>조건 · 보기</w:t>
-      </w:r>
-    </w:p>
-    <w:p>
-      <w:pPr>
-        <w:spacing w:before="0" w:after="60" w:line="336" w:lineRule="auto"/>
-        <w:ind w:left="40"/>
-        <w:snapToGrid w:val="0"/>
-        <w:pBdr>
-          <w:top w:val="single" w:sz="4" w:space="2" w:color="555555"/>
-          <w:left w:val="single" w:sz="4" w:space="2" w:color="555555"/>
-          <w:bottom w:val="single" w:sz="4" w:space="2" w:color="555555"/>
-          <w:right w:val="single" w:sz="4" w:space="2" w:color="555555"/>
-        </w:pBdr>
-        <w:shd w:val="clear" w:color="auto" w:fill="FFFFFF"/>
-      </w:pPr>
-      <w:r>
-        <w:rPr>
-          <w:rFonts w:ascii="맑은 고딕" w:hAnsi="맑은 고딕" w:eastAsia="맑은 고딕"/>
-          <w:b/>
-          <w:sz w:val="17"/>
-          <w:u w:val="none"/>
-        </w:rPr>
-        <w:t>우리말: 만약 당신이 여행 중에 그들을 우연히 만난다면, 그들은 자신들의 집을 열고 당신에게 음식과 환대를 제공할 것이다.</w:t>
-      </w:r>
-    </w:p>
-    <w:p>
-      <w:pPr>
-        <w:spacing w:before="0" w:after="0" w:line="336" w:lineRule="auto"/>
-        <w:ind w:left="40"/>
-        <w:snapToGrid w:val="0"/>
-        <w:pBdr>
-          <w:top w:val="single" w:sz="4" w:space="2" w:color="555555"/>
-          <w:left w:val="single" w:sz="4" w:space="2" w:color="555555"/>
-          <w:bottom w:val="single" w:sz="4" w:space="2" w:color="555555"/>
-          <w:right w:val="single" w:sz="4" w:space="2" w:color="555555"/>
-        </w:pBdr>
-        <w:shd w:val="clear" w:color="auto" w:fill="FFFFFF"/>
-      </w:pPr>
-      <w:r>
-        <w:rPr>
-          <w:rFonts w:ascii="맑은 고딕" w:hAnsi="맑은 고딕" w:eastAsia="맑은 고딕"/>
-          <w:b/>
-          <w:sz w:val="17"/>
-          <w:u w:val="none"/>
-        </w:rPr>
-        <w:t>조건 · 보기</w:t>
-      </w:r>
-    </w:p>
-    <w:p>
-      <w:pPr>
-        <w:spacing w:before="0" w:after="0" w:line="336" w:lineRule="auto"/>
-        <w:ind w:left="40"/>
-        <w:snapToGrid w:val="0"/>
-        <w:pBdr>
-          <w:top w:val="single" w:sz="4" w:space="2" w:color="555555"/>
-          <w:left w:val="single" w:sz="4" w:space="2" w:color="555555"/>
-          <w:bottom w:val="single" w:sz="4" w:space="2" w:color="555555"/>
-          <w:right w:val="single" w:sz="4" w:space="2" w:color="555555"/>
-        </w:pBdr>
-        <w:shd w:val="clear" w:color="auto" w:fill="FFFFFF"/>
-      </w:pPr>
-      <w:r>
-        <w:rPr>
-          <w:rFonts w:ascii="맑은 고딕" w:hAnsi="맑은 고딕" w:eastAsia="맑은 고딕"/>
-          <w:b w:val="0"/>
-          <w:sz w:val="17"/>
-          <w:u w:val="none"/>
-        </w:rPr>
-        <w:t>&lt;보기&gt;</w:t>
-      </w:r>
-    </w:p>
-    <w:p>
-      <w:pPr>
-        <w:spacing w:before="0" w:after="60" w:line="336" w:lineRule="auto"/>
-        <w:ind w:left="40"/>
-        <w:snapToGrid w:val="0"/>
-        <w:pBdr>
-          <w:top w:val="single" w:sz="4" w:space="2" w:color="555555"/>
-          <w:left w:val="single" w:sz="4" w:space="2" w:color="555555"/>
-          <w:bottom w:val="single" w:sz="4" w:space="2" w:color="555555"/>
-          <w:right w:val="single" w:sz="4" w:space="2" w:color="555555"/>
-        </w:pBdr>
-        <w:shd w:val="clear" w:color="auto" w:fill="FFFFFF"/>
-      </w:pPr>
-      <w:r>
-        <w:rPr>
-          <w:rFonts w:ascii="맑은 고딕" w:hAnsi="맑은 고딕" w:eastAsia="맑은 고딕"/>
-          <w:b w:val="0"/>
-          <w:sz w:val="17"/>
-          <w:u w:val="none"/>
-        </w:rPr>
-        <w:t>if / you / happen upon / them / in your travels / they / will / open up / their home / and / give / you / their food and hospitality</w:t>
-      </w:r>
-    </w:p>
-    <w:p>
-      <w:pPr>
-        <w:spacing w:before="0" w:after="0" w:line="336" w:lineRule="auto"/>
-        <w:ind w:left="40"/>
-        <w:snapToGrid w:val="0"/>
-        <w:pBdr>
-          <w:top w:val="single" w:sz="4" w:space="2" w:color="555555"/>
-          <w:left w:val="single" w:sz="4" w:space="2" w:color="555555"/>
-          <w:bottom w:val="single" w:sz="4" w:space="2" w:color="555555"/>
-          <w:right w:val="single" w:sz="4" w:space="2" w:color="555555"/>
-        </w:pBdr>
-        <w:shd w:val="clear" w:color="auto" w:fill="FFFFFF"/>
-      </w:pPr>
-      <w:r>
-        <w:rPr>
-          <w:rFonts w:ascii="맑은 고딕" w:hAnsi="맑은 고딕" w:eastAsia="맑은 고딕"/>
-          <w:b/>
-          <w:sz w:val="17"/>
-          <w:u w:val="none"/>
-        </w:rPr>
-        <w:t>조건 · 보기</w:t>
-      </w:r>
-    </w:p>
-    <w:p>
-      <w:pPr>
-        <w:spacing w:before="0" w:after="0" w:line="336" w:lineRule="auto"/>
-        <w:ind w:left="40"/>
-        <w:snapToGrid w:val="0"/>
-        <w:pBdr>
-          <w:top w:val="single" w:sz="4" w:space="2" w:color="555555"/>
-          <w:left w:val="single" w:sz="4" w:space="2" w:color="555555"/>
-          <w:bottom w:val="single" w:sz="4" w:space="2" w:color="555555"/>
-          <w:right w:val="single" w:sz="4" w:space="2" w:color="555555"/>
-        </w:pBdr>
-        <w:shd w:val="clear" w:color="auto" w:fill="FFFFFF"/>
-      </w:pPr>
-      <w:r>
-        <w:rPr>
-          <w:rFonts w:ascii="맑은 고딕" w:hAnsi="맑은 고딕" w:eastAsia="맑은 고딕"/>
-          <w:b w:val="0"/>
-          <w:sz w:val="17"/>
-          <w:u w:val="none"/>
-        </w:rPr>
-        <w:t>&lt;조건&gt;</w:t>
-      </w:r>
-    </w:p>
-    <w:p>
-      <w:pPr>
-        <w:spacing w:before="0" w:after="0" w:line="336" w:lineRule="auto"/>
-        <w:ind w:left="40"/>
-        <w:snapToGrid w:val="0"/>
-        <w:pBdr>
-          <w:top w:val="single" w:sz="4" w:space="2" w:color="555555"/>
-          <w:left w:val="single" w:sz="4" w:space="2" w:color="555555"/>
-          <w:bottom w:val="single" w:sz="4" w:space="2" w:color="555555"/>
-          <w:right w:val="single" w:sz="4" w:space="2" w:color="555555"/>
-        </w:pBdr>
-        <w:shd w:val="clear" w:color="auto" w:fill="FFFFFF"/>
-      </w:pPr>
-      <w:r>
-        <w:rPr>
-          <w:rFonts w:ascii="맑은 고딕" w:hAnsi="맑은 고딕" w:eastAsia="맑은 고딕"/>
-          <w:b w:val="0"/>
-          <w:sz w:val="17"/>
-          <w:u w:val="none"/>
-        </w:rPr>
-        <w:t>1. 조건의 부사절은 현재시제, 주절은 will을 사용할 것</w:t>
-      </w:r>
-    </w:p>
-    <w:p>
-      <w:pPr>
-        <w:spacing w:before="0" w:after="0" w:line="336" w:lineRule="auto"/>
-        <w:ind w:left="40"/>
-        <w:snapToGrid w:val="0"/>
-        <w:pBdr>
-          <w:top w:val="single" w:sz="4" w:space="2" w:color="555555"/>
-          <w:left w:val="single" w:sz="4" w:space="2" w:color="555555"/>
-          <w:bottom w:val="single" w:sz="4" w:space="2" w:color="555555"/>
-          <w:right w:val="single" w:sz="4" w:space="2" w:color="555555"/>
-        </w:pBdr>
-        <w:shd w:val="clear" w:color="auto" w:fill="FFFFFF"/>
-      </w:pPr>
-      <w:r>
-        <w:rPr>
-          <w:rFonts w:ascii="맑은 고딕" w:hAnsi="맑은 고딕" w:eastAsia="맑은 고딕"/>
-          <w:b w:val="0"/>
-          <w:sz w:val="17"/>
-          <w:u w:val="none"/>
-        </w:rPr>
-        <w:t>2. happen upon 을 사용할 것</w:t>
-      </w:r>
-    </w:p>
-    <w:p>
-      <w:pPr>
-        <w:spacing w:before="0" w:after="60" w:line="336" w:lineRule="auto"/>
-        <w:ind w:left="40"/>
-        <w:snapToGrid w:val="0"/>
-        <w:pBdr>
-          <w:top w:val="single" w:sz="4" w:space="2" w:color="555555"/>
-          <w:left w:val="single" w:sz="4" w:space="2" w:color="555555"/>
-          <w:bottom w:val="single" w:sz="4" w:space="2" w:color="555555"/>
-          <w:right w:val="single" w:sz="4" w:space="2" w:color="555555"/>
-        </w:pBdr>
-        <w:shd w:val="clear" w:color="auto" w:fill="FFFFFF"/>
-      </w:pPr>
-      <w:r>
-        <w:rPr>
-          <w:rFonts w:ascii="맑은 고딕" w:hAnsi="맑은 고딕" w:eastAsia="맑은 고딕"/>
-          <w:b w:val="0"/>
-          <w:sz w:val="17"/>
-          <w:u w:val="none"/>
-        </w:rPr>
-        <w:t>3. &lt;보기&gt;의 어구를 모두 사용하되, 명사의 수·어형 변형이 필요한 것은 알맞게 바꿀 것</w:t>
-      </w:r>
-    </w:p>
-    <w:p>
-      <w:pPr>
-        <w:spacing w:before="0" w:after="40" w:line="360" w:lineRule="auto"/>
-        <w:snapToGrid w:val="0"/>
-      </w:pPr>
-      <w:r>
-        <w:rPr>
-          <w:rFonts w:ascii="맑은 고딕" w:hAnsi="맑은 고딕" w:eastAsia="맑은 고딕"/>
-          <w:b w:val="0"/>
-          <w:sz w:val="17"/>
-          <w:u w:val="none"/>
-        </w:rPr>
-        <w:t>→ ______________________________________________________________</w:t>
-      </w:r>
-    </w:p>
-    <w:p>
-      <w:pPr>
-        <w:spacing w:before="0" w:after="40" w:line="360" w:lineRule="auto"/>
-        <w:snapToGrid w:val="0"/>
-      </w:pPr>
-      <w:r>
-        <w:rPr>
-          <w:rFonts w:ascii="맑은 고딕" w:hAnsi="맑은 고딕" w:eastAsia="맑은 고딕"/>
-          <w:b w:val="0"/>
-          <w:sz w:val="17"/>
-          <w:u w:val="none"/>
-        </w:rPr>
-        <w:t>______________________________________________________________</w:t>
-      </w:r>
-    </w:p>
-    <w:p>
-      <w:pPr>
-        <w:keepNext/>
-        <w:spacing w:before="80" w:after="40" w:line="276" w:lineRule="auto"/>
-        <w:snapToGrid w:val="0"/>
-        <w:shd w:val="clear" w:color="auto" w:fill="8A3A12"/>
-      </w:pPr>
-      <w:r>
-        <w:rPr>
-          <w:rFonts w:ascii="맑은 고딕" w:hAnsi="맑은 고딕" w:eastAsia="맑은 고딕"/>
-          <w:b/>
-          <w:color w:val="FFFFFF"/>
-          <w:sz w:val="17"/>
-          <w:u w:val="none"/>
-        </w:rPr>
-        <w:t>서답형  30-서1 ~ 30-서1</w:t>
-      </w:r>
-    </w:p>
-    <w:p>
-      <w:pPr>
-        <w:keepNext/>
-        <w:spacing w:before="80" w:after="20" w:line="276" w:lineRule="auto"/>
-        <w:snapToGrid w:val="0"/>
-      </w:pPr>
-      <w:r>
-        <w:rPr>
-          <w:rFonts w:ascii="맑은 고딕" w:hAnsi="맑은 고딕" w:eastAsia="맑은 고딕"/>
-          <w:b/>
-          <w:sz w:val="17"/>
-          <w:u w:val="none"/>
-        </w:rPr>
-        <w:t>30-서1.</w:t>
-      </w:r>
-      <w:r>
-        <w:rPr>
-          <w:rFonts w:ascii="맑은 고딕" w:hAnsi="맑은 고딕" w:eastAsia="맑은 고딕"/>
-          <w:b w:val="0"/>
-          <w:sz w:val="17"/>
-          <w:u w:val="none"/>
-        </w:rPr>
-        <w:t xml:space="preserve"> 다음 글의 밑줄 친 ⓐ~ⓕ 중 어법상 </w:t>
-      </w:r>
-      <w:r>
-        <w:rPr>
-          <w:rFonts w:ascii="맑은 고딕" w:hAnsi="맑은 고딕" w:eastAsia="맑은 고딕"/>
-          <w:b/>
-          <w:sz w:val="17"/>
-          <w:u w:val="none"/>
-        </w:rPr>
-        <w:t>틀린 것 2개</w:t>
-      </w:r>
-      <w:r>
-        <w:rPr>
-          <w:rFonts w:ascii="맑은 고딕" w:hAnsi="맑은 고딕" w:eastAsia="맑은 고딕"/>
-          <w:b w:val="0"/>
-          <w:sz w:val="17"/>
-          <w:u w:val="none"/>
-        </w:rPr>
-        <w:t xml:space="preserve">를 찾아, 각각 </w:t>
-      </w:r>
-      <w:r>
-        <w:rPr>
-          <w:rFonts w:ascii="맑은 고딕" w:hAnsi="맑은 고딕" w:eastAsia="맑은 고딕"/>
-          <w:b/>
-          <w:sz w:val="17"/>
-          <w:u w:val="none"/>
-        </w:rPr>
-        <w:t>한 단어</w:t>
-      </w:r>
-      <w:r>
-        <w:rPr>
-          <w:rFonts w:ascii="맑은 고딕" w:hAnsi="맑은 고딕" w:eastAsia="맑은 고딕"/>
-          <w:b w:val="0"/>
-          <w:sz w:val="17"/>
-          <w:u w:val="none"/>
-        </w:rPr>
-        <w:t>로 고쳐 쓰시오. [4.0점]</w:t>
-      </w:r>
-    </w:p>
-    <w:p>
-      <w:pPr>
-        <w:spacing w:before="0" w:after="60" w:line="288" w:lineRule="auto"/>
-        <w:ind w:left="40"/>
-        <w:snapToGrid w:val="0"/>
-        <w:pBdr>
-          <w:top w:val="single" w:sz="4" w:space="2" w:color="999999"/>
-          <w:left w:val="single" w:sz="4" w:space="2" w:color="999999"/>
-          <w:bottom w:val="single" w:sz="4" w:space="2" w:color="999999"/>
-          <w:right w:val="single" w:sz="4" w:space="2" w:color="999999"/>
-        </w:pBdr>
-        <w:shd w:val="clear" w:color="auto" w:fill="F6F3EA"/>
-      </w:pPr>
-      <w:r>
-        <w:rPr>
-          <w:rFonts w:ascii="맑은 고딕" w:hAnsi="맑은 고딕" w:eastAsia="맑은 고딕"/>
-          <w:b w:val="0"/>
-          <w:sz w:val="17"/>
-          <w:u w:val="none"/>
-        </w:rPr>
-        <w:t>It's not just because they are nice people; it's because their survival ⓐdepend on sharing, for they know that they may be the travelers ⓑin need of food and shelter another day. Ironically, the more we have, ⓒthe bigger our fences, the more ⓓsophisticating our security ⓔto keep people away and ⓕthe less we want to share.</w:t>
-      </w:r>
-    </w:p>
-    <w:p>
-      <w:pPr>
-        <w:spacing w:before="0" w:after="40" w:line="360" w:lineRule="auto"/>
-        <w:snapToGrid w:val="0"/>
-      </w:pPr>
-      <w:r>
-        <w:rPr>
-          <w:rFonts w:ascii="맑은 고딕" w:hAnsi="맑은 고딕" w:eastAsia="맑은 고딕"/>
-          <w:b w:val="0"/>
-          <w:sz w:val="17"/>
-          <w:u w:val="none"/>
-        </w:rPr>
-        <w:t>(1) 기호 ______  →  ______________</w:t>
-      </w:r>
-    </w:p>
-    <w:p>
-      <w:pPr>
-        <w:spacing w:before="0" w:after="40" w:line="360" w:lineRule="auto"/>
-        <w:snapToGrid w:val="0"/>
-      </w:pPr>
-      <w:r>
-        <w:rPr>
-          <w:rFonts w:ascii="맑은 고딕" w:hAnsi="맑은 고딕" w:eastAsia="맑은 고딕"/>
-          <w:b w:val="0"/>
-          <w:sz w:val="17"/>
-          <w:u w:val="none"/>
-        </w:rPr>
-        <w:t>(2) 기호 ______  →  ______________</w:t>
-      </w:r>
-    </w:p>
-    <w:p>
-      <w:pPr>
-        <w:keepNext/>
-        <w:spacing w:before="80" w:after="40" w:line="276" w:lineRule="auto"/>
-        <w:snapToGrid w:val="0"/>
-        <w:shd w:val="clear" w:color="auto" w:fill="6B21A8"/>
-      </w:pPr>
-      <w:r>
-        <w:rPr>
-          <w:rFonts w:ascii="맑은 고딕" w:hAnsi="맑은 고딕" w:eastAsia="맑은 고딕"/>
-          <w:b/>
-          <w:color w:val="FFFFFF"/>
-          <w:sz w:val="17"/>
-          <w:u w:val="none"/>
-        </w:rPr>
-        <w:t>[지문 구조]  ※ 앞 문항을 모두 푼 뒤에 풀 것</w:t>
-      </w:r>
-    </w:p>
-    <w:p>
-      <w:pPr>
-        <w:keepNext/>
-        <w:spacing w:before="80" w:after="20" w:line="276" w:lineRule="auto"/>
-        <w:snapToGrid w:val="0"/>
-      </w:pPr>
-      <w:r>
-        <w:rPr>
-          <w:rFonts w:ascii="맑은 고딕" w:hAnsi="맑은 고딕" w:eastAsia="맑은 고딕"/>
-          <w:b/>
-          <w:sz w:val="17"/>
-          <w:u w:val="none"/>
-        </w:rPr>
-        <w:t>30-위치1.</w:t>
-      </w:r>
-      <w:r>
-        <w:rPr>
-          <w:rFonts w:ascii="맑은 고딕" w:hAnsi="맑은 고딕" w:eastAsia="맑은 고딕"/>
-          <w:b w:val="0"/>
-          <w:sz w:val="17"/>
-          <w:u w:val="none"/>
-        </w:rPr>
-        <w:t xml:space="preserve"> 글의 흐름으로 보아, 주어진 문장이 들어가기에 가장 적절한 곳은? [2.9점]</w:t>
-      </w:r>
-    </w:p>
-    <w:p>
-      <w:pPr>
-        <w:spacing w:before="0" w:after="0" w:line="336" w:lineRule="auto"/>
-        <w:ind w:left="40"/>
-        <w:snapToGrid w:val="0"/>
-        <w:pBdr>
-          <w:top w:val="single" w:sz="4" w:space="2" w:color="555555"/>
-          <w:left w:val="single" w:sz="4" w:space="2" w:color="555555"/>
-          <w:bottom w:val="single" w:sz="4" w:space="2" w:color="555555"/>
-          <w:right w:val="single" w:sz="4" w:space="2" w:color="555555"/>
-        </w:pBdr>
-        <w:shd w:val="clear" w:color="auto" w:fill="FFFFFF"/>
-      </w:pPr>
-      <w:r>
-        <w:rPr>
-          <w:rFonts w:ascii="맑은 고딕" w:hAnsi="맑은 고딕" w:eastAsia="맑은 고딕"/>
-          <w:b/>
-          <w:sz w:val="17"/>
-          <w:u w:val="none"/>
-        </w:rPr>
-        <w:t>조건 · 보기</w:t>
-      </w:r>
-    </w:p>
-    <w:p>
-      <w:pPr>
-        <w:spacing w:before="0" w:after="60" w:line="336" w:lineRule="auto"/>
-        <w:ind w:left="40"/>
-        <w:snapToGrid w:val="0"/>
-        <w:pBdr>
-          <w:top w:val="single" w:sz="4" w:space="2" w:color="555555"/>
-          <w:left w:val="single" w:sz="4" w:space="2" w:color="555555"/>
-          <w:bottom w:val="single" w:sz="4" w:space="2" w:color="555555"/>
-          <w:right w:val="single" w:sz="4" w:space="2" w:color="555555"/>
-        </w:pBdr>
-        <w:shd w:val="clear" w:color="auto" w:fill="FFFFFF"/>
-      </w:pPr>
-      <w:r>
-        <w:rPr>
-          <w:rFonts w:ascii="맑은 고딕" w:hAnsi="맑은 고딕" w:eastAsia="맑은 고딕"/>
-          <w:b w:val="0"/>
-          <w:sz w:val="17"/>
-          <w:u w:val="none"/>
-        </w:rPr>
-        <w:t>That generosity, however, is not simple kindness.</w:t>
-      </w:r>
-    </w:p>
-    <w:p>
-      <w:pPr>
-        <w:spacing w:before="0" w:after="60" w:line="288" w:lineRule="auto"/>
-        <w:ind w:left="40"/>
-        <w:snapToGrid w:val="0"/>
-        <w:pBdr>
-          <w:top w:val="single" w:sz="4" w:space="2" w:color="999999"/>
-          <w:left w:val="single" w:sz="4" w:space="2" w:color="999999"/>
-          <w:bottom w:val="single" w:sz="4" w:space="2" w:color="999999"/>
-          <w:right w:val="single" w:sz="4" w:space="2" w:color="999999"/>
-        </w:pBdr>
-        <w:shd w:val="clear" w:color="auto" w:fill="F6F3EA"/>
-      </w:pPr>
-      <w:r>
-        <w:rPr>
-          <w:rFonts w:ascii="맑은 고딕" w:hAnsi="맑은 고딕" w:eastAsia="맑은 고딕"/>
-          <w:b w:val="0"/>
-          <w:sz w:val="17"/>
-          <w:u w:val="none"/>
-        </w:rPr>
-        <w:t>Sharing comes most easily to those who have the least. ( ① ) Nomadic peoples who own almost nothing will still take a stranger in, offering food and a place to sleep. ( ② ) They give because giving protects them: any of them may be the hungry traveler next season, and a custom of welcome is the only insurance they have. ( ③ ) The wealthy live by the opposite logic. ( ④ ) Bigger houses bring higher walls, better locks, and a smaller wish to give. ( ⑤ ) Cut off from ordinary people, they slowly stop seeing how life is actually lived.</w:t>
-      </w:r>
-    </w:p>
-    <w:p>
-      <w:pPr>
-        <w:keepNext/>
-        <w:spacing w:before="80" w:after="20" w:line="276" w:lineRule="auto"/>
-        <w:snapToGrid w:val="0"/>
-      </w:pPr>
-      <w:r>
-        <w:rPr>
-          <w:rFonts w:ascii="맑은 고딕" w:hAnsi="맑은 고딕" w:eastAsia="맑은 고딕"/>
-          <w:b/>
-          <w:sz w:val="17"/>
-          <w:u w:val="none"/>
-        </w:rPr>
-        <w:t>30-위치2.</w:t>
-      </w:r>
-      <w:r>
-        <w:rPr>
-          <w:rFonts w:ascii="맑은 고딕" w:hAnsi="맑은 고딕" w:eastAsia="맑은 고딕"/>
-          <w:b w:val="0"/>
-          <w:sz w:val="17"/>
-          <w:u w:val="none"/>
-        </w:rPr>
-        <w:t xml:space="preserve"> 주어진 글 다음에 이어질 글의 순서로 가장 적절한 것은? [2.8점]</w:t>
-      </w:r>
-    </w:p>
-    <w:p>
-      <w:pPr>
-        <w:spacing w:before="0" w:after="0" w:line="336" w:lineRule="auto"/>
-        <w:ind w:left="40"/>
-        <w:snapToGrid w:val="0"/>
-        <w:pBdr>
-          <w:top w:val="single" w:sz="4" w:space="2" w:color="555555"/>
-          <w:left w:val="single" w:sz="4" w:space="2" w:color="555555"/>
-          <w:bottom w:val="single" w:sz="4" w:space="2" w:color="555555"/>
-          <w:right w:val="single" w:sz="4" w:space="2" w:color="555555"/>
-        </w:pBdr>
-        <w:shd w:val="clear" w:color="auto" w:fill="FFFFFF"/>
-      </w:pPr>
-      <w:r>
-        <w:rPr>
-          <w:rFonts w:ascii="맑은 고딕" w:hAnsi="맑은 고딕" w:eastAsia="맑은 고딕"/>
-          <w:b/>
-          <w:sz w:val="17"/>
-          <w:u w:val="none"/>
-        </w:rPr>
-        <w:t>조건 · 보기</w:t>
-      </w:r>
-    </w:p>
-    <w:p>
-      <w:pPr>
-        <w:spacing w:before="0" w:after="60" w:line="336" w:lineRule="auto"/>
-        <w:ind w:left="40"/>
-        <w:snapToGrid w:val="0"/>
-        <w:pBdr>
-          <w:top w:val="single" w:sz="4" w:space="2" w:color="555555"/>
-          <w:left w:val="single" w:sz="4" w:space="2" w:color="555555"/>
-          <w:bottom w:val="single" w:sz="4" w:space="2" w:color="555555"/>
-          <w:right w:val="single" w:sz="4" w:space="2" w:color="555555"/>
-        </w:pBdr>
-        <w:shd w:val="clear" w:color="auto" w:fill="FFFFFF"/>
-      </w:pPr>
-      <w:r>
-        <w:rPr>
-          <w:rFonts w:ascii="맑은 고딕" w:hAnsi="맑은 고딕" w:eastAsia="맑은 고딕"/>
-          <w:b w:val="0"/>
-          <w:sz w:val="17"/>
-          <w:u w:val="none"/>
-        </w:rPr>
-        <w:t>Our instinct to share was shaped in an age when little was owned and much was feared.</w:t>
-      </w:r>
-    </w:p>
-    <w:p>
-      <w:pPr>
-        <w:spacing w:before="0" w:after="60" w:line="288" w:lineRule="auto"/>
-        <w:ind w:left="40"/>
-        <w:snapToGrid w:val="0"/>
-        <w:pBdr>
-          <w:top w:val="single" w:sz="4" w:space="2" w:color="999999"/>
-          <w:left w:val="single" w:sz="4" w:space="2" w:color="999999"/>
-          <w:bottom w:val="single" w:sz="4" w:space="2" w:color="999999"/>
-          <w:right w:val="single" w:sz="4" w:space="2" w:color="999999"/>
-        </w:pBdr>
-        <w:shd w:val="clear" w:color="auto" w:fill="F6F3EA"/>
-      </w:pPr>
-      <w:r>
-        <w:rPr>
-          <w:rFonts w:ascii="맑은 고딕" w:hAnsi="맑은 고딕" w:eastAsia="맑은 고딕"/>
-          <w:b w:val="0"/>
-          <w:sz w:val="17"/>
-          <w:u w:val="none"/>
-        </w:rPr>
-        <w:t>(A) Plenty turns that logic upside down: the more we own, the higher the fence and the smaller the wish to give, until our hunger for more, joined with less contact with ordinary people, blinds us to reality.</w:t>
-      </w:r>
-    </w:p>
-    <w:p>
-      <w:pPr>
-        <w:spacing w:before="0" w:after="60" w:line="288" w:lineRule="auto"/>
-        <w:ind w:left="40"/>
-        <w:snapToGrid w:val="0"/>
-        <w:pBdr>
-          <w:top w:val="single" w:sz="4" w:space="2" w:color="999999"/>
-          <w:left w:val="single" w:sz="4" w:space="2" w:color="999999"/>
-          <w:bottom w:val="single" w:sz="4" w:space="2" w:color="999999"/>
-          <w:right w:val="single" w:sz="4" w:space="2" w:color="999999"/>
-        </w:pBdr>
-        <w:shd w:val="clear" w:color="auto" w:fill="F6F3EA"/>
-      </w:pPr>
-      <w:r>
-        <w:rPr>
-          <w:rFonts w:ascii="맑은 고딕" w:hAnsi="맑은 고딕" w:eastAsia="맑은 고딕"/>
-          <w:b w:val="0"/>
-          <w:sz w:val="17"/>
-          <w:u w:val="none"/>
-        </w:rPr>
-        <w:t>(B) Nomadic peoples show the rule at its clearest — owning next to nothing, they still feed and shelter a traveler, since any of them may be that traveler another day.</w:t>
-      </w:r>
-    </w:p>
-    <w:p>
-      <w:pPr>
-        <w:spacing w:before="0" w:after="60" w:line="288" w:lineRule="auto"/>
-        <w:ind w:left="40"/>
-        <w:snapToGrid w:val="0"/>
-        <w:pBdr>
-          <w:top w:val="single" w:sz="4" w:space="2" w:color="999999"/>
-          <w:left w:val="single" w:sz="4" w:space="2" w:color="999999"/>
-          <w:bottom w:val="single" w:sz="4" w:space="2" w:color="999999"/>
-          <w:right w:val="single" w:sz="4" w:space="2" w:color="999999"/>
-        </w:pBdr>
-        <w:shd w:val="clear" w:color="auto" w:fill="F6F3EA"/>
-      </w:pPr>
-      <w:r>
-        <w:rPr>
-          <w:rFonts w:ascii="맑은 고딕" w:hAnsi="맑은 고딕" w:eastAsia="맑은 고딕"/>
-          <w:b w:val="0"/>
-          <w:sz w:val="17"/>
-          <w:u w:val="none"/>
-        </w:rPr>
-        <w:t>(C) That is why the less we have, the more freely we give it away; scarcity keeps the habit alive.</w:t>
+        <w:t>① ①    ② ②    ③ ③    ④ ④    ⑤ ⑤</w:t>
       </w:r>
     </w:p>
     <w:p>
@@ -4005,7 +4099,7 @@
           <w:sz w:val="15"/>
           <w:u w:val="none"/>
         </w:rPr>
-        <w:t xml:space="preserve"> 정답 ⑤</w:t>
+        <w:t xml:space="preserve"> 정답 ⑤ — (a) ○ (b) ○ (c) ✕ (d) ✕ (e) ✕</w:t>
       </w:r>
     </w:p>
     <w:p>
@@ -4030,7 +4124,7 @@
           <w:sz w:val="15"/>
           <w:u w:val="none"/>
         </w:rPr>
-        <w:t xml:space="preserve"> 정답 ④</w:t>
+        <w:t xml:space="preserve"> 정답 ③ — ⓐ are → is / ⓑ to share → to sharing / ⓕ combining → combined</w:t>
       </w:r>
     </w:p>
     <w:p>
@@ -4055,7 +4149,7 @@
           <w:sz w:val="15"/>
           <w:u w:val="none"/>
         </w:rPr>
-        <w:t xml:space="preserve"> 정답 ③</w:t>
+        <w:t xml:space="preserve"> 정답 ② — closed → open</w:t>
       </w:r>
     </w:p>
     <w:p>
@@ -4080,7 +4174,7 @@
           <w:sz w:val="15"/>
           <w:u w:val="none"/>
         </w:rPr>
-        <w:t xml:space="preserve"> ⑤ doing → to do</w:t>
+        <w:t xml:space="preserve"> 정답 ④</w:t>
       </w:r>
     </w:p>
     <w:p>
@@ -4130,7 +4224,7 @@
           <w:sz w:val="15"/>
           <w:u w:val="none"/>
         </w:rPr>
-        <w:t xml:space="preserve"> 정답 ①</w:t>
+        <w:t xml:space="preserve"> 정답 ④</w:t>
       </w:r>
     </w:p>
     <w:p>
@@ -4155,7 +4249,7 @@
           <w:sz w:val="15"/>
           <w:u w:val="none"/>
         </w:rPr>
-        <w:t xml:space="preserve"> ② (ⓐ, ⓒ, ⓔ)</w:t>
+        <w:t xml:space="preserve"> 정답 ②</w:t>
       </w:r>
     </w:p>
     <w:p>
@@ -4171,7 +4265,7 @@
           <w:sz w:val="15"/>
           <w:u w:val="none"/>
         </w:rPr>
-        <w:t>30-8</w:t>
+        <w:t>30-서1</w:t>
       </w:r>
       <w:r>
         <w:rPr>
@@ -4180,7 +4274,7 @@
           <w:sz w:val="15"/>
           <w:u w:val="none"/>
         </w:rPr>
-        <w:t xml:space="preserve"> 정답 ⑤</w:t>
+        <w:t xml:space="preserve"> (1) dependence  (2) survive  (3) interact</w:t>
       </w:r>
     </w:p>
     <w:p>
@@ -4196,7 +4290,7 @@
           <w:sz w:val="15"/>
           <w:u w:val="none"/>
         </w:rPr>
-        <w:t>30-서1</w:t>
+        <w:t>30-서2</w:t>
       </w:r>
       <w:r>
         <w:rPr>
@@ -4205,7 +4299,7 @@
           <w:sz w:val="15"/>
           <w:u w:val="none"/>
         </w:rPr>
-        <w:t xml:space="preserve"> ⓐ depend → depends / ⓓ sophisticating → sophisticated</w:t>
+        <w:t xml:space="preserve"> The more we have, the bigger our fences become and the less we want to share.</w:t>
       </w:r>
     </w:p>
     <w:p>
@@ -4221,7 +4315,7 @@
           <w:sz w:val="15"/>
           <w:u w:val="none"/>
         </w:rPr>
-        <w:t>30-추1</w:t>
+        <w:t>30-8</w:t>
       </w:r>
       <w:r>
         <w:rPr>
@@ -4230,107 +4324,7 @@
           <w:sz w:val="15"/>
           <w:u w:val="none"/>
         </w:rPr>
-        <w:t xml:space="preserve"> (A) limited  (B) open  (C) disconnect  (D) blindness</w:t>
-      </w:r>
-    </w:p>
-    <w:p>
-      <w:pPr>
-        <w:spacing w:before="0" w:after="0" w:line="259" w:lineRule="auto"/>
-        <w:ind w:left="160" w:hanging="160"/>
-        <w:snapToGrid w:val="0"/>
-      </w:pPr>
-      <w:r>
-        <w:rPr>
-          <w:rFonts w:ascii="맑은 고딕" w:hAnsi="맑은 고딕" w:eastAsia="맑은 고딕"/>
-          <w:b/>
-          <w:sz w:val="15"/>
-          <w:u w:val="none"/>
-        </w:rPr>
-        <w:t>30-추2</w:t>
-      </w:r>
-      <w:r>
-        <w:rPr>
-          <w:rFonts w:ascii="맑은 고딕" w:hAnsi="맑은 고딕" w:eastAsia="맑은 고딕"/>
-          <w:b w:val="0"/>
-          <w:sz w:val="15"/>
-          <w:u w:val="none"/>
-        </w:rPr>
-        <w:t xml:space="preserve"> (1) interest  (2) happen  (3) common  (4) blindness</w:t>
-      </w:r>
-    </w:p>
-    <w:p>
-      <w:pPr>
-        <w:spacing w:before="0" w:after="0" w:line="259" w:lineRule="auto"/>
-        <w:ind w:left="160" w:hanging="160"/>
-        <w:snapToGrid w:val="0"/>
-      </w:pPr>
-      <w:r>
-        <w:rPr>
-          <w:rFonts w:ascii="맑은 고딕" w:hAnsi="맑은 고딕" w:eastAsia="맑은 고딕"/>
-          <w:b/>
-          <w:sz w:val="15"/>
-          <w:u w:val="none"/>
-        </w:rPr>
-        <w:t>30-추3</w:t>
-      </w:r>
-      <w:r>
-        <w:rPr>
-          <w:rFonts w:ascii="맑은 고딕" w:hAnsi="맑은 고딕" w:eastAsia="맑은 고딕"/>
-          <w:b w:val="0"/>
-          <w:sz w:val="15"/>
-          <w:u w:val="none"/>
-        </w:rPr>
-        <w:t xml:space="preserve"> If you happen upon them in your travels, they will open up their homes and give you their food and hospitality.</w:t>
-      </w:r>
-    </w:p>
-    <w:p>
-      <w:pPr>
-        <w:spacing w:before="0" w:after="0" w:line="259" w:lineRule="auto"/>
-        <w:ind w:left="160" w:hanging="160"/>
-        <w:snapToGrid w:val="0"/>
-      </w:pPr>
-      <w:r>
-        <w:rPr>
-          <w:rFonts w:ascii="맑은 고딕" w:hAnsi="맑은 고딕" w:eastAsia="맑은 고딕"/>
-          <w:b/>
-          <w:sz w:val="15"/>
-          <w:u w:val="none"/>
-        </w:rPr>
-        <w:t>30-위치1</w:t>
-      </w:r>
-      <w:r>
-        <w:rPr>
-          <w:rFonts w:ascii="맑은 고딕" w:hAnsi="맑은 고딕" w:eastAsia="맑은 고딕"/>
-          <w:b w:val="0"/>
-          <w:sz w:val="15"/>
-          <w:u w:val="none"/>
-        </w:rPr>
-        <w:t xml:space="preserve"> 정답 ②</w:t>
-      </w:r>
-    </w:p>
-    <w:p>
-      <w:pPr>
-        <w:spacing w:before="0" w:after="0" w:line="259" w:lineRule="auto"/>
-        <w:ind w:left="160" w:hanging="160"/>
-        <w:snapToGrid w:val="0"/>
-      </w:pPr>
-      <w:r>
-        <w:rPr>
-          <w:rFonts w:ascii="맑은 고딕" w:hAnsi="맑은 고딕" w:eastAsia="맑은 고딕"/>
-          <w:b/>
-          <w:sz w:val="15"/>
-          <w:u w:val="none"/>
-        </w:rPr>
-        <w:t>30-위치2</w:t>
-      </w:r>
-      <w:r>
-        <w:rPr>
-          <w:rFonts w:ascii="맑은 고딕" w:hAnsi="맑은 고딕" w:eastAsia="맑은 고딕"/>
-          <w:b w:val="0"/>
-          <w:sz w:val="15"/>
-          <w:u w:val="none"/>
-        </w:rPr>
-        <w:t xml:space="preserve"> 정답 ⑤</w:t>
+        <w:t xml:space="preserve"> 정답 ③</w:t>
       </w:r>
     </w:p>
     <w:p>
@@ -4371,7 +4365,7 @@
           <w:sz w:val="14"/>
           <w:u w:val="none"/>
         </w:rPr>
-        <w:t xml:space="preserve"> 본문은 친절이 '</w:t>
+        <w:t xml:space="preserve"> </w:t>
       </w:r>
       <w:r>
         <w:rPr>
@@ -4380,7 +4374,7 @@
           <w:sz w:val="14"/>
           <w:u w:val="none"/>
         </w:rPr>
-        <w:t>일부</w:t>
+        <w:t>(b) [옳은 연결어 decoy]</w:t>
       </w:r>
       <w:r>
         <w:rPr>
@@ -4389,7 +4383,43 @@
           <w:sz w:val="14"/>
           <w:u w:val="none"/>
         </w:rPr>
-        <w:t>(part of it)'이고 더 깊은 이유는 생존이라고 했다. entirely(전적으로)라는 절대어가 이 '일부'를 '전부'로 격상시킨 한 끗 오답. ③는 '자신도 여행자가 될 수 있다'는 조건을 정확히 담았고, ④은 원문의 세 항목(울타리·보안·나눔 감소) 중 둘만 골라도 일치.</w:t>
+        <w:t xml:space="preserve"> 접속사 for(이유)를 전치사로 착각하면 틀렸다고 고르게 된다. </w:t>
+      </w:r>
+      <w:r>
+        <w:rPr>
+          <w:rFonts w:ascii="맑은 고딕" w:hAnsi="맑은 고딕" w:eastAsia="맑은 고딕"/>
+          <w:b/>
+          <w:sz w:val="14"/>
+          <w:u w:val="none"/>
+        </w:rPr>
+        <w:t>(e) [only 함정]</w:t>
+      </w:r>
+      <w:r>
+        <w:rPr>
+          <w:rFonts w:ascii="맑은 고딕" w:hAnsi="맑은 고딕" w:eastAsia="맑은 고딕"/>
+          <w:b w:val="0"/>
+          <w:sz w:val="14"/>
+          <w:u w:val="none"/>
+        </w:rPr>
+        <w:t xml:space="preserve"> not just의 부분 부정을 지웠다. </w:t>
+      </w:r>
+      <w:r>
+        <w:rPr>
+          <w:rFonts w:ascii="맑은 고딕" w:hAnsi="맑은 고딕" w:eastAsia="맑은 고딕"/>
+          <w:b/>
+          <w:sz w:val="14"/>
+          <w:u w:val="none"/>
+        </w:rPr>
+        <w:t>(c)</w:t>
+      </w:r>
+      <w:r>
+        <w:rPr>
+          <w:rFonts w:ascii="맑은 고딕" w:hAnsi="맑은 고딕" w:eastAsia="맑은 고딕"/>
+          <w:b w:val="0"/>
+          <w:sz w:val="14"/>
+          <w:u w:val="none"/>
+        </w:rPr>
+        <w:t xml:space="preserve"> 비교급 상관 구문은 양쪽 모두 the + 비교급.</w:t>
       </w:r>
     </w:p>
     <w:p>
@@ -4414,7 +4444,7 @@
           <w:sz w:val="14"/>
           <w:u w:val="none"/>
         </w:rPr>
-        <w:t xml:space="preserve"> 풍요와 안전 속에서 나눔은 '훨씬 </w:t>
+        <w:t xml:space="preserve"> </w:t>
       </w:r>
       <w:r>
         <w:rPr>
@@ -4423,7 +4453,7 @@
           <w:sz w:val="14"/>
           <w:u w:val="none"/>
         </w:rPr>
-        <w:t>덜</w:t>
+        <w:t>ⓑ ↔ ⓒ [같은 to share, 다른 판정]</w:t>
       </w:r>
       <w:r>
         <w:rPr>
@@ -4432,7 +4462,7 @@
           <w:sz w:val="14"/>
           <w:u w:val="none"/>
         </w:rPr>
-        <w:t xml:space="preserve"> 단순해진다(far less simple)'. ④은 프린트 A-1 표적 complicated(복잡해진)의 방향을 뒤집었다. ③는 '성품 vs 생존'을 양자택일로 오독하기 쉬우나 본문(not merely ... but)과 일치.</w:t>
+        <w:t xml:space="preserve"> happy to share는 to부정사, open to는 전치사. ④는 ⓐ의 수일치를 놓친 선지 — 주어 바로 뒤 cooperate에 끌리면 are로 착각.</w:t>
       </w:r>
     </w:p>
     <w:p>
@@ -4457,7 +4487,7 @@
           <w:sz w:val="14"/>
           <w:u w:val="none"/>
         </w:rPr>
-        <w:t xml:space="preserve"> 가진 것이 적을수록 나눔에 더 </w:t>
+        <w:t xml:space="preserve"> </w:t>
       </w:r>
       <w:r>
         <w:rPr>
@@ -4466,7 +4496,7 @@
           <w:sz w:val="14"/>
           <w:u w:val="none"/>
         </w:rPr>
-        <w:t>개방적</w:t>
+        <w:t>⑤ [decoy]</w:t>
       </w:r>
       <w:r>
         <w:rPr>
@@ -4475,7 +4505,7 @@
           <w:sz w:val="14"/>
           <w:u w:val="none"/>
         </w:rPr>
-        <w:t>(원문 more open to sharing)이 된다. reluctant(꺼리는)는 약한 반의어 오염이며, 단서는 바로 다음 문장(가진 게 없는 부족이 낯선 이를 먹인다)에 있다. ⑤ weaker는 원문 the less we want to share와 같은 방향이므로 적절.</w:t>
+        <w:t xml:space="preserve"> 많이 가질수록 울타리가 커지고 접촉은 ‘줄어든다’ — 맞는 쓰임. ②는 앞 문장 to share and cooperate와 호응하는 open이 원래 낱말.</w:t>
       </w:r>
     </w:p>
     <w:p>
@@ -4500,7 +4530,7 @@
           <w:sz w:val="14"/>
           <w:u w:val="none"/>
         </w:rPr>
-        <w:t xml:space="preserve"> it is in their interest </w:t>
+        <w:t xml:space="preserve"> </w:t>
       </w:r>
       <w:r>
         <w:rPr>
@@ -4509,7 +4539,7 @@
           <w:sz w:val="14"/>
           <w:u w:val="none"/>
         </w:rPr>
-        <w:t>to do so</w:t>
+        <w:t>① [반대]</w:t>
       </w:r>
       <w:r>
         <w:rPr>
@@ -4518,7 +4548,25 @@
           <w:sz w:val="14"/>
           <w:u w:val="none"/>
         </w:rPr>
-        <w:t xml:space="preserve"> — 가주어 it, 진주어 to부정사(프린트 A-2 표적 구문). ① a species (which was) born 분사 후치 수식, ② 주어는 tendency(단수)이므로 is, ③ 전치사 to 뒤 동명사(be open to -ing), ④ 선행사 없는 what(have의 목적어절)은 모두 옳다.</w:t>
+        <w:t xml:space="preserve"> is complicated(복잡해진다). </w:t>
+      </w:r>
+      <w:r>
+        <w:rPr>
+          <w:rFonts w:ascii="맑은 고딕" w:hAnsi="맑은 고딕" w:eastAsia="맑은 고딕"/>
+          <w:b/>
+          <w:sz w:val="14"/>
+          <w:u w:val="none"/>
+        </w:rPr>
+        <w:t>③⑤ [비교 반전]</w:t>
+      </w:r>
+      <w:r>
+        <w:rPr>
+          <w:rFonts w:ascii="맑은 고딕" w:hAnsi="맑은 고딕" w:eastAsia="맑은 고딕"/>
+          <w:b w:val="0"/>
+          <w:sz w:val="14"/>
+          <w:u w:val="none"/>
+        </w:rPr>
+        <w:t xml:space="preserve"> the bigger our fences, our decreased physical interaction을 뒤집었다.</w:t>
       </w:r>
     </w:p>
     <w:p>
@@ -4543,7 +4591,43 @@
           <w:sz w:val="14"/>
           <w:u w:val="none"/>
         </w:rPr>
-        <w:t xml:space="preserve"> 빈칸 앞은 '결핍 → 나눔', Ironically 뒤는 그 반대인 '풍요 → 폐쇄'여야 하고, 빈칸 뒤 문장 (appetite for more + less contact → blindness)이 이를 2단계로 재진술한다. ④은 '접촉 감소'를 뒤집은 최강 함정, ②⑤는 앞 문장과 방향 충돌.</w:t>
+        <w:t xml:space="preserve"> </w:t>
+      </w:r>
+      <w:r>
+        <w:rPr>
+          <w:rFonts w:ascii="맑은 고딕" w:hAnsi="맑은 고딕" w:eastAsia="맑은 고딕"/>
+          <w:b/>
+          <w:sz w:val="14"/>
+          <w:u w:val="none"/>
+        </w:rPr>
+        <w:t>③ [정반대]</w:t>
+      </w:r>
+      <w:r>
+        <w:rPr>
+          <w:rFonts w:ascii="맑은 고딕" w:hAnsi="맑은 고딕" w:eastAsia="맑은 고딕"/>
+          <w:b w:val="0"/>
+          <w:sz w:val="14"/>
+          <w:u w:val="none"/>
+        </w:rPr>
+        <w:t xml:space="preserve"> full refrigerators는 ‘많이 가짐’ → 덜 나눔. </w:t>
+      </w:r>
+      <w:r>
+        <w:rPr>
+          <w:rFonts w:ascii="맑은 고딕" w:hAnsi="맑은 고딕" w:eastAsia="맑은 고딕"/>
+          <w:b/>
+          <w:sz w:val="14"/>
+          <w:u w:val="none"/>
+        </w:rPr>
+        <w:t>⑤ [소재 함정]</w:t>
+      </w:r>
+      <w:r>
+        <w:rPr>
+          <w:rFonts w:ascii="맑은 고딕" w:hAnsi="맑은 고딕" w:eastAsia="맑은 고딕"/>
+          <w:b w:val="0"/>
+          <w:sz w:val="14"/>
+          <w:u w:val="none"/>
+        </w:rPr>
+        <w:t xml:space="preserve"> 소재(traveler, fish)만 보고 고르는 선지.</w:t>
       </w:r>
     </w:p>
     <w:p>
@@ -4568,7 +4652,43 @@
           <w:sz w:val="14"/>
           <w:u w:val="none"/>
         </w:rPr>
-        <w:t xml:space="preserve"> (A) 결핍이 관대함을 만든다(having little makes us generous) → little. (B) 그들의 목숨이 같은 호의에 달려 있다 → survival(프린트 A 표적 in their interest = 생존 이익). ② reputation은 '착해 보이려고'라는 무언급 동기.</w:t>
+        <w:t xml:space="preserve"> </w:t>
+      </w:r>
+      <w:r>
+        <w:rPr>
+          <w:rFonts w:ascii="맑은 고딕" w:hAnsi="맑은 고딕" w:eastAsia="맑은 고딕"/>
+          <w:b/>
+          <w:sz w:val="14"/>
+          <w:u w:val="none"/>
+        </w:rPr>
+        <w:t>① [직역 함정]</w:t>
+      </w:r>
+      <w:r>
+        <w:rPr>
+          <w:rFonts w:ascii="맑은 고딕" w:hAnsi="맑은 고딕" w:eastAsia="맑은 고딕"/>
+          <w:b w:val="0"/>
+          <w:sz w:val="14"/>
+          <w:u w:val="none"/>
+        </w:rPr>
+        <w:t xml:space="preserve"> blindness를 실제 시력으로 해석. </w:t>
+      </w:r>
+      <w:r>
+        <w:rPr>
+          <w:rFonts w:ascii="맑은 고딕" w:hAnsi="맑은 고딕" w:eastAsia="맑은 고딕"/>
+          <w:b/>
+          <w:sz w:val="14"/>
+          <w:u w:val="none"/>
+        </w:rPr>
+        <w:t>⑤ [인과 혼동]</w:t>
+      </w:r>
+      <w:r>
+        <w:rPr>
+          <w:rFonts w:ascii="맑은 고딕" w:hAnsi="맑은 고딕" w:eastAsia="맑은 고딕"/>
+          <w:b w:val="0"/>
+          <w:sz w:val="14"/>
+          <w:u w:val="none"/>
+        </w:rPr>
+        <w:t xml:space="preserve"> 울타리·보안은 단절의 ‘증상’이지 밑줄의 의미가 아니다.</w:t>
       </w:r>
     </w:p>
     <w:p>
@@ -4593,7 +4713,25 @@
           <w:sz w:val="14"/>
           <w:u w:val="none"/>
         </w:rPr>
-        <w:t xml:space="preserve"> ⓑ only: 본문은 '그것이 이익이 되기 때문'이라 했다. ⓓ always/every: 본문은 tends to·lowering(정도 감소)이지 소멸이 아니다. ⓔ의 can은 본문 can feed와 강도 일치.</w:t>
+        <w:t xml:space="preserve"> </w:t>
+      </w:r>
+      <w:r>
+        <w:rPr>
+          <w:rFonts w:ascii="맑은 고딕" w:hAnsi="맑은 고딕" w:eastAsia="맑은 고딕"/>
+          <w:b/>
+          <w:sz w:val="14"/>
+          <w:u w:val="none"/>
+        </w:rPr>
+        <w:t>② [소재어 재사용 함정]</w:t>
+      </w:r>
+      <w:r>
+        <w:rPr>
+          <w:rFonts w:ascii="맑은 고딕" w:hAnsi="맑은 고딕" w:eastAsia="맑은 고딕"/>
+          <w:b w:val="0"/>
+          <w:sz w:val="14"/>
+          <w:u w:val="none"/>
+        </w:rPr>
+        <w:t xml:space="preserve"> nomadic tribes, survive가 들어가 자연스러워 보이지만 ‘나눔’이 아니라 ‘낙타’ 이야기. ③의 them이 ①의 tribes를 받는지 확인하면 ②가 끊는 자리임이 보인다.</w:t>
       </w:r>
     </w:p>
     <w:p>
@@ -4609,7 +4747,7 @@
           <w:sz w:val="14"/>
           <w:u w:val="none"/>
         </w:rPr>
-        <w:t>30-8</w:t>
+        <w:t>30-서1</w:t>
       </w:r>
       <w:r>
         <w:rPr>
@@ -4618,25 +4756,7 @@
           <w:sz w:val="14"/>
           <w:u w:val="none"/>
         </w:rPr>
-        <w:t xml:space="preserve"> &lt;B&gt;는 부유층이 </w:t>
-      </w:r>
-      <w:r>
-        <w:rPr>
-          <w:rFonts w:ascii="맑은 고딕" w:hAnsi="맑은 고딕" w:eastAsia="맑은 고딕"/>
-          <w:b/>
-          <w:sz w:val="14"/>
-          <w:u w:val="none"/>
-        </w:rPr>
-        <w:t>절대 금액에서는 더 많이</w:t>
-      </w:r>
-      <w:r>
-        <w:rPr>
-          <w:rFonts w:ascii="맑은 고딕" w:hAnsi="맑은 고딕" w:eastAsia="맑은 고딕"/>
-          <w:b w:val="0"/>
-          <w:sz w:val="14"/>
-          <w:u w:val="none"/>
-        </w:rPr>
-        <w:t xml:space="preserve"> 기부했다(gave more in absolute terms)고 했다. ⑤는 '비율'과 '절대액'을 뒤섞은 한 끗 오답. ④은 &lt;A&gt;의 '접촉 감소 → 눈멂'을 실증하는 &lt;B&gt;의 핵심 발견으로 일치.</w:t>
+        <w:t xml:space="preserve"> (1) depend ✕ — 명사 자리. (2) survival ✕ — to 뒤 동사원형. (3) interaction ✕ — 동사 자리, 주어 they 복수이므로 interacts도 ✕. [채점] 각 1점.</w:t>
       </w:r>
     </w:p>
     <w:p>
@@ -4652,7 +4772,7 @@
           <w:sz w:val="14"/>
           <w:u w:val="none"/>
         </w:rPr>
-        <w:t>30-서1</w:t>
+        <w:t>30-서2</w:t>
       </w:r>
       <w:r>
         <w:rPr>
@@ -4661,7 +4781,43 @@
           <w:sz w:val="14"/>
           <w:u w:val="none"/>
         </w:rPr>
-        <w:t xml:space="preserve"> ⓐ 주어 their survival(단수) → depends. ⓓ '정교한' 보안 — 상태 형용사 sophisticated (the more + 형용사 비교 구문). ⓒ the bigger (our fences are) 생략, ⓔ 목적 to부정사, ⓕ the less는 want를 수식하는 부사 비교급으로 옳다.</w:t>
+        <w:t xml:space="preserve"> </w:t>
+      </w:r>
+      <w:r>
+        <w:rPr>
+          <w:rFonts w:ascii="맑은 고딕" w:hAnsi="맑은 고딕" w:eastAsia="맑은 고딕"/>
+          <w:b/>
+          <w:sz w:val="14"/>
+          <w:u w:val="none"/>
+        </w:rPr>
+        <w:t>the bigger become our fences</w:t>
+      </w:r>
+      <w:r>
+        <w:rPr>
+          <w:rFonts w:ascii="맑은 고딕" w:hAnsi="맑은 고딕" w:eastAsia="맑은 고딕"/>
+          <w:b w:val="0"/>
+          <w:sz w:val="14"/>
+          <w:u w:val="none"/>
+        </w:rPr>
+        <w:t xml:space="preserve"> ✕ — 비교급 뒤 주어 + 동사 어순 유지. </w:t>
+      </w:r>
+      <w:r>
+        <w:rPr>
+          <w:rFonts w:ascii="맑은 고딕" w:hAnsi="맑은 고딕" w:eastAsia="맑은 고딕"/>
+          <w:b/>
+          <w:sz w:val="14"/>
+          <w:u w:val="none"/>
+        </w:rPr>
+        <w:t>we want the less to share</w:t>
+      </w:r>
+      <w:r>
+        <w:rPr>
+          <w:rFonts w:ascii="맑은 고딕" w:hAnsi="맑은 고딕" w:eastAsia="맑은 고딕"/>
+          <w:b w:val="0"/>
+          <w:sz w:val="14"/>
+          <w:u w:val="none"/>
+        </w:rPr>
+        <w:t xml:space="preserve"> ✕ — the 비교급은 절 맨 앞. [채점] 비교급 구조 1.5 / 어순 1 / 단어 수·철자 0.5.</w:t>
       </w:r>
     </w:p>
     <w:p>
@@ -4677,7 +4833,7 @@
           <w:sz w:val="14"/>
           <w:u w:val="none"/>
         </w:rPr>
-        <w:t>30-추1</w:t>
+        <w:t>30-8</w:t>
       </w:r>
       <w:r>
         <w:rPr>
@@ -4686,15 +4842,8 @@
           <w:sz w:val="14"/>
           <w:u w:val="none"/>
         </w:rPr>
-        <w:t xml:space="preserve"> (A) limit → limited(과거분사 형용사). (B) open은 형용사 그대로(make + 목적어 + 형용사). (C) makes us (build ... and) disconnect — 원형 병렬. (D) blind → blindness(명사, 프린트 A-5 표적). increase·survive는 프린트 요약 정답어(survival)를 연상시키는 미끼.</w:t>
-      </w:r>
-    </w:p>
-    <w:p>
-      <w:pPr>
-        <w:spacing w:before="0" w:after="20" w:line="259" w:lineRule="auto"/>
-        <w:jc w:val="both"/>
-        <w:snapToGrid w:val="0"/>
-      </w:pPr>
+        <w:t xml:space="preserve"> </w:t>
+      </w:r>
       <w:r>
         <w:rPr>
           <w:rFonts w:ascii="맑은 고딕" w:hAnsi="맑은 고딕" w:eastAsia="맑은 고딕"/>
@@ -4702,7 +4851,7 @@
           <w:sz w:val="14"/>
           <w:u w:val="none"/>
         </w:rPr>
-        <w:t>30-추2</w:t>
+        <w:t>④ [한 끗]</w:t>
       </w:r>
       <w:r>
         <w:rPr>
@@ -4711,100 +4860,7 @@
           <w:sz w:val="14"/>
           <w:u w:val="none"/>
         </w:rPr>
-        <w:t xml:space="preserve"> 프린트 A 표적 4행. (1) interest는 '이익'(관심 아님). (2) happen upon = come across. (4) 명사형 blindness — disconnection과 or로 병렬된 명사.</w:t>
-      </w:r>
-    </w:p>
-    <w:p>
-      <w:pPr>
-        <w:spacing w:before="0" w:after="20" w:line="259" w:lineRule="auto"/>
-        <w:jc w:val="both"/>
-        <w:snapToGrid w:val="0"/>
-      </w:pPr>
-      <w:r>
-        <w:rPr>
-          <w:rFonts w:ascii="맑은 고딕" w:hAnsi="맑은 고딕" w:eastAsia="맑은 고딕"/>
-          <w:b/>
-          <w:sz w:val="14"/>
-          <w:u w:val="none"/>
-        </w:rPr>
-        <w:t>30-추3</w:t>
-      </w:r>
-      <w:r>
-        <w:rPr>
-          <w:rFonts w:ascii="맑은 고딕" w:hAnsi="맑은 고딕" w:eastAsia="맑은 고딕"/>
-          <w:b w:val="0"/>
-          <w:sz w:val="14"/>
-          <w:u w:val="none"/>
-        </w:rPr>
-        <w:t xml:space="preserve"> </w:t>
-      </w:r>
-      <w:r>
-        <w:rPr>
-          <w:rFonts w:ascii="맑은 고딕" w:hAnsi="맑은 고딕" w:eastAsia="맑은 고딕"/>
-          <w:b/>
-          <w:sz w:val="14"/>
-          <w:u w:val="none"/>
-        </w:rPr>
-        <w:t>조성 지점</w:t>
-      </w:r>
-      <w:r>
-        <w:rPr>
-          <w:rFonts w:ascii="맑은 고딕" w:hAnsi="맑은 고딕" w:eastAsia="맑은 고딕"/>
-          <w:b w:val="0"/>
-          <w:sz w:val="14"/>
-          <w:u w:val="none"/>
-        </w:rPr>
-        <w:t xml:space="preserve"> — their home → their homes(부족 구성원 각자의 집, 복수). 조건절 happen upon은 현재시제 유지(will happen 금지). open up과 give는 will 뒤 원형 병렬, give는 4형식(give you their food).</w:t>
-      </w:r>
-    </w:p>
-    <w:p>
-      <w:pPr>
-        <w:spacing w:before="0" w:after="20" w:line="259" w:lineRule="auto"/>
-        <w:jc w:val="both"/>
-        <w:snapToGrid w:val="0"/>
-      </w:pPr>
-      <w:r>
-        <w:rPr>
-          <w:rFonts w:ascii="맑은 고딕" w:hAnsi="맑은 고딕" w:eastAsia="맑은 고딕"/>
-          <w:b/>
-          <w:sz w:val="14"/>
-          <w:u w:val="none"/>
-        </w:rPr>
-        <w:t>30-위치1</w:t>
-      </w:r>
-      <w:r>
-        <w:rPr>
-          <w:rFonts w:ascii="맑은 고딕" w:hAnsi="맑은 고딕" w:eastAsia="맑은 고딕"/>
-          <w:b w:val="0"/>
-          <w:sz w:val="14"/>
-          <w:u w:val="none"/>
-        </w:rPr>
-        <w:t xml:space="preserve"> That generosity = ② 앞 문장의 환대. however로 '친절'을 부정한 뒤, ② 뒤 문장이 진짜 이유(giving protects them)를 제시해야 한다. ①은 아직 generosity의 지시 대상이 없고, ③ 이후는 이미 부유층으로 화제가 바뀐다.</w:t>
-      </w:r>
-    </w:p>
-    <w:p>
-      <w:pPr>
-        <w:spacing w:before="0" w:after="20" w:line="259" w:lineRule="auto"/>
-        <w:jc w:val="both"/>
-        <w:snapToGrid w:val="0"/>
-      </w:pPr>
-      <w:r>
-        <w:rPr>
-          <w:rFonts w:ascii="맑은 고딕" w:hAnsi="맑은 고딕" w:eastAsia="맑은 고딕"/>
-          <w:b/>
-          <w:sz w:val="14"/>
-          <w:u w:val="none"/>
-        </w:rPr>
-        <w:t>30-위치2</w:t>
-      </w:r>
-      <w:r>
-        <w:rPr>
-          <w:rFonts w:ascii="맑은 고딕" w:hAnsi="맑은 고딕" w:eastAsia="맑은 고딕"/>
-          <w:b w:val="0"/>
-          <w:sz w:val="14"/>
-          <w:u w:val="none"/>
-        </w:rPr>
-        <w:t xml:space="preserve"> 주어진 글(결핍 시대의 본능) → (C) That is why로 결핍→나눔 규칙 → (B) the rule의 사례(유목민) → (A) that logic을 뒤집는 풍요의 역설로 마무리. (B)가 먼저 오면 (C)의 That is why가 받을 원인이 없다.</w:t>
+        <w:t xml:space="preserve"> ④는 the travelers in need 뒤라 자연스러워 보이지만, 환대 장면 없이 It's not just because …가 나오면 ‘무엇이’ 착해서가 아닌지 공백이 생긴다.</w:t>
       </w:r>
     </w:p>
     <w:p>

--- a/shinmok1/pack/2509/H1MOGO25-09_30_SET.docx
+++ b/shinmok1/pack/2509/H1MOGO25-09_30_SET.docx
@@ -107,7 +107,7 @@
     </w:p>
     <w:p>
       <w:pPr>
-        <w:spacing w:before="0" w:after="20" w:line="360" w:lineRule="auto"/>
+        <w:spacing w:before="0" w:after="20" w:line="300" w:lineRule="auto"/>
         <w:jc w:val="both"/>
         <w:snapToGrid w:val="0"/>
       </w:pPr>
@@ -167,7 +167,7 @@
           <w:sz w:val="17"/>
           <w:u w:val="none"/>
         </w:rPr>
-        <w:t>[ limited / plentiful ]</w:t>
+        <w:t>[ limited / limitless ]</w:t>
       </w:r>
       <w:r>
         <w:rPr>
@@ -176,7 +176,7 @@
           <w:sz w:val="17"/>
           <w:u w:val="none"/>
         </w:rPr>
-        <w:t xml:space="preserve"> and dangers were great, our natural tendency to share and cooperate </w:t>
+        <w:t xml:space="preserve"> and dangers were great, our natural </w:t>
       </w:r>
       <w:r>
         <w:rPr>
@@ -192,20 +192,11 @@
       <w:r>
         <w:rPr>
           <w:rFonts w:ascii="맑은 고딕" w:hAnsi="맑은 고딕" w:eastAsia="맑은 고딕"/>
-          <w:b/>
-          <w:sz w:val="17"/>
-          <w:u w:val="none"/>
-        </w:rPr>
-        <w:t>[ is / are ]</w:t>
-      </w:r>
-      <w:r>
-        <w:rPr>
-          <w:rFonts w:ascii="맑은 고딕" w:hAnsi="맑은 고딕" w:eastAsia="맑은 고딕"/>
           <w:b w:val="0"/>
           <w:sz w:val="17"/>
           <w:u w:val="none"/>
         </w:rPr>
-        <w:t xml:space="preserve"> complicated when resources are plenty and outside dangers are few. When we </w:t>
+        <w:t xml:space="preserve">t________ to share and cooperate </w:t>
       </w:r>
       <w:r>
         <w:rPr>
@@ -225,7 +216,7 @@
           <w:sz w:val="17"/>
           <w:u w:val="none"/>
         </w:rPr>
-        <w:t>[ have / has ]</w:t>
+        <w:t>[ is / are ]</w:t>
       </w:r>
       <w:r>
         <w:rPr>
@@ -234,7 +225,7 @@
           <w:sz w:val="17"/>
           <w:u w:val="none"/>
         </w:rPr>
-        <w:t xml:space="preserve"> less, we tend </w:t>
+        <w:t xml:space="preserve"> complicated when resources are plenty and outside dangers are few. When we have less, we tend to be more </w:t>
       </w:r>
       <w:r>
         <w:rPr>
@@ -254,7 +245,7 @@
           <w:sz w:val="17"/>
           <w:u w:val="none"/>
         </w:rPr>
-        <w:t>[ to be / being ]</w:t>
+        <w:t>[ open / closed ]</w:t>
       </w:r>
       <w:r>
         <w:rPr>
@@ -263,7 +254,7 @@
           <w:sz w:val="17"/>
           <w:u w:val="none"/>
         </w:rPr>
-        <w:t xml:space="preserve"> more open to </w:t>
+        <w:t xml:space="preserve"> to </w:t>
       </w:r>
       <w:r>
         <w:rPr>
@@ -283,7 +274,7 @@
           <w:sz w:val="17"/>
           <w:u w:val="none"/>
         </w:rPr>
-        <w:t xml:space="preserve">________(share) what we have. Certain </w:t>
+        <w:t xml:space="preserve">________(share) what we have. Certain nomadic tribes don’t have much, yet they are happy to share because </w:t>
       </w:r>
       <w:r>
         <w:rPr>
@@ -299,11 +290,20 @@
       <w:r>
         <w:rPr>
           <w:rFonts w:ascii="맑은 고딕" w:hAnsi="맑은 고딕" w:eastAsia="맑은 고딕"/>
+          <w:b/>
+          <w:sz w:val="17"/>
+          <w:u w:val="none"/>
+        </w:rPr>
+        <w:t>[ it / that ]</w:t>
+      </w:r>
+      <w:r>
+        <w:rPr>
+          <w:rFonts w:ascii="맑은 고딕" w:hAnsi="맑은 고딕" w:eastAsia="맑은 고딕"/>
           <w:b w:val="0"/>
           <w:sz w:val="17"/>
           <w:u w:val="none"/>
         </w:rPr>
-        <w:t xml:space="preserve">n________ tribes don’t have much, yet they are happy </w:t>
+        <w:t xml:space="preserve"> is in their </w:t>
       </w:r>
       <w:r>
         <w:rPr>
@@ -319,20 +319,11 @@
       <w:r>
         <w:rPr>
           <w:rFonts w:ascii="맑은 고딕" w:hAnsi="맑은 고딕" w:eastAsia="맑은 고딕"/>
-          <w:b/>
-          <w:sz w:val="17"/>
-          <w:u w:val="none"/>
-        </w:rPr>
-        <w:t>[ to share / sharing ]</w:t>
-      </w:r>
-      <w:r>
-        <w:rPr>
-          <w:rFonts w:ascii="맑은 고딕" w:hAnsi="맑은 고딕" w:eastAsia="맑은 고딕"/>
           <w:b w:val="0"/>
           <w:sz w:val="17"/>
           <w:u w:val="none"/>
         </w:rPr>
-        <w:t xml:space="preserve"> because it is in their </w:t>
+        <w:t xml:space="preserve">i________ to do so. If you </w:t>
       </w:r>
       <w:r>
         <w:rPr>
@@ -348,11 +339,20 @@
       <w:r>
         <w:rPr>
           <w:rFonts w:ascii="맑은 고딕" w:hAnsi="맑은 고딕" w:eastAsia="맑은 고딕"/>
+          <w:b/>
+          <w:sz w:val="17"/>
+          <w:u w:val="none"/>
+        </w:rPr>
+        <w:t>[ happen / will happen ]</w:t>
+      </w:r>
+      <w:r>
+        <w:rPr>
+          <w:rFonts w:ascii="맑은 고딕" w:hAnsi="맑은 고딕" w:eastAsia="맑은 고딕"/>
           <w:b w:val="0"/>
           <w:sz w:val="17"/>
           <w:u w:val="none"/>
         </w:rPr>
-        <w:t xml:space="preserve">i________ </w:t>
+        <w:t xml:space="preserve"> upon them in your travels, they will open up their homes and give you their food and </w:t>
       </w:r>
       <w:r>
         <w:rPr>
@@ -368,20 +368,11 @@
       <w:r>
         <w:rPr>
           <w:rFonts w:ascii="맑은 고딕" w:hAnsi="맑은 고딕" w:eastAsia="맑은 고딕"/>
-          <w:b/>
-          <w:sz w:val="17"/>
-          <w:u w:val="none"/>
-        </w:rPr>
-        <w:t>[ to do / doing ]</w:t>
-      </w:r>
-      <w:r>
-        <w:rPr>
-          <w:rFonts w:ascii="맑은 고딕" w:hAnsi="맑은 고딕" w:eastAsia="맑은 고딕"/>
           <w:b w:val="0"/>
           <w:sz w:val="17"/>
           <w:u w:val="none"/>
         </w:rPr>
-        <w:t xml:space="preserve"> so. If you happen upon them in your travels, they will open up their homes and </w:t>
+        <w:t xml:space="preserve">________(hospitable). It’s not just because they are nice people; it’s because their </w:t>
       </w:r>
       <w:r>
         <w:rPr>
@@ -397,20 +388,11 @@
       <w:r>
         <w:rPr>
           <w:rFonts w:ascii="맑은 고딕" w:hAnsi="맑은 고딕" w:eastAsia="맑은 고딕"/>
-          <w:b/>
-          <w:sz w:val="17"/>
-          <w:u w:val="none"/>
-        </w:rPr>
-        <w:t>[ give / gives ]</w:t>
-      </w:r>
-      <w:r>
-        <w:rPr>
-          <w:rFonts w:ascii="맑은 고딕" w:hAnsi="맑은 고딕" w:eastAsia="맑은 고딕"/>
           <w:b w:val="0"/>
           <w:sz w:val="17"/>
           <w:u w:val="none"/>
         </w:rPr>
-        <w:t xml:space="preserve"> you their food and </w:t>
+        <w:t xml:space="preserve">s________ </w:t>
       </w:r>
       <w:r>
         <w:rPr>
@@ -426,11 +408,20 @@
       <w:r>
         <w:rPr>
           <w:rFonts w:ascii="맑은 고딕" w:hAnsi="맑은 고딕" w:eastAsia="맑은 고딕"/>
+          <w:b/>
+          <w:sz w:val="17"/>
+          <w:u w:val="none"/>
+        </w:rPr>
+        <w:t>[ depends / depend ]</w:t>
+      </w:r>
+      <w:r>
+        <w:rPr>
+          <w:rFonts w:ascii="맑은 고딕" w:hAnsi="맑은 고딕" w:eastAsia="맑은 고딕"/>
           <w:b w:val="0"/>
           <w:sz w:val="17"/>
           <w:u w:val="none"/>
         </w:rPr>
-        <w:t xml:space="preserve">h________. It’s not just because they are nice people; it’s because their </w:t>
+        <w:t xml:space="preserve"> on sharing, for they know </w:t>
       </w:r>
       <w:r>
         <w:rPr>
@@ -446,11 +437,20 @@
       <w:r>
         <w:rPr>
           <w:rFonts w:ascii="맑은 고딕" w:hAnsi="맑은 고딕" w:eastAsia="맑은 고딕"/>
+          <w:b/>
+          <w:sz w:val="17"/>
+          <w:u w:val="none"/>
+        </w:rPr>
+        <w:t>[ that / what ]</w:t>
+      </w:r>
+      <w:r>
+        <w:rPr>
+          <w:rFonts w:ascii="맑은 고딕" w:hAnsi="맑은 고딕" w:eastAsia="맑은 고딕"/>
           <w:b w:val="0"/>
           <w:sz w:val="17"/>
           <w:u w:val="none"/>
         </w:rPr>
-        <w:t xml:space="preserve">________(survive) depends on sharing, for they know that they may be the travelers in need of food and </w:t>
+        <w:t xml:space="preserve"> they may be the travelers in need of food and shelter another day. </w:t>
       </w:r>
       <w:r>
         <w:rPr>
@@ -470,7 +470,7 @@
           <w:sz w:val="17"/>
           <w:u w:val="none"/>
         </w:rPr>
-        <w:t xml:space="preserve">s________ another day. </w:t>
+        <w:t xml:space="preserve">________(irony), the more we have, the </w:t>
       </w:r>
       <w:r>
         <w:rPr>
@@ -486,11 +486,20 @@
       <w:r>
         <w:rPr>
           <w:rFonts w:ascii="맑은 고딕" w:hAnsi="맑은 고딕" w:eastAsia="맑은 고딕"/>
+          <w:b/>
+          <w:sz w:val="17"/>
+          <w:u w:val="none"/>
+        </w:rPr>
+        <w:t>[ bigger / big ]</w:t>
+      </w:r>
+      <w:r>
+        <w:rPr>
+          <w:rFonts w:ascii="맑은 고딕" w:hAnsi="맑은 고딕" w:eastAsia="맑은 고딕"/>
           <w:b w:val="0"/>
           <w:sz w:val="17"/>
           <w:u w:val="none"/>
         </w:rPr>
-        <w:t xml:space="preserve">________(irony), the more we have, the </w:t>
+        <w:t xml:space="preserve"> our fences, the more </w:t>
       </w:r>
       <w:r>
         <w:rPr>
@@ -506,20 +515,11 @@
       <w:r>
         <w:rPr>
           <w:rFonts w:ascii="맑은 고딕" w:hAnsi="맑은 고딕" w:eastAsia="맑은 고딕"/>
-          <w:b/>
-          <w:sz w:val="17"/>
-          <w:u w:val="none"/>
-        </w:rPr>
-        <w:t>[ bigger / smaller ]</w:t>
-      </w:r>
-      <w:r>
-        <w:rPr>
-          <w:rFonts w:ascii="맑은 고딕" w:hAnsi="맑은 고딕" w:eastAsia="맑은 고딕"/>
           <w:b w:val="0"/>
           <w:sz w:val="17"/>
           <w:u w:val="none"/>
         </w:rPr>
-        <w:t xml:space="preserve"> our fences, the more sophisticated our security to keep people away and the </w:t>
+        <w:t xml:space="preserve">________(sophisticate) our security to keep people away and the </w:t>
       </w:r>
       <w:r>
         <w:rPr>
@@ -597,7 +597,7 @@
           <w:sz w:val="17"/>
           <w:u w:val="none"/>
         </w:rPr>
-        <w:t xml:space="preserve">________(decrease) physical interaction with the “common folk,” </w:t>
+        <w:t xml:space="preserve">d________ physical interaction with the “common folk,” </w:t>
       </w:r>
       <w:r>
         <w:rPr>
@@ -626,7 +626,7 @@
           <w:sz w:val="17"/>
           <w:u w:val="none"/>
         </w:rPr>
-        <w:t xml:space="preserve"> to create a disconnection or blindness to </w:t>
+        <w:t xml:space="preserve"> to create a disconnection or </w:t>
       </w:r>
       <w:r>
         <w:rPr>
@@ -646,7 +646,7 @@
           <w:sz w:val="17"/>
           <w:u w:val="none"/>
         </w:rPr>
-        <w:t>r________.</w:t>
+        <w:t>b________ to reality.</w:t>
       </w:r>
     </w:p>
     <w:p>
@@ -698,7 +698,7 @@
           <w:sz w:val="17"/>
           <w:u w:val="none"/>
         </w:rPr>
-        <w:t xml:space="preserve">… they are happy to share </w:t>
+        <w:t xml:space="preserve">Certain nomadic tribes don’t have much, yet they are happy to share because </w:t>
       </w:r>
       <w:r>
         <w:rPr>
@@ -707,7 +707,7 @@
           <w:sz w:val="17"/>
           <w:u w:val="single"/>
         </w:rPr>
-        <w:t>because</w:t>
+        <w:t>it is in their interest to do so</w:t>
       </w:r>
       <w:r>
         <w:rPr>
@@ -716,7 +716,7 @@
           <w:sz w:val="17"/>
           <w:u w:val="none"/>
         </w:rPr>
-        <w:t xml:space="preserve"> it is in their interest to do so.  → 제시 교정: </w:t>
+        <w:t xml:space="preserve">.  → 제시 교정: </w:t>
       </w:r>
       <w:r>
         <w:rPr>
@@ -725,7 +725,7 @@
           <w:sz w:val="17"/>
           <w:u w:val="none"/>
         </w:rPr>
-        <w:t>since</w:t>
+        <w:t>doing so benefits them</w:t>
       </w:r>
       <w:r>
         <w:rPr>
@@ -760,7 +760,7 @@
           <w:sz w:val="17"/>
           <w:u w:val="none"/>
         </w:rPr>
-        <w:t xml:space="preserve">… it’s because their survival depends on sharing, </w:t>
+        <w:t xml:space="preserve">If you </w:t>
       </w:r>
       <w:r>
         <w:rPr>
@@ -769,7 +769,7 @@
           <w:sz w:val="17"/>
           <w:u w:val="single"/>
         </w:rPr>
-        <w:t>for</w:t>
+        <w:t>happen upon</w:t>
       </w:r>
       <w:r>
         <w:rPr>
@@ -778,7 +778,7 @@
           <w:sz w:val="17"/>
           <w:u w:val="none"/>
         </w:rPr>
-        <w:t xml:space="preserve"> they know that …  → 제시 교정: </w:t>
+        <w:t xml:space="preserve"> them in your travels, they will open up their homes and give you their food and hospitality.  → 제시 교정: </w:t>
       </w:r>
       <w:r>
         <w:rPr>
@@ -787,7 +787,7 @@
           <w:sz w:val="17"/>
           <w:u w:val="none"/>
         </w:rPr>
-        <w:t>because</w:t>
+        <w:t>come across</w:t>
       </w:r>
       <w:r>
         <w:rPr>
@@ -822,7 +822,7 @@
           <w:sz w:val="17"/>
           <w:u w:val="none"/>
         </w:rPr>
-        <w:t xml:space="preserve">Our desire for more, combined with our decreased physical interaction …, </w:t>
+        <w:t xml:space="preserve">Our desire for more, </w:t>
       </w:r>
       <w:r>
         <w:rPr>
@@ -831,7 +831,7 @@
           <w:sz w:val="17"/>
           <w:u w:val="single"/>
         </w:rPr>
-        <w:t>starts</w:t>
+        <w:t>combined with</w:t>
       </w:r>
       <w:r>
         <w:rPr>
@@ -840,7 +840,7 @@
           <w:sz w:val="17"/>
           <w:u w:val="none"/>
         </w:rPr>
-        <w:t xml:space="preserve"> to create a disconnection  → 제시 교정: </w:t>
+        <w:t xml:space="preserve"> our decreased physical interaction with the “common folk,” starts to create a disconnection.  → 제시 교정: </w:t>
       </w:r>
       <w:r>
         <w:rPr>
@@ -849,7 +849,7 @@
           <w:sz w:val="17"/>
           <w:u w:val="none"/>
         </w:rPr>
-        <w:t>start</w:t>
+        <w:t>combining with</w:t>
       </w:r>
       <w:r>
         <w:rPr>
@@ -910,7 +910,7 @@
           <w:sz w:val="17"/>
           <w:u w:val="none"/>
         </w:rPr>
-        <w:t>우리가 덜 가지고 있을 때, 우리는 가진 것을 나누는 데 더 열려 있는 경향이 있다.</w:t>
+        <w:t>우리가 덜 가질 때, 우리는 가진 것을 나누는 데 더 개방적인 경향이 있다.</w:t>
       </w:r>
     </w:p>
     <w:p>
@@ -927,7 +927,7 @@
           <w:sz w:val="17"/>
           <w:u w:val="none"/>
         </w:rPr>
-        <w:t>when / we / have / less / we / tend / to be / open / to / share / what / we have / most</w:t>
+        <w:t>have / less / when / we / we / tend / be / more open / to / share / much / what we have</w:t>
       </w:r>
     </w:p>
     <w:p>
@@ -962,7 +962,7 @@
           <w:sz w:val="17"/>
           <w:u w:val="none"/>
         </w:rPr>
-        <w:t>아이러니하게도, 우리가 더 많이 가질수록 나누고 싶어 하는 마음은 줄어든다.</w:t>
+        <w:t>아이러니하게도, 더 많이 가질수록 울타리는 더 커지고, 사람들을 멀리 두기 위한 보안은 더 정교해지며, 나누고 싶은 마음은 줄어든다.</w:t>
       </w:r>
     </w:p>
     <w:p>
@@ -979,7 +979,7 @@
           <w:sz w:val="17"/>
           <w:u w:val="none"/>
         </w:rPr>
-        <w:t>ironic / the more / we / have / we / want / to share / little / fewer</w:t>
+        <w:t>the more / ironically / the bigger / our fences / the more sophisticated / want / the less / we have / our security / to keep / the most / people away / and / we / share</w:t>
       </w:r>
     </w:p>
     <w:p>
@@ -1040,7 +1040,7 @@
           <w:sz w:val="17"/>
           <w:u w:val="none"/>
         </w:rPr>
-        <w:t>그들의 생존은 나눔에 달려 있다.</w:t>
+        <w:t>여행 중에 그들을 우연히 만나면, 그들은 자신의 집을 열고 당신에게 음식과 환대를 제공할 것이다.</w:t>
       </w:r>
     </w:p>
     <w:p>
@@ -1057,7 +1057,7 @@
           <w:sz w:val="17"/>
           <w:u w:val="none"/>
         </w:rPr>
-        <w:t>their / survive / depends on / sharing</w:t>
+        <w:t>they / happen upon / you / in your travels / will / them / if / open up / give / their homes / and / you / their food / and / hospitable</w:t>
       </w:r>
     </w:p>
     <w:p>
@@ -1158,29 +1158,20 @@
       <w:r>
         <w:rPr>
           <w:rFonts w:ascii="맑은 고딕" w:hAnsi="맑은 고딕" w:eastAsia="맑은 고딕"/>
+          <w:b/>
+          <w:sz w:val="17"/>
+          <w:u w:val="none"/>
+        </w:rPr>
+        <w:t>It</w:t>
+      </w:r>
+      <w:r>
+        <w:rPr>
+          <w:rFonts w:ascii="맑은 고딕" w:hAnsi="맑은 고딕" w:eastAsia="맑은 고딕"/>
           <w:b w:val="0"/>
           <w:sz w:val="17"/>
           <w:u w:val="none"/>
         </w:rPr>
-        <w:t xml:space="preserve">If you happen upon </w:t>
-      </w:r>
-      <w:r>
-        <w:rPr>
-          <w:rFonts w:ascii="맑은 고딕" w:hAnsi="맑은 고딕" w:eastAsia="맑은 고딕"/>
-          <w:b/>
-          <w:sz w:val="17"/>
-          <w:u w:val="none"/>
-        </w:rPr>
-        <w:t>them</w:t>
-      </w:r>
-      <w:r>
-        <w:rPr>
-          <w:rFonts w:ascii="맑은 고딕" w:hAnsi="맑은 고딕" w:eastAsia="맑은 고딕"/>
-          <w:b w:val="0"/>
-          <w:sz w:val="17"/>
-          <w:u w:val="none"/>
-        </w:rPr>
-        <w:t xml:space="preserve"> — them이 가리키는 말을 본문에서(3단어): ______________________</w:t>
+        <w:t>’s not just because they are nice people — It이 가리키는 내용을 우리말로: ____________________________________________</w:t>
       </w:r>
     </w:p>
     <w:p>
@@ -1202,29 +1193,20 @@
       <w:r>
         <w:rPr>
           <w:rFonts w:ascii="맑은 고딕" w:hAnsi="맑은 고딕" w:eastAsia="맑은 고딕"/>
+          <w:b/>
+          <w:sz w:val="17"/>
+          <w:u w:val="none"/>
+        </w:rPr>
+        <w:t>they</w:t>
+      </w:r>
+      <w:r>
+        <w:rPr>
+          <w:rFonts w:ascii="맑은 고딕" w:hAnsi="맑은 고딕" w:eastAsia="맑은 고딕"/>
           <w:b w:val="0"/>
           <w:sz w:val="17"/>
           <w:u w:val="none"/>
         </w:rPr>
-        <w:t xml:space="preserve">they may be </w:t>
-      </w:r>
-      <w:r>
-        <w:rPr>
-          <w:rFonts w:ascii="맑은 고딕" w:hAnsi="맑은 고딕" w:eastAsia="맑은 고딕"/>
-          <w:b/>
-          <w:sz w:val="17"/>
-          <w:u w:val="none"/>
-        </w:rPr>
-        <w:t>the travelers in need of food and shelter</w:t>
-      </w:r>
-      <w:r>
-        <w:rPr>
-          <w:rFonts w:ascii="맑은 고딕" w:hAnsi="맑은 고딕" w:eastAsia="맑은 고딕"/>
-          <w:b w:val="0"/>
-          <w:sz w:val="17"/>
-          <w:u w:val="none"/>
-        </w:rPr>
-        <w:t xml:space="preserve"> another day — 이 말이 뜻하는 것을 우리말로: ______________________________________</w:t>
+        <w:t xml:space="preserve"> will open up their homes — they가 가리키는 말을 본문에서(3단어): ______________________</w:t>
       </w:r>
     </w:p>
     <w:p>
@@ -1250,7 +1232,25 @@
           <w:sz w:val="17"/>
           <w:u w:val="none"/>
         </w:rPr>
-        <w:t>a disconnection or blindness to reality — 이를 만들어 내는 두 가지 원인을 우리말로: ______________________________________</w:t>
+        <w:t xml:space="preserve">a disconnection or </w:t>
+      </w:r>
+      <w:r>
+        <w:rPr>
+          <w:rFonts w:ascii="맑은 고딕" w:hAnsi="맑은 고딕" w:eastAsia="맑은 고딕"/>
+          <w:b/>
+          <w:sz w:val="17"/>
+          <w:u w:val="none"/>
+        </w:rPr>
+        <w:t>blindness</w:t>
+      </w:r>
+      <w:r>
+        <w:rPr>
+          <w:rFonts w:ascii="맑은 고딕" w:hAnsi="맑은 고딕" w:eastAsia="맑은 고딕"/>
+          <w:b w:val="0"/>
+          <w:sz w:val="17"/>
+          <w:u w:val="none"/>
+        </w:rPr>
+        <w:t xml:space="preserve"> to reality — blindness와 같은 뜻으로 쓰인 말(1단어): ______________</w:t>
       </w:r>
     </w:p>
     <w:p>
@@ -1281,7 +1281,7 @@
     </w:p>
     <w:p>
       <w:pPr>
-        <w:spacing w:before="0" w:after="20" w:line="360" w:lineRule="auto"/>
+        <w:spacing w:before="0" w:after="20" w:line="300" w:lineRule="auto"/>
         <w:jc w:val="both"/>
         <w:snapToGrid w:val="0"/>
       </w:pPr>
@@ -1292,7 +1292,7 @@
           <w:sz w:val="17"/>
           <w:u w:val="none"/>
         </w:rPr>
-        <w:t xml:space="preserve">Neighbors in small villages often behave the same way. Where winters are hard and help is far away, families </w:t>
+        <w:t xml:space="preserve">A similar pattern can be seen in two neighborhoods of the same city. In the older district, where houses are small and incomes modest, people leave a spare key with a neighbor and </w:t>
       </w:r>
       <w:r>
         <w:rPr>
@@ -1312,7 +1312,7 @@
           <w:sz w:val="17"/>
           <w:u w:val="none"/>
         </w:rPr>
-        <w:t>[ lend / lends ]</w:t>
+        <w:t>[ borrow / borrowing ]</w:t>
       </w:r>
       <w:r>
         <w:rPr>
@@ -1321,7 +1321,7 @@
           <w:sz w:val="17"/>
           <w:u w:val="none"/>
         </w:rPr>
-        <w:t xml:space="preserve"> tools and look after one another’s children without being asked. In wealthy suburbs, by contrast, people with everything they need may live for years beside neighbors whose names they never </w:t>
+        <w:t xml:space="preserve"> a ladder or a cup of flour without a second thought. In the newer district of large homes, each house </w:t>
       </w:r>
       <w:r>
         <w:rPr>
@@ -1341,7 +1341,7 @@
           <w:sz w:val="17"/>
           <w:u w:val="none"/>
         </w:rPr>
-        <w:t>[ learn / learns ]</w:t>
+        <w:t>[ is / are ]</w:t>
       </w:r>
       <w:r>
         <w:rPr>
@@ -1350,7 +1350,7 @@
           <w:sz w:val="17"/>
           <w:u w:val="none"/>
         </w:rPr>
-        <w:t xml:space="preserve">. Having more, it seems, </w:t>
+        <w:t xml:space="preserve"> ringed by a wall, a camera watches the gate, and residents who have lived side by side for years still do not know one another’s names. The people there are not unkind; they simply no longer need anyone, and so the habit of asking and giving </w:t>
       </w:r>
       <w:r>
         <w:rPr>
@@ -1370,7 +1370,7 @@
           <w:sz w:val="17"/>
           <w:u w:val="none"/>
         </w:rPr>
-        <w:t>[ makes / make ]</w:t>
+        <w:t>[ has / have ]</w:t>
       </w:r>
       <w:r>
         <w:rPr>
@@ -1379,7 +1379,7 @@
           <w:sz w:val="17"/>
           <w:u w:val="none"/>
         </w:rPr>
-        <w:t xml:space="preserve"> sharing feel less necessary.</w:t>
+        <w:t xml:space="preserve"> quietly died.</w:t>
       </w:r>
     </w:p>
     <w:p>
@@ -1431,7 +1431,7 @@
           <w:sz w:val="17"/>
           <w:u w:val="none"/>
         </w:rPr>
-        <w:t>The more resources we have, the less willing we become to s____________.</w:t>
+        <w:t>The more we own, the less w____________ we become to share what we have.</w:t>
       </w:r>
     </w:p>
     <w:p>
@@ -1474,25 +1474,7 @@
           <w:sz w:val="17"/>
           <w:u w:val="none"/>
         </w:rPr>
-        <w:t xml:space="preserve"> 다음 글에 대한 &lt;보기&gt;의 설명 중 </w:t>
-      </w:r>
-      <w:r>
-        <w:rPr>
-          <w:rFonts w:ascii="맑은 고딕" w:hAnsi="맑은 고딕" w:eastAsia="맑은 고딕"/>
-          <w:b w:val="0"/>
-          <w:sz w:val="17"/>
-          <w:u w:val="single"/>
-        </w:rPr>
-        <w:t>틀린</w:t>
-      </w:r>
-      <w:r>
-        <w:rPr>
-          <w:rFonts w:ascii="맑은 고딕" w:hAnsi="맑은 고딕" w:eastAsia="맑은 고딕"/>
-          <w:b w:val="0"/>
-          <w:sz w:val="17"/>
-          <w:u w:val="none"/>
-        </w:rPr>
-        <w:t xml:space="preserve"> 것만을 있는 대로 고른 것은? [3.3점]</w:t>
+        <w:t xml:space="preserve"> 다음 글의 빈칸에 들어갈 말로 가장 적절한 것은? [3.1점]</w:t>
       </w:r>
     </w:p>
     <w:p>
@@ -1515,7 +1497,112 @@
           <w:sz w:val="17"/>
           <w:u w:val="none"/>
         </w:rPr>
-        <w:t>For a species born in a time when resources were limited and dangers were great, our natural tendency to share and cooperate is complicated when resources are plenty and outside dangers are few. When we have less, we tend to be more open to sharing what we have. Certain nomadic tribes don't have much, yet they are happy to share because it is in their interest to do so. If you happen upon them in your travels, they will open up their homes and give you their food and hospitality. It's not just because they are nice people; it's because their survival depends on sharing, (A) ________ they know that they may be the travelers in need of food and shelter another day. ⓐ</w:t>
+        <w:t>We are a species that grew up in an age of scarce resources and constant danger, so our built-in urge to share and work together becomes tangled once resources are abundant and threats from outside are rare. Having little makes us readier to pass on what we do have. Some wandering tribes own very little, yet they give gladly, since giving serves their own interests. A traveler who stumbles on their camp will be welcomed into their tents and offered food and a warm reception. This is not simply kindness; their lives depend on it, because any one of them may be the stranger who needs a meal and a roof some other day. Ironically, the more we have, the bigger our fences, the more sophisticated our security to keep people away and ______________________. Wanting ever more, while meeting ordinary people face to face less and less, begins to cut us off from reality and blinds us to it.</w:t>
+      </w:r>
+    </w:p>
+    <w:p>
+      <w:pPr>
+        <w:spacing w:before="0" w:after="0" w:line="269" w:lineRule="auto"/>
+        <w:ind w:left="180" w:hanging="180"/>
+        <w:snapToGrid w:val="0"/>
+      </w:pPr>
+      <w:r>
+        <w:rPr>
+          <w:rFonts w:ascii="맑은 고딕" w:hAnsi="맑은 고딕" w:eastAsia="맑은 고딕"/>
+          <w:b w:val="0"/>
+          <w:sz w:val="17"/>
+          <w:u w:val="none"/>
+        </w:rPr>
+        <w:t>① the more we expect others to give to us</w:t>
+      </w:r>
+    </w:p>
+    <w:p>
+      <w:pPr>
+        <w:spacing w:before="0" w:after="0" w:line="269" w:lineRule="auto"/>
+        <w:ind w:left="180" w:hanging="180"/>
+        <w:snapToGrid w:val="0"/>
+      </w:pPr>
+      <w:r>
+        <w:rPr>
+          <w:rFonts w:ascii="맑은 고딕" w:hAnsi="맑은 고딕" w:eastAsia="맑은 고딕"/>
+          <w:b w:val="0"/>
+          <w:sz w:val="17"/>
+          <w:u w:val="none"/>
+        </w:rPr>
+        <w:t>② the harder we work to protect what we own</w:t>
+      </w:r>
+    </w:p>
+    <w:p>
+      <w:pPr>
+        <w:spacing w:before="0" w:after="0" w:line="269" w:lineRule="auto"/>
+        <w:ind w:left="180" w:hanging="180"/>
+        <w:snapToGrid w:val="0"/>
+      </w:pPr>
+      <w:r>
+        <w:rPr>
+          <w:rFonts w:ascii="맑은 고딕" w:hAnsi="맑은 고딕" w:eastAsia="맑은 고딕"/>
+          <w:b w:val="0"/>
+          <w:sz w:val="17"/>
+          <w:u w:val="none"/>
+        </w:rPr>
+        <w:t>③ the weaker our wish to give anything away</w:t>
+      </w:r>
+    </w:p>
+    <w:p>
+      <w:pPr>
+        <w:spacing w:before="0" w:after="0" w:line="269" w:lineRule="auto"/>
+        <w:ind w:left="180" w:hanging="180"/>
+        <w:snapToGrid w:val="0"/>
+      </w:pPr>
+      <w:r>
+        <w:rPr>
+          <w:rFonts w:ascii="맑은 고딕" w:hAnsi="맑은 고딕" w:eastAsia="맑은 고딕"/>
+          <w:b w:val="0"/>
+          <w:sz w:val="17"/>
+          <w:u w:val="none"/>
+        </w:rPr>
+        <w:t>④ the more carefully we choose whom to trust</w:t>
+      </w:r>
+    </w:p>
+    <w:p>
+      <w:pPr>
+        <w:spacing w:before="0" w:after="0" w:line="269" w:lineRule="auto"/>
+        <w:ind w:left="180" w:hanging="180"/>
+        <w:snapToGrid w:val="0"/>
+      </w:pPr>
+      <w:r>
+        <w:rPr>
+          <w:rFonts w:ascii="맑은 고딕" w:hAnsi="맑은 고딕" w:eastAsia="맑은 고딕"/>
+          <w:b w:val="0"/>
+          <w:sz w:val="17"/>
+          <w:u w:val="none"/>
+        </w:rPr>
+        <w:t>⑤ the less we worry about losing what we have</w:t>
+      </w:r>
+    </w:p>
+    <w:p>
+      <w:pPr>
+        <w:keepNext/>
+        <w:spacing w:before="80" w:after="20" w:line="276" w:lineRule="auto"/>
+        <w:snapToGrid w:val="0"/>
+      </w:pPr>
+      <w:r>
+        <w:rPr>
+          <w:rFonts w:ascii="맑은 고딕" w:hAnsi="맑은 고딕" w:eastAsia="맑은 고딕"/>
+          <w:b/>
+          <w:sz w:val="17"/>
+          <w:u w:val="none"/>
+        </w:rPr>
+        <w:t>30-2.</w:t>
+      </w:r>
+      <w:r>
+        <w:rPr>
+          <w:rFonts w:ascii="맑은 고딕" w:hAnsi="맑은 고딕" w:eastAsia="맑은 고딕"/>
+          <w:b w:val="0"/>
+          <w:sz w:val="17"/>
+          <w:u w:val="none"/>
+        </w:rPr>
+        <w:t xml:space="preserve"> [A]와 [B]를 읽고 이해한 것으로 가장 적절하지 </w:t>
       </w:r>
       <w:r>
         <w:rPr>
@@ -1524,7 +1611,7 @@
           <w:sz w:val="17"/>
           <w:u w:val="single"/>
         </w:rPr>
-        <w:t>Ironically</w:t>
+        <w:t>않은</w:t>
       </w:r>
       <w:r>
         <w:rPr>
@@ -1533,7 +1620,158 @@
           <w:sz w:val="17"/>
           <w:u w:val="none"/>
         </w:rPr>
-        <w:t>, ⓑ</w:t>
+        <w:t xml:space="preserve"> 것은? [3.2점]</w:t>
+      </w:r>
+    </w:p>
+    <w:p>
+      <w:pPr>
+        <w:spacing w:before="0" w:after="60" w:line="288" w:lineRule="auto"/>
+        <w:ind w:left="40"/>
+        <w:snapToGrid w:val="0"/>
+        <w:pBdr>
+          <w:top w:val="single" w:sz="4" w:space="2" w:color="999999"/>
+          <w:left w:val="single" w:sz="4" w:space="2" w:color="999999"/>
+          <w:bottom w:val="single" w:sz="4" w:space="2" w:color="999999"/>
+          <w:right w:val="single" w:sz="4" w:space="2" w:color="999999"/>
+        </w:pBdr>
+        <w:shd w:val="clear" w:color="auto" w:fill="F6F3EA"/>
+      </w:pPr>
+      <w:r>
+        <w:rPr>
+          <w:rFonts w:ascii="맑은 고딕" w:hAnsi="맑은 고딕" w:eastAsia="맑은 고딕"/>
+          <w:b w:val="0"/>
+          <w:sz w:val="17"/>
+          <w:u w:val="none"/>
+        </w:rPr>
+        <w:t>[A] When we have less, we tend to be more open to sharing what we have. Certain nomadic tribes don’t have much, yet they are happy to share because it is in their interest to do so. If you happen upon them in your travels, they will open up their homes and give you their food and hospitality. The irony is that as our possessions grow, our walls rise higher, our alarm systems get cleverer at keeping others out, and our wish to share shrinks.</w:t>
+      </w:r>
+    </w:p>
+    <w:p>
+      <w:pPr>
+        <w:spacing w:before="0" w:after="60" w:line="288" w:lineRule="auto"/>
+        <w:ind w:left="40"/>
+        <w:snapToGrid w:val="0"/>
+        <w:pBdr>
+          <w:top w:val="single" w:sz="4" w:space="2" w:color="6B7FB8"/>
+          <w:left w:val="single" w:sz="4" w:space="2" w:color="6B7FB8"/>
+          <w:bottom w:val="single" w:sz="4" w:space="2" w:color="6B7FB8"/>
+          <w:right w:val="single" w:sz="4" w:space="2" w:color="6B7FB8"/>
+        </w:pBdr>
+        <w:shd w:val="clear" w:color="auto" w:fill="EEF2FF"/>
+      </w:pPr>
+      <w:r>
+        <w:rPr>
+          <w:rFonts w:ascii="맑은 고딕" w:hAnsi="맑은 고딕" w:eastAsia="맑은 고딕"/>
+          <w:b w:val="0"/>
+          <w:sz w:val="17"/>
+          <w:u w:val="none"/>
+        </w:rPr>
+        <w:t>[B] A similar pattern can be seen in two neighborhoods of the same city. In the older district, where houses are small and incomes modest, people leave a spare key with a neighbor and borrow a ladder or a cup of flour without a second thought. In the newer district of large homes, each house is ringed by a wall, a camera watches the gate, and residents who have lived side by side for years still do not know one another’s names. The people there are not unkind; they simply no longer need anyone, and so the habit of asking and giving has quietly died.</w:t>
+      </w:r>
+    </w:p>
+    <w:p>
+      <w:pPr>
+        <w:spacing w:before="0" w:after="0" w:line="269" w:lineRule="auto"/>
+        <w:ind w:left="180" w:hanging="180"/>
+        <w:snapToGrid w:val="0"/>
+      </w:pPr>
+      <w:r>
+        <w:rPr>
+          <w:rFonts w:ascii="맑은 고딕" w:hAnsi="맑은 고딕" w:eastAsia="맑은 고딕"/>
+          <w:b w:val="0"/>
+          <w:sz w:val="17"/>
+          <w:u w:val="none"/>
+        </w:rPr>
+        <w:t>① Both texts suggest that having less tends to make people more willing to share.</w:t>
+      </w:r>
+    </w:p>
+    <w:p>
+      <w:pPr>
+        <w:spacing w:before="0" w:after="0" w:line="269" w:lineRule="auto"/>
+        <w:ind w:left="180" w:hanging="180"/>
+        <w:snapToGrid w:val="0"/>
+      </w:pPr>
+      <w:r>
+        <w:rPr>
+          <w:rFonts w:ascii="맑은 고딕" w:hAnsi="맑은 고딕" w:eastAsia="맑은 고딕"/>
+          <w:b w:val="0"/>
+          <w:sz w:val="17"/>
+          <w:u w:val="none"/>
+        </w:rPr>
+        <w:t>② The nomadic tribes in [A] and the older district in [B] both share partly because they may need help themselves.</w:t>
+      </w:r>
+    </w:p>
+    <w:p>
+      <w:pPr>
+        <w:spacing w:before="0" w:after="0" w:line="269" w:lineRule="auto"/>
+        <w:ind w:left="180" w:hanging="180"/>
+        <w:snapToGrid w:val="0"/>
+      </w:pPr>
+      <w:r>
+        <w:rPr>
+          <w:rFonts w:ascii="맑은 고딕" w:hAnsi="맑은 고딕" w:eastAsia="맑은 고딕"/>
+          <w:b w:val="0"/>
+          <w:sz w:val="17"/>
+          <w:u w:val="none"/>
+        </w:rPr>
+        <w:t>③ [A] presents the loss of sharing as an irony, while [B] presents it as the natural result of no longer needing others.</w:t>
+      </w:r>
+    </w:p>
+    <w:p>
+      <w:pPr>
+        <w:spacing w:before="0" w:after="0" w:line="269" w:lineRule="auto"/>
+        <w:ind w:left="180" w:hanging="180"/>
+        <w:snapToGrid w:val="0"/>
+      </w:pPr>
+      <w:r>
+        <w:rPr>
+          <w:rFonts w:ascii="맑은 고딕" w:hAnsi="맑은 고딕" w:eastAsia="맑은 고딕"/>
+          <w:b w:val="0"/>
+          <w:sz w:val="17"/>
+          <w:u w:val="none"/>
+        </w:rPr>
+        <w:t>④ The walls and cameras in [B] correspond to the higher walls and cleverer alarm systems in [A].</w:t>
+      </w:r>
+    </w:p>
+    <w:p>
+      <w:pPr>
+        <w:spacing w:before="0" w:after="0" w:line="269" w:lineRule="auto"/>
+        <w:ind w:left="180" w:hanging="180"/>
+        <w:snapToGrid w:val="0"/>
+      </w:pPr>
+      <w:r>
+        <w:rPr>
+          <w:rFonts w:ascii="맑은 고딕" w:hAnsi="맑은 고딕" w:eastAsia="맑은 고딕"/>
+          <w:b w:val="0"/>
+          <w:sz w:val="17"/>
+          <w:u w:val="none"/>
+        </w:rPr>
+        <w:t>⑤ [B] blames the residents of the newer district for being colder people than those of the older district.</w:t>
+      </w:r>
+    </w:p>
+    <w:p>
+      <w:pPr>
+        <w:keepNext/>
+        <w:spacing w:before="80" w:after="20" w:line="276" w:lineRule="auto"/>
+        <w:snapToGrid w:val="0"/>
+      </w:pPr>
+      <w:r>
+        <w:rPr>
+          <w:rFonts w:ascii="맑은 고딕" w:hAnsi="맑은 고딕" w:eastAsia="맑은 고딕"/>
+          <w:b/>
+          <w:sz w:val="17"/>
+          <w:u w:val="none"/>
+        </w:rPr>
+        <w:t>30-3.</w:t>
+      </w:r>
+      <w:r>
+        <w:rPr>
+          <w:rFonts w:ascii="맑은 고딕" w:hAnsi="맑은 고딕" w:eastAsia="맑은 고딕"/>
+          <w:b w:val="0"/>
+          <w:sz w:val="17"/>
+          <w:u w:val="none"/>
+        </w:rPr>
+        <w:t xml:space="preserve"> 윗글의 밑줄 친 </w:t>
       </w:r>
       <w:r>
         <w:rPr>
@@ -1542,7 +1780,7 @@
           <w:sz w:val="17"/>
           <w:u w:val="single"/>
         </w:rPr>
-        <w:t>the more we have</w:t>
+        <w:t>our walls rise higher</w:t>
       </w:r>
       <w:r>
         <w:rPr>
@@ -1551,7 +1789,859 @@
           <w:sz w:val="17"/>
           <w:u w:val="none"/>
         </w:rPr>
-        <w:t>, the bigger our fences, the more sophisticated our security to keep people away and the less we want to share. Our desire for more, combined with our decreased physical interaction with the “common folk,” starts to create a disconnection or blindness to reality.</w:t>
+        <w:t xml:space="preserve">를 이해한 것으로 적절하지 </w:t>
+      </w:r>
+      <w:r>
+        <w:rPr>
+          <w:rFonts w:ascii="맑은 고딕" w:hAnsi="맑은 고딕" w:eastAsia="맑은 고딕"/>
+          <w:b w:val="0"/>
+          <w:sz w:val="17"/>
+          <w:u w:val="single"/>
+        </w:rPr>
+        <w:t>않은</w:t>
+      </w:r>
+      <w:r>
+        <w:rPr>
+          <w:rFonts w:ascii="맑은 고딕" w:hAnsi="맑은 고딕" w:eastAsia="맑은 고딕"/>
+          <w:b w:val="0"/>
+          <w:sz w:val="17"/>
+          <w:u w:val="none"/>
+        </w:rPr>
+        <w:t xml:space="preserve"> 것은? [2.9점]</w:t>
+      </w:r>
+    </w:p>
+    <w:p>
+      <w:pPr>
+        <w:spacing w:before="0" w:after="60" w:line="288" w:lineRule="auto"/>
+        <w:ind w:left="40"/>
+        <w:snapToGrid w:val="0"/>
+        <w:pBdr>
+          <w:top w:val="single" w:sz="4" w:space="2" w:color="999999"/>
+          <w:left w:val="single" w:sz="4" w:space="2" w:color="999999"/>
+          <w:bottom w:val="single" w:sz="4" w:space="2" w:color="999999"/>
+          <w:right w:val="single" w:sz="4" w:space="2" w:color="999999"/>
+        </w:pBdr>
+        <w:shd w:val="clear" w:color="auto" w:fill="F6F3EA"/>
+      </w:pPr>
+      <w:r>
+        <w:rPr>
+          <w:rFonts w:ascii="맑은 고딕" w:hAnsi="맑은 고딕" w:eastAsia="맑은 고딕"/>
+          <w:b w:val="0"/>
+          <w:sz w:val="17"/>
+          <w:u w:val="none"/>
+        </w:rPr>
+        <w:t xml:space="preserve">When we have less, we tend to be more open to sharing what we have. Certain nomadic tribes don’t have much, yet they are happy to share because it is in their interest to do so. The irony is that as our possessions grow, </w:t>
+      </w:r>
+      <w:r>
+        <w:rPr>
+          <w:rFonts w:ascii="맑은 고딕" w:hAnsi="맑은 고딕" w:eastAsia="맑은 고딕"/>
+          <w:b w:val="0"/>
+          <w:sz w:val="17"/>
+          <w:u w:val="single"/>
+        </w:rPr>
+        <w:t>our walls rise higher</w:t>
+      </w:r>
+      <w:r>
+        <w:rPr>
+          <w:rFonts w:ascii="맑은 고딕" w:hAnsi="맑은 고딕" w:eastAsia="맑은 고딕"/>
+          <w:b w:val="0"/>
+          <w:sz w:val="17"/>
+          <w:u w:val="none"/>
+        </w:rPr>
+        <w:t>, our alarm systems get cleverer at keeping others out, and our wish to share shrinks. Wanting ever more, while meeting ordinary people face to face less and less, begins to cut us off from reality and blinds us to it.</w:t>
+      </w:r>
+    </w:p>
+    <w:p>
+      <w:pPr>
+        <w:spacing w:before="0" w:after="0" w:line="269" w:lineRule="auto"/>
+        <w:ind w:left="180" w:hanging="180"/>
+        <w:snapToGrid w:val="0"/>
+      </w:pPr>
+      <w:r>
+        <w:rPr>
+          <w:rFonts w:ascii="맑은 고딕" w:hAnsi="맑은 고딕" w:eastAsia="맑은 고딕"/>
+          <w:b w:val="0"/>
+          <w:sz w:val="17"/>
+          <w:u w:val="none"/>
+        </w:rPr>
+        <w:t>① Walls stand for the barriers people put up between themselves and others as they grow richer.</w:t>
+      </w:r>
+    </w:p>
+    <w:p>
+      <w:pPr>
+        <w:spacing w:before="0" w:after="0" w:line="269" w:lineRule="auto"/>
+        <w:ind w:left="180" w:hanging="180"/>
+        <w:snapToGrid w:val="0"/>
+      </w:pPr>
+      <w:r>
+        <w:rPr>
+          <w:rFonts w:ascii="맑은 고딕" w:hAnsi="맑은 고딕" w:eastAsia="맑은 고딕"/>
+          <w:b w:val="0"/>
+          <w:sz w:val="17"/>
+          <w:u w:val="none"/>
+        </w:rPr>
+        <w:t>② The phrase means that wealthy people own larger houses and therefore need taller walls around them.</w:t>
+      </w:r>
+    </w:p>
+    <w:p>
+      <w:pPr>
+        <w:spacing w:before="0" w:after="0" w:line="269" w:lineRule="auto"/>
+        <w:ind w:left="180" w:hanging="180"/>
+        <w:snapToGrid w:val="0"/>
+      </w:pPr>
+      <w:r>
+        <w:rPr>
+          <w:rFonts w:ascii="맑은 고딕" w:hAnsi="맑은 고딕" w:eastAsia="맑은 고딕"/>
+          <w:b w:val="0"/>
+          <w:sz w:val="17"/>
+          <w:u w:val="none"/>
+        </w:rPr>
+        <w:t>③ It is one of a series of parallel results of having more, alongside cleverer alarm systems and less sharing.</w:t>
+      </w:r>
+    </w:p>
+    <w:p>
+      <w:pPr>
+        <w:spacing w:before="0" w:after="0" w:line="269" w:lineRule="auto"/>
+        <w:ind w:left="180" w:hanging="180"/>
+        <w:snapToGrid w:val="0"/>
+      </w:pPr>
+      <w:r>
+        <w:rPr>
+          <w:rFonts w:ascii="맑은 고딕" w:hAnsi="맑은 고딕" w:eastAsia="맑은 고딕"/>
+          <w:b w:val="0"/>
+          <w:sz w:val="17"/>
+          <w:u w:val="none"/>
+        </w:rPr>
+        <w:t>④ It contrasts with the nomadic tribes, who open their homes rather than closing them off.</w:t>
+      </w:r>
+    </w:p>
+    <w:p>
+      <w:pPr>
+        <w:spacing w:before="0" w:after="0" w:line="269" w:lineRule="auto"/>
+        <w:ind w:left="180" w:hanging="180"/>
+        <w:snapToGrid w:val="0"/>
+      </w:pPr>
+      <w:r>
+        <w:rPr>
+          <w:rFonts w:ascii="맑은 고딕" w:hAnsi="맑은 고딕" w:eastAsia="맑은 고딕"/>
+          <w:b w:val="0"/>
+          <w:sz w:val="17"/>
+          <w:u w:val="none"/>
+        </w:rPr>
+        <w:t>⑤ It leads, in the writer’s view, to losing touch with ordinary people and with reality.</w:t>
+      </w:r>
+    </w:p>
+    <w:p>
+      <w:pPr>
+        <w:keepNext/>
+        <w:spacing w:before="80" w:after="20" w:line="276" w:lineRule="auto"/>
+        <w:snapToGrid w:val="0"/>
+      </w:pPr>
+      <w:r>
+        <w:rPr>
+          <w:rFonts w:ascii="맑은 고딕" w:hAnsi="맑은 고딕" w:eastAsia="맑은 고딕"/>
+          <w:b/>
+          <w:sz w:val="17"/>
+          <w:u w:val="none"/>
+        </w:rPr>
+        <w:t>30-4.</w:t>
+      </w:r>
+      <w:r>
+        <w:rPr>
+          <w:rFonts w:ascii="맑은 고딕" w:hAnsi="맑은 고딕" w:eastAsia="맑은 고딕"/>
+          <w:b w:val="0"/>
+          <w:sz w:val="17"/>
+          <w:u w:val="none"/>
+        </w:rPr>
+        <w:t xml:space="preserve"> 다음 글의 내용을 한 문장으로 요약하고자 한다. 빈칸 (A), (B)에 들어갈 말로 가장 적절한 것은? [3.0점]</w:t>
+      </w:r>
+    </w:p>
+    <w:p>
+      <w:pPr>
+        <w:spacing w:before="0" w:after="60" w:line="288" w:lineRule="auto"/>
+        <w:ind w:left="40"/>
+        <w:snapToGrid w:val="0"/>
+        <w:pBdr>
+          <w:top w:val="single" w:sz="4" w:space="2" w:color="999999"/>
+          <w:left w:val="single" w:sz="4" w:space="2" w:color="999999"/>
+          <w:bottom w:val="single" w:sz="4" w:space="2" w:color="999999"/>
+          <w:right w:val="single" w:sz="4" w:space="2" w:color="999999"/>
+        </w:pBdr>
+        <w:shd w:val="clear" w:color="auto" w:fill="F6F3EA"/>
+      </w:pPr>
+      <w:r>
+        <w:rPr>
+          <w:rFonts w:ascii="맑은 고딕" w:hAnsi="맑은 고딕" w:eastAsia="맑은 고딕"/>
+          <w:b w:val="0"/>
+          <w:sz w:val="17"/>
+          <w:u w:val="none"/>
+        </w:rPr>
+        <w:t>For a species born in a time when resources were limited and dangers were great, our natural tendency to share and cooperate is complicated when resources are plenty and outside dangers are few. When we have less, we tend to be more open to sharing what we have. Certain nomadic tribes don’t have much, yet they are happy to share because it is in their interest to do so. This is not simply kindness; their lives depend on it, because any one of them may be the stranger who needs a meal and a roof some other day. The irony is that as our possessions grow, our walls rise higher, our alarm systems get cleverer at keeping others out, and our wish to share shrinks. Our desire for more, combined with our decreased physical interaction with the “common folk,” starts to create a disconnection or blindness to reality.</w:t>
+      </w:r>
+    </w:p>
+    <w:p>
+      <w:pPr>
+        <w:spacing w:before="0" w:after="60" w:line="288" w:lineRule="auto"/>
+        <w:ind w:left="40"/>
+        <w:snapToGrid w:val="0"/>
+        <w:pBdr>
+          <w:top w:val="single" w:sz="4" w:space="2" w:color="C99B4E"/>
+          <w:left w:val="single" w:sz="4" w:space="2" w:color="C99B4E"/>
+          <w:bottom w:val="single" w:sz="4" w:space="2" w:color="C99B4E"/>
+          <w:right w:val="single" w:sz="4" w:space="2" w:color="C99B4E"/>
+        </w:pBdr>
+        <w:shd w:val="clear" w:color="auto" w:fill="FFF8E1"/>
+      </w:pPr>
+      <w:r>
+        <w:rPr>
+          <w:rFonts w:ascii="맑은 고딕" w:hAnsi="맑은 고딕" w:eastAsia="맑은 고딕"/>
+          <w:b w:val="0"/>
+          <w:sz w:val="17"/>
+          <w:u w:val="none"/>
+        </w:rPr>
+        <w:t>Scarcity encourages (A) ________ because sharing serves survival, whereas abundance weakens it and gradually leads to (B) ________ from other people and from reality.</w:t>
+      </w:r>
+    </w:p>
+    <w:p>
+      <w:pPr>
+        <w:spacing w:before="0" w:after="0" w:line="269" w:lineRule="auto"/>
+        <w:ind w:left="180" w:hanging="180"/>
+        <w:snapToGrid w:val="0"/>
+      </w:pPr>
+      <w:r>
+        <w:rPr>
+          <w:rFonts w:ascii="맑은 고딕" w:hAnsi="맑은 고딕" w:eastAsia="맑은 고딕"/>
+          <w:b w:val="0"/>
+          <w:sz w:val="17"/>
+          <w:u w:val="none"/>
+        </w:rPr>
+        <w:t>① (A) competition  (B) isolation</w:t>
+      </w:r>
+    </w:p>
+    <w:p>
+      <w:pPr>
+        <w:spacing w:before="0" w:after="0" w:line="269" w:lineRule="auto"/>
+        <w:ind w:left="180" w:hanging="180"/>
+        <w:snapToGrid w:val="0"/>
+      </w:pPr>
+      <w:r>
+        <w:rPr>
+          <w:rFonts w:ascii="맑은 고딕" w:hAnsi="맑은 고딕" w:eastAsia="맑은 고딕"/>
+          <w:b w:val="0"/>
+          <w:sz w:val="17"/>
+          <w:u w:val="none"/>
+        </w:rPr>
+        <w:t>② (A) generosity  (B) dependence</w:t>
+      </w:r>
+    </w:p>
+    <w:p>
+      <w:pPr>
+        <w:spacing w:before="0" w:after="0" w:line="269" w:lineRule="auto"/>
+        <w:ind w:left="180" w:hanging="180"/>
+        <w:snapToGrid w:val="0"/>
+      </w:pPr>
+      <w:r>
+        <w:rPr>
+          <w:rFonts w:ascii="맑은 고딕" w:hAnsi="맑은 고딕" w:eastAsia="맑은 고딕"/>
+          <w:b w:val="0"/>
+          <w:sz w:val="17"/>
+          <w:u w:val="none"/>
+        </w:rPr>
+        <w:t>③ (A) caution  (B) isolation</w:t>
+      </w:r>
+    </w:p>
+    <w:p>
+      <w:pPr>
+        <w:spacing w:before="0" w:after="0" w:line="269" w:lineRule="auto"/>
+        <w:ind w:left="180" w:hanging="180"/>
+        <w:snapToGrid w:val="0"/>
+      </w:pPr>
+      <w:r>
+        <w:rPr>
+          <w:rFonts w:ascii="맑은 고딕" w:hAnsi="맑은 고딕" w:eastAsia="맑은 고딕"/>
+          <w:b w:val="0"/>
+          <w:sz w:val="17"/>
+          <w:u w:val="none"/>
+        </w:rPr>
+        <w:t>④ (A) generosity  (B) isolation</w:t>
+      </w:r>
+    </w:p>
+    <w:p>
+      <w:pPr>
+        <w:spacing w:before="0" w:after="0" w:line="269" w:lineRule="auto"/>
+        <w:ind w:left="180" w:hanging="180"/>
+        <w:snapToGrid w:val="0"/>
+      </w:pPr>
+      <w:r>
+        <w:rPr>
+          <w:rFonts w:ascii="맑은 고딕" w:hAnsi="맑은 고딕" w:eastAsia="맑은 고딕"/>
+          <w:b w:val="0"/>
+          <w:sz w:val="17"/>
+          <w:u w:val="none"/>
+        </w:rPr>
+        <w:t>⑤ (A) competition  (B) dependence</w:t>
+      </w:r>
+    </w:p>
+    <w:p>
+      <w:pPr>
+        <w:keepNext/>
+        <w:spacing w:before="80" w:after="20" w:line="276" w:lineRule="auto"/>
+        <w:snapToGrid w:val="0"/>
+      </w:pPr>
+      <w:r>
+        <w:rPr>
+          <w:rFonts w:ascii="맑은 고딕" w:hAnsi="맑은 고딕" w:eastAsia="맑은 고딕"/>
+          <w:b/>
+          <w:sz w:val="17"/>
+          <w:u w:val="none"/>
+        </w:rPr>
+        <w:t>30-5.</w:t>
+      </w:r>
+      <w:r>
+        <w:rPr>
+          <w:rFonts w:ascii="맑은 고딕" w:hAnsi="맑은 고딕" w:eastAsia="맑은 고딕"/>
+          <w:b w:val="0"/>
+          <w:sz w:val="17"/>
+          <w:u w:val="none"/>
+        </w:rPr>
+        <w:t xml:space="preserve"> According to the passage, which of the following is </w:t>
+      </w:r>
+      <w:r>
+        <w:rPr>
+          <w:rFonts w:ascii="맑은 고딕" w:hAnsi="맑은 고딕" w:eastAsia="맑은 고딕"/>
+          <w:b w:val="0"/>
+          <w:sz w:val="17"/>
+          <w:u w:val="single"/>
+        </w:rPr>
+        <w:t>NOT</w:t>
+      </w:r>
+      <w:r>
+        <w:rPr>
+          <w:rFonts w:ascii="맑은 고딕" w:hAnsi="맑은 고딕" w:eastAsia="맑은 고딕"/>
+          <w:b w:val="0"/>
+          <w:sz w:val="17"/>
+          <w:u w:val="none"/>
+        </w:rPr>
+        <w:t xml:space="preserve"> true? [3.0점]</w:t>
+      </w:r>
+    </w:p>
+    <w:p>
+      <w:pPr>
+        <w:spacing w:before="0" w:after="60" w:line="288" w:lineRule="auto"/>
+        <w:ind w:left="40"/>
+        <w:snapToGrid w:val="0"/>
+        <w:pBdr>
+          <w:top w:val="single" w:sz="4" w:space="2" w:color="999999"/>
+          <w:left w:val="single" w:sz="4" w:space="2" w:color="999999"/>
+          <w:bottom w:val="single" w:sz="4" w:space="2" w:color="999999"/>
+          <w:right w:val="single" w:sz="4" w:space="2" w:color="999999"/>
+        </w:pBdr>
+        <w:shd w:val="clear" w:color="auto" w:fill="F6F3EA"/>
+      </w:pPr>
+      <w:r>
+        <w:rPr>
+          <w:rFonts w:ascii="맑은 고딕" w:hAnsi="맑은 고딕" w:eastAsia="맑은 고딕"/>
+          <w:b w:val="0"/>
+          <w:sz w:val="17"/>
+          <w:u w:val="none"/>
+        </w:rPr>
+        <w:t>We are a species that grew up in an age of scarce resources and constant danger, so our built-in urge to share and work together becomes tangled once resources are abundant and threats from outside are rare. Having little makes us readier to pass on what we do have. Some wandering tribes own very little, yet they give gladly, since giving serves their own interests. A traveler who stumbles on their camp will be welcomed into their tents and offered food and a warm reception. This is not simply kindness; their lives depend on it, because any one of them may be the stranger who needs a meal and a roof some other day. The irony is that as our possessions grow, our walls rise higher, our alarm systems get cleverer at keeping others out, and our wish to share shrinks. Wanting ever more, while meeting ordinary people face to face less and less, begins to cut us off from reality and blinds us to it.</w:t>
+      </w:r>
+    </w:p>
+    <w:p>
+      <w:pPr>
+        <w:spacing w:before="0" w:after="0" w:line="269" w:lineRule="auto"/>
+        <w:ind w:left="180" w:hanging="180"/>
+        <w:snapToGrid w:val="0"/>
+      </w:pPr>
+      <w:r>
+        <w:rPr>
+          <w:rFonts w:ascii="맑은 고딕" w:hAnsi="맑은 고딕" w:eastAsia="맑은 고딕"/>
+          <w:b w:val="0"/>
+          <w:sz w:val="17"/>
+          <w:u w:val="none"/>
+        </w:rPr>
+        <w:t>① The wandering tribes give to travelers mainly because they are kind-hearted people.</w:t>
+      </w:r>
+    </w:p>
+    <w:p>
+      <w:pPr>
+        <w:spacing w:before="0" w:after="0" w:line="269" w:lineRule="auto"/>
+        <w:ind w:left="180" w:hanging="180"/>
+        <w:snapToGrid w:val="0"/>
+      </w:pPr>
+      <w:r>
+        <w:rPr>
+          <w:rFonts w:ascii="맑은 고딕" w:hAnsi="맑은 고딕" w:eastAsia="맑은 고딕"/>
+          <w:b w:val="0"/>
+          <w:sz w:val="17"/>
+          <w:u w:val="none"/>
+        </w:rPr>
+        <w:t>② Our instinct to share developed when resources were scarce and dangers were constant.</w:t>
+      </w:r>
+    </w:p>
+    <w:p>
+      <w:pPr>
+        <w:spacing w:before="0" w:after="0" w:line="269" w:lineRule="auto"/>
+        <w:ind w:left="180" w:hanging="180"/>
+        <w:snapToGrid w:val="0"/>
+      </w:pPr>
+      <w:r>
+        <w:rPr>
+          <w:rFonts w:ascii="맑은 고딕" w:hAnsi="맑은 고딕" w:eastAsia="맑은 고딕"/>
+          <w:b w:val="0"/>
+          <w:sz w:val="17"/>
+          <w:u w:val="none"/>
+        </w:rPr>
+        <w:t>③ A tribe member may one day be the one who needs food and shelter from others.</w:t>
+      </w:r>
+    </w:p>
+    <w:p>
+      <w:pPr>
+        <w:spacing w:before="0" w:after="0" w:line="269" w:lineRule="auto"/>
+        <w:ind w:left="180" w:hanging="180"/>
+        <w:snapToGrid w:val="0"/>
+      </w:pPr>
+      <w:r>
+        <w:rPr>
+          <w:rFonts w:ascii="맑은 고딕" w:hAnsi="맑은 고딕" w:eastAsia="맑은 고딕"/>
+          <w:b w:val="0"/>
+          <w:sz w:val="17"/>
+          <w:u w:val="none"/>
+        </w:rPr>
+        <w:t>④ Greater wealth tends to come with higher walls and cleverer security systems.</w:t>
+      </w:r>
+    </w:p>
+    <w:p>
+      <w:pPr>
+        <w:spacing w:before="0" w:after="0" w:line="269" w:lineRule="auto"/>
+        <w:ind w:left="180" w:hanging="180"/>
+        <w:snapToGrid w:val="0"/>
+      </w:pPr>
+      <w:r>
+        <w:rPr>
+          <w:rFonts w:ascii="맑은 고딕" w:hAnsi="맑은 고딕" w:eastAsia="맑은 고딕"/>
+          <w:b w:val="0"/>
+          <w:sz w:val="17"/>
+          <w:u w:val="none"/>
+        </w:rPr>
+        <w:t>⑤ Less face-to-face contact with ordinary people helps cut us off from reality.</w:t>
+      </w:r>
+    </w:p>
+    <w:p>
+      <w:pPr>
+        <w:keepNext/>
+        <w:spacing w:before="80" w:after="20" w:line="276" w:lineRule="auto"/>
+        <w:snapToGrid w:val="0"/>
+      </w:pPr>
+      <w:r>
+        <w:rPr>
+          <w:rFonts w:ascii="맑은 고딕" w:hAnsi="맑은 고딕" w:eastAsia="맑은 고딕"/>
+          <w:b/>
+          <w:sz w:val="17"/>
+          <w:u w:val="none"/>
+        </w:rPr>
+        <w:t>30-6.</w:t>
+      </w:r>
+      <w:r>
+        <w:rPr>
+          <w:rFonts w:ascii="맑은 고딕" w:hAnsi="맑은 고딕" w:eastAsia="맑은 고딕"/>
+          <w:b w:val="0"/>
+          <w:sz w:val="17"/>
+          <w:u w:val="none"/>
+        </w:rPr>
+        <w:t xml:space="preserve"> What is the passage mainly about? [2.8점]</w:t>
+      </w:r>
+    </w:p>
+    <w:p>
+      <w:pPr>
+        <w:spacing w:before="0" w:after="60" w:line="288" w:lineRule="auto"/>
+        <w:ind w:left="40"/>
+        <w:snapToGrid w:val="0"/>
+        <w:pBdr>
+          <w:top w:val="single" w:sz="4" w:space="2" w:color="999999"/>
+          <w:left w:val="single" w:sz="4" w:space="2" w:color="999999"/>
+          <w:bottom w:val="single" w:sz="4" w:space="2" w:color="999999"/>
+          <w:right w:val="single" w:sz="4" w:space="2" w:color="999999"/>
+        </w:pBdr>
+        <w:shd w:val="clear" w:color="auto" w:fill="F6F3EA"/>
+      </w:pPr>
+      <w:r>
+        <w:rPr>
+          <w:rFonts w:ascii="맑은 고딕" w:hAnsi="맑은 고딕" w:eastAsia="맑은 고딕"/>
+          <w:b w:val="0"/>
+          <w:sz w:val="17"/>
+          <w:u w:val="none"/>
+        </w:rPr>
+        <w:t>We are a species that grew up in an age of scarce resources and constant danger, so our built-in urge to share and work together becomes tangled once resources are abundant and threats from outside are rare. Having little makes us readier to pass on what we do have. Some wandering tribes own very little, yet they give gladly, since giving serves their own interests. A traveler who stumbles on their camp will be welcomed into their tents and offered food and a warm reception. This is not simply kindness; their lives depend on it, because any one of them may be the stranger who needs a meal and a roof some other day. The irony is that as our possessions grow, our walls rise higher, our alarm systems get cleverer at keeping others out, and our wish to share shrinks. Wanting ever more, while meeting ordinary people face to face less and less, begins to cut us off from reality and blinds us to it.</w:t>
+      </w:r>
+    </w:p>
+    <w:p>
+      <w:pPr>
+        <w:spacing w:before="0" w:after="0" w:line="269" w:lineRule="auto"/>
+        <w:ind w:left="180" w:hanging="180"/>
+        <w:snapToGrid w:val="0"/>
+      </w:pPr>
+      <w:r>
+        <w:rPr>
+          <w:rFonts w:ascii="맑은 고딕" w:hAnsi="맑은 고딕" w:eastAsia="맑은 고딕"/>
+          <w:b w:val="0"/>
+          <w:sz w:val="17"/>
+          <w:u w:val="none"/>
+        </w:rPr>
+        <w:t>① why nomadic tribes are more hospitable than people who live in cities</w:t>
+      </w:r>
+    </w:p>
+    <w:p>
+      <w:pPr>
+        <w:spacing w:before="0" w:after="0" w:line="269" w:lineRule="auto"/>
+        <w:ind w:left="180" w:hanging="180"/>
+        <w:snapToGrid w:val="0"/>
+      </w:pPr>
+      <w:r>
+        <w:rPr>
+          <w:rFonts w:ascii="맑은 고딕" w:hAnsi="맑은 고딕" w:eastAsia="맑은 고딕"/>
+          <w:b w:val="0"/>
+          <w:sz w:val="17"/>
+          <w:u w:val="none"/>
+        </w:rPr>
+        <w:t>② how growing wealth makes people more generous and more connected</w:t>
+      </w:r>
+    </w:p>
+    <w:p>
+      <w:pPr>
+        <w:spacing w:before="0" w:after="0" w:line="269" w:lineRule="auto"/>
+        <w:ind w:left="180" w:hanging="180"/>
+        <w:snapToGrid w:val="0"/>
+      </w:pPr>
+      <w:r>
+        <w:rPr>
+          <w:rFonts w:ascii="맑은 고딕" w:hAnsi="맑은 고딕" w:eastAsia="맑은 고딕"/>
+          <w:b w:val="0"/>
+          <w:sz w:val="17"/>
+          <w:u w:val="none"/>
+        </w:rPr>
+        <w:t>③ how abundance weakens the sharing instinct that scarcity once encouraged</w:t>
+      </w:r>
+    </w:p>
+    <w:p>
+      <w:pPr>
+        <w:spacing w:before="0" w:after="0" w:line="269" w:lineRule="auto"/>
+        <w:ind w:left="180" w:hanging="180"/>
+        <w:snapToGrid w:val="0"/>
+      </w:pPr>
+      <w:r>
+        <w:rPr>
+          <w:rFonts w:ascii="맑은 고딕" w:hAnsi="맑은 고딕" w:eastAsia="맑은 고딕"/>
+          <w:b w:val="0"/>
+          <w:sz w:val="17"/>
+          <w:u w:val="none"/>
+        </w:rPr>
+        <w:t>④ the importance of security systems in protecting what we own</w:t>
+      </w:r>
+    </w:p>
+    <w:p>
+      <w:pPr>
+        <w:spacing w:before="0" w:after="0" w:line="269" w:lineRule="auto"/>
+        <w:ind w:left="180" w:hanging="180"/>
+        <w:snapToGrid w:val="0"/>
+      </w:pPr>
+      <w:r>
+        <w:rPr>
+          <w:rFonts w:ascii="맑은 고딕" w:hAnsi="맑은 고딕" w:eastAsia="맑은 고딕"/>
+          <w:b w:val="0"/>
+          <w:sz w:val="17"/>
+          <w:u w:val="none"/>
+        </w:rPr>
+        <w:t>⑤ the dangers travelers face when they depend on strangers for food</w:t>
+      </w:r>
+    </w:p>
+    <w:p>
+      <w:pPr>
+        <w:keepNext/>
+        <w:spacing w:before="80" w:after="20" w:line="276" w:lineRule="auto"/>
+        <w:snapToGrid w:val="0"/>
+      </w:pPr>
+      <w:r>
+        <w:rPr>
+          <w:rFonts w:ascii="맑은 고딕" w:hAnsi="맑은 고딕" w:eastAsia="맑은 고딕"/>
+          <w:b/>
+          <w:sz w:val="17"/>
+          <w:u w:val="none"/>
+        </w:rPr>
+        <w:t>30-7.</w:t>
+      </w:r>
+      <w:r>
+        <w:rPr>
+          <w:rFonts w:ascii="맑은 고딕" w:hAnsi="맑은 고딕" w:eastAsia="맑은 고딕"/>
+          <w:b w:val="0"/>
+          <w:sz w:val="17"/>
+          <w:u w:val="none"/>
+        </w:rPr>
+        <w:t xml:space="preserve"> 다음 글의 밑줄 친 부분 중, 문맥상 낱말의 쓰임이 적절하지 </w:t>
+      </w:r>
+      <w:r>
+        <w:rPr>
+          <w:rFonts w:ascii="맑은 고딕" w:hAnsi="맑은 고딕" w:eastAsia="맑은 고딕"/>
+          <w:b w:val="0"/>
+          <w:sz w:val="17"/>
+          <w:u w:val="single"/>
+        </w:rPr>
+        <w:t>않은</w:t>
+      </w:r>
+      <w:r>
+        <w:rPr>
+          <w:rFonts w:ascii="맑은 고딕" w:hAnsi="맑은 고딕" w:eastAsia="맑은 고딕"/>
+          <w:b w:val="0"/>
+          <w:sz w:val="17"/>
+          <w:u w:val="none"/>
+        </w:rPr>
+        <w:t xml:space="preserve"> 것은? [3.3점]</w:t>
+      </w:r>
+    </w:p>
+    <w:p>
+      <w:pPr>
+        <w:spacing w:before="0" w:after="60" w:line="288" w:lineRule="auto"/>
+        <w:ind w:left="40"/>
+        <w:snapToGrid w:val="0"/>
+        <w:pBdr>
+          <w:top w:val="single" w:sz="4" w:space="2" w:color="999999"/>
+          <w:left w:val="single" w:sz="4" w:space="2" w:color="999999"/>
+          <w:bottom w:val="single" w:sz="4" w:space="2" w:color="999999"/>
+          <w:right w:val="single" w:sz="4" w:space="2" w:color="999999"/>
+        </w:pBdr>
+        <w:shd w:val="clear" w:color="auto" w:fill="F6F3EA"/>
+      </w:pPr>
+      <w:r>
+        <w:rPr>
+          <w:rFonts w:ascii="맑은 고딕" w:hAnsi="맑은 고딕" w:eastAsia="맑은 고딕"/>
+          <w:b w:val="0"/>
+          <w:sz w:val="17"/>
+          <w:u w:val="none"/>
+        </w:rPr>
+        <w:t>For a species born in a time when resources were limited and dangers were great, our natural tendency to share and cooperate is ①</w:t>
+      </w:r>
+      <w:r>
+        <w:rPr>
+          <w:rFonts w:ascii="맑은 고딕" w:hAnsi="맑은 고딕" w:eastAsia="맑은 고딕"/>
+          <w:b w:val="0"/>
+          <w:sz w:val="17"/>
+          <w:u w:val="single"/>
+        </w:rPr>
+        <w:t>complicated</w:t>
+      </w:r>
+      <w:r>
+        <w:rPr>
+          <w:rFonts w:ascii="맑은 고딕" w:hAnsi="맑은 고딕" w:eastAsia="맑은 고딕"/>
+          <w:b w:val="0"/>
+          <w:sz w:val="17"/>
+          <w:u w:val="none"/>
+        </w:rPr>
+        <w:t xml:space="preserve"> when resources are plenty and outside dangers are few. When we have less, we tend to be more ②</w:t>
+      </w:r>
+      <w:r>
+        <w:rPr>
+          <w:rFonts w:ascii="맑은 고딕" w:hAnsi="맑은 고딕" w:eastAsia="맑은 고딕"/>
+          <w:b w:val="0"/>
+          <w:sz w:val="17"/>
+          <w:u w:val="single"/>
+        </w:rPr>
+        <w:t>open</w:t>
+      </w:r>
+      <w:r>
+        <w:rPr>
+          <w:rFonts w:ascii="맑은 고딕" w:hAnsi="맑은 고딕" w:eastAsia="맑은 고딕"/>
+          <w:b w:val="0"/>
+          <w:sz w:val="17"/>
+          <w:u w:val="none"/>
+        </w:rPr>
+        <w:t xml:space="preserve"> to sharing what we have. Certain nomadic tribes don’t have much, yet they are ③</w:t>
+      </w:r>
+      <w:r>
+        <w:rPr>
+          <w:rFonts w:ascii="맑은 고딕" w:hAnsi="맑은 고딕" w:eastAsia="맑은 고딕"/>
+          <w:b w:val="0"/>
+          <w:sz w:val="17"/>
+          <w:u w:val="single"/>
+        </w:rPr>
+        <w:t>happy</w:t>
+      </w:r>
+      <w:r>
+        <w:rPr>
+          <w:rFonts w:ascii="맑은 고딕" w:hAnsi="맑은 고딕" w:eastAsia="맑은 고딕"/>
+          <w:b w:val="0"/>
+          <w:sz w:val="17"/>
+          <w:u w:val="none"/>
+        </w:rPr>
+        <w:t xml:space="preserve"> to share because it is in their interest to do so. If you happen upon them in your travels, they will open up their homes and give you their food and hospitality. This is not simply kindness; their lives depend on it, because any one of them may be the stranger who needs a meal and a roof some other day. The irony is that as our possessions grow, our walls rise higher, our alarm systems get ④</w:t>
+      </w:r>
+      <w:r>
+        <w:rPr>
+          <w:rFonts w:ascii="맑은 고딕" w:hAnsi="맑은 고딕" w:eastAsia="맑은 고딕"/>
+          <w:b w:val="0"/>
+          <w:sz w:val="17"/>
+          <w:u w:val="single"/>
+        </w:rPr>
+        <w:t>cleverer</w:t>
+      </w:r>
+      <w:r>
+        <w:rPr>
+          <w:rFonts w:ascii="맑은 고딕" w:hAnsi="맑은 고딕" w:eastAsia="맑은 고딕"/>
+          <w:b w:val="0"/>
+          <w:sz w:val="17"/>
+          <w:u w:val="none"/>
+        </w:rPr>
+        <w:t xml:space="preserve"> at keeping others out, and our wish to share shrinks. Our desire for more, combined with our ⑤</w:t>
+      </w:r>
+      <w:r>
+        <w:rPr>
+          <w:rFonts w:ascii="맑은 고딕" w:hAnsi="맑은 고딕" w:eastAsia="맑은 고딕"/>
+          <w:b w:val="0"/>
+          <w:sz w:val="17"/>
+          <w:u w:val="single"/>
+        </w:rPr>
+        <w:t>increased</w:t>
+      </w:r>
+      <w:r>
+        <w:rPr>
+          <w:rFonts w:ascii="맑은 고딕" w:hAnsi="맑은 고딕" w:eastAsia="맑은 고딕"/>
+          <w:b w:val="0"/>
+          <w:sz w:val="17"/>
+          <w:u w:val="none"/>
+        </w:rPr>
+        <w:t xml:space="preserve"> physical interaction with the “common folk,” starts to create a disconnection or blindness to reality.</w:t>
+      </w:r>
+    </w:p>
+    <w:p>
+      <w:pPr>
+        <w:spacing w:before="0" w:after="20" w:line="276" w:lineRule="auto"/>
+        <w:ind w:left="80"/>
+        <w:snapToGrid w:val="0"/>
+      </w:pPr>
+      <w:r>
+        <w:rPr>
+          <w:rFonts w:ascii="맑은 고딕" w:hAnsi="맑은 고딕" w:eastAsia="맑은 고딕"/>
+          <w:b w:val="0"/>
+          <w:sz w:val="17"/>
+          <w:u w:val="none"/>
+        </w:rPr>
+        <w:t>① ①    ② ②    ③ ③    ④ ④    ⑤ ⑤</w:t>
+      </w:r>
+    </w:p>
+    <w:p>
+      <w:pPr>
+        <w:keepNext/>
+        <w:spacing w:before="80" w:after="40" w:line="276" w:lineRule="auto"/>
+        <w:snapToGrid w:val="0"/>
+        <w:shd w:val="clear" w:color="auto" w:fill="8A3A12"/>
+      </w:pPr>
+      <w:r>
+        <w:rPr>
+          <w:rFonts w:ascii="맑은 고딕" w:hAnsi="맑은 고딕" w:eastAsia="맑은 고딕"/>
+          <w:b/>
+          <w:color w:val="FFFFFF"/>
+          <w:sz w:val="17"/>
+          <w:u w:val="none"/>
+        </w:rPr>
+        <w:t>서답형  30-서1 ~ 30-서2</w:t>
+      </w:r>
+    </w:p>
+    <w:p>
+      <w:pPr>
+        <w:keepNext/>
+        <w:spacing w:before="80" w:after="20" w:line="276" w:lineRule="auto"/>
+        <w:snapToGrid w:val="0"/>
+      </w:pPr>
+      <w:r>
+        <w:rPr>
+          <w:rFonts w:ascii="맑은 고딕" w:hAnsi="맑은 고딕" w:eastAsia="맑은 고딕"/>
+          <w:b/>
+          <w:sz w:val="17"/>
+          <w:u w:val="none"/>
+        </w:rPr>
+        <w:t>30-서1.</w:t>
+      </w:r>
+      <w:r>
+        <w:rPr>
+          <w:rFonts w:ascii="맑은 고딕" w:hAnsi="맑은 고딕" w:eastAsia="맑은 고딕"/>
+          <w:b w:val="0"/>
+          <w:sz w:val="17"/>
+          <w:u w:val="none"/>
+        </w:rPr>
+        <w:t xml:space="preserve"> 다음 글의 밑줄 친 문장과 같은 뜻이 되도록 &lt;보기&gt;의 표현을 모두 사용하여 &lt;조건&gt;에 맞게 영작하시오. [3점] [3.0점]</w:t>
+      </w:r>
+    </w:p>
+    <w:p>
+      <w:pPr>
+        <w:spacing w:before="0" w:after="60" w:line="288" w:lineRule="auto"/>
+        <w:ind w:left="40"/>
+        <w:snapToGrid w:val="0"/>
+        <w:pBdr>
+          <w:top w:val="single" w:sz="4" w:space="2" w:color="999999"/>
+          <w:left w:val="single" w:sz="4" w:space="2" w:color="999999"/>
+          <w:bottom w:val="single" w:sz="4" w:space="2" w:color="999999"/>
+          <w:right w:val="single" w:sz="4" w:space="2" w:color="999999"/>
+        </w:pBdr>
+        <w:shd w:val="clear" w:color="auto" w:fill="F6F3EA"/>
+      </w:pPr>
+      <w:r>
+        <w:rPr>
+          <w:rFonts w:ascii="맑은 고딕" w:hAnsi="맑은 고딕" w:eastAsia="맑은 고딕"/>
+          <w:b w:val="0"/>
+          <w:sz w:val="17"/>
+          <w:u w:val="none"/>
+        </w:rPr>
+        <w:t xml:space="preserve">If you happen upon them in your travels, they will open up their homes and give you their food and hospitality. </w:t>
+      </w:r>
+      <w:r>
+        <w:rPr>
+          <w:rFonts w:ascii="맑은 고딕" w:hAnsi="맑은 고딕" w:eastAsia="맑은 고딕"/>
+          <w:b w:val="0"/>
+          <w:sz w:val="17"/>
+          <w:u w:val="single"/>
+        </w:rPr>
+        <w:t>It’s not just because they are nice people; it’s because their survival depends on sharing</w:t>
+      </w:r>
+      <w:r>
+        <w:rPr>
+          <w:rFonts w:ascii="맑은 고딕" w:hAnsi="맑은 고딕" w:eastAsia="맑은 고딕"/>
+          <w:b w:val="0"/>
+          <w:sz w:val="17"/>
+          <w:u w:val="none"/>
+        </w:rPr>
+        <w:t>, for they know that they may be the travelers in need of food and shelter another day.</w:t>
+      </w:r>
+    </w:p>
+    <w:p>
+      <w:pPr>
+        <w:spacing w:before="0" w:after="60" w:line="288" w:lineRule="auto"/>
+        <w:ind w:left="40"/>
+        <w:snapToGrid w:val="0"/>
+        <w:pBdr>
+          <w:top w:val="single" w:sz="4" w:space="2" w:color="9B6BD0"/>
+          <w:left w:val="single" w:sz="4" w:space="2" w:color="9B6BD0"/>
+          <w:bottom w:val="single" w:sz="4" w:space="2" w:color="9B6BD0"/>
+          <w:right w:val="single" w:sz="4" w:space="2" w:color="9B6BD0"/>
+        </w:pBdr>
+        <w:shd w:val="clear" w:color="auto" w:fill="FAF5FF"/>
+      </w:pPr>
+      <w:r>
+        <w:rPr>
+          <w:rFonts w:ascii="맑은 고딕" w:hAnsi="맑은 고딕" w:eastAsia="맑은 고딕"/>
+          <w:b/>
+          <w:sz w:val="17"/>
+          <w:u w:val="none"/>
+        </w:rPr>
+        <w:t>&lt;보 기&gt;</w:t>
+      </w:r>
+      <w:r>
+        <w:rPr>
+          <w:rFonts w:ascii="맑은 고딕" w:hAnsi="맑은 고딕" w:eastAsia="맑은 고딕"/>
+          <w:b w:val="0"/>
+          <w:sz w:val="17"/>
+          <w:u w:val="none"/>
+        </w:rPr>
+        <w:t xml:space="preserve"> it / is / not / that / they / are / nice people / but / that / their survival / depends / on sharing</w:t>
       </w:r>
     </w:p>
     <w:p>
@@ -1574,7 +2664,7 @@
           <w:sz w:val="17"/>
           <w:u w:val="none"/>
         </w:rPr>
-        <w:t>&lt;보 기&gt;</w:t>
+        <w:t>&lt;조 건&gt;</w:t>
       </w:r>
     </w:p>
     <w:p>
@@ -1597,7 +2687,7 @@
           <w:sz w:val="17"/>
           <w:u w:val="none"/>
         </w:rPr>
-        <w:t>(a) The writer says that people with fewer resources tend to be more willing to share.</w:t>
+        <w:t>1. Use ALL the expressions in the box, each only once.</w:t>
       </w:r>
     </w:p>
     <w:p>
@@ -1620,7 +2710,7 @@
           <w:sz w:val="17"/>
           <w:u w:val="none"/>
         </w:rPr>
-        <w:t>(b) ‘because’ is an appropriate expression for (A).</w:t>
+        <w:t>2. Do NOT change the form of any word, and do NOT add any other words.</w:t>
       </w:r>
     </w:p>
     <w:p>
@@ -1643,7 +2733,7 @@
           <w:sz w:val="17"/>
           <w:u w:val="none"/>
         </w:rPr>
-        <w:t>(c) In ⓑ, ‘the more’ can be changed into ‘more’ without changing the grammar of the sentence.</w:t>
+        <w:t>3. Use the structure ‘It is not that A but that B’.</w:t>
       </w:r>
     </w:p>
     <w:p>
@@ -1666,7 +2756,7 @@
           <w:sz w:val="17"/>
           <w:u w:val="none"/>
         </w:rPr>
-        <w:t>(d) In the context, ⓐ ‘Ironically’ can be replaced by ‘Fortunately’.</w:t>
+        <w:t>4. Write 15 words in total.</w:t>
       </w:r>
     </w:p>
     <w:p>
@@ -1689,13 +2779,12 @@
           <w:sz w:val="17"/>
           <w:u w:val="none"/>
         </w:rPr>
-        <w:t>(e) According to the writer, nomadic tribes share only because they are kind people.</w:t>
+        <w:t>5. 답안지에 소문항 번호를 정확하게 기입할 것</w:t>
       </w:r>
     </w:p>
     <w:p>
       <w:pPr>
-        <w:spacing w:before="0" w:after="20" w:line="276" w:lineRule="auto"/>
-        <w:ind w:left="80"/>
+        <w:spacing w:before="0" w:after="40" w:line="360" w:lineRule="auto"/>
         <w:snapToGrid w:val="0"/>
       </w:pPr>
       <w:r>
@@ -1705,7 +2794,7 @@
           <w:sz w:val="17"/>
           <w:u w:val="none"/>
         </w:rPr>
-        <w:t>① (a), (c)    ② (b), (d)    ③ (a), (d), (e)    ④ (c), (e)    ⑤ (c), (d), (e)</w:t>
+        <w:t>⇒ It is not ________________________________________________________________________ .</w:t>
       </w:r>
     </w:p>
     <w:p>
@@ -1721,7 +2810,7 @@
           <w:sz w:val="17"/>
           <w:u w:val="none"/>
         </w:rPr>
-        <w:t>30-2.</w:t>
+        <w:t>30-서2.</w:t>
       </w:r>
       <w:r>
         <w:rPr>
@@ -1730,7 +2819,7 @@
           <w:sz w:val="17"/>
           <w:u w:val="none"/>
         </w:rPr>
-        <w:t xml:space="preserve"> 다음 글의 밑줄 친 ⓐ ~ ⓕ 중, 어법상 </w:t>
+        <w:t xml:space="preserve"> 다음 글을 읽고, 아래 질문에 </w:t>
       </w:r>
       <w:r>
         <w:rPr>
@@ -1739,7 +2828,7 @@
           <w:sz w:val="17"/>
           <w:u w:val="single"/>
         </w:rPr>
-        <w:t>틀린</w:t>
+        <w:t>영어로</w:t>
       </w:r>
       <w:r>
         <w:rPr>
@@ -1748,7 +2837,7 @@
           <w:sz w:val="17"/>
           <w:u w:val="none"/>
         </w:rPr>
-        <w:t xml:space="preserve"> 것을 모두 고른 것은? [3.1점]</w:t>
+        <w:t xml:space="preserve"> 답하시오. (각 답은 완전한 문장으로, 본문의 표현을 활용하되 그대로 베끼지 말 것) [각 1점, 총 3점] [3.0점]</w:t>
       </w:r>
     </w:p>
     <w:p>
@@ -1771,17 +2860,68 @@
           <w:sz w:val="17"/>
           <w:u w:val="none"/>
         </w:rPr>
-        <w:t>For a species born in a time when resources were limited and dangers were great, our natural tendency to share and cooperate ⓐ</w:t>
-      </w:r>
+        <w:t>We are a species that grew up in an age of scarce resources and constant danger, so our built-in urge to share and work together becomes tangled once resources are abundant and threats from outside are rare. Having little makes us readier to pass on what we do have. Some wandering tribes own very little, yet they give gladly, since giving serves their own interests. A traveler who stumbles on their camp will be welcomed into their tents and offered food and a warm reception. This is not simply kindness; their lives depend on it, because any one of them may be the stranger who needs a meal and a roof some other day. The irony is that as our possessions grow, our walls rise higher, our alarm systems get cleverer at keeping others out, and our wish to share shrinks. Wanting ever more, while meeting ordinary people face to face less and less, begins to cut us off from reality and blinds us to it.</w:t>
+      </w:r>
+    </w:p>
+    <w:p>
+      <w:pPr>
+        <w:spacing w:before="0" w:after="0" w:line="288" w:lineRule="auto"/>
+        <w:ind w:left="40"/>
+        <w:snapToGrid w:val="0"/>
+        <w:pBdr>
+          <w:top w:val="single" w:sz="4" w:space="2" w:color="9B6BD0"/>
+          <w:left w:val="single" w:sz="4" w:space="2" w:color="9B6BD0"/>
+          <w:bottom w:val="single" w:sz="4" w:space="2" w:color="9B6BD0"/>
+          <w:right w:val="single" w:sz="4" w:space="2" w:color="9B6BD0"/>
+        </w:pBdr>
+        <w:shd w:val="clear" w:color="auto" w:fill="FAF5FF"/>
+      </w:pPr>
+      <w:r>
+        <w:rPr>
+          <w:rFonts w:ascii="맑은 고딕" w:hAnsi="맑은 고딕" w:eastAsia="맑은 고딕"/>
+          <w:b/>
+          <w:sz w:val="17"/>
+          <w:u w:val="none"/>
+        </w:rPr>
+        <w:t>&lt;조 건&gt;</w:t>
+      </w:r>
+    </w:p>
+    <w:p>
+      <w:pPr>
+        <w:spacing w:before="0" w:after="0" w:line="288" w:lineRule="auto"/>
+        <w:ind w:left="40"/>
+        <w:snapToGrid w:val="0"/>
+        <w:pBdr>
+          <w:top w:val="single" w:sz="4" w:space="2" w:color="9B6BD0"/>
+          <w:left w:val="single" w:sz="4" w:space="2" w:color="9B6BD0"/>
+          <w:bottom w:val="single" w:sz="4" w:space="2" w:color="9B6BD0"/>
+          <w:right w:val="single" w:sz="4" w:space="2" w:color="9B6BD0"/>
+        </w:pBdr>
+        <w:shd w:val="clear" w:color="auto" w:fill="FAF5FF"/>
+      </w:pPr>
       <w:r>
         <w:rPr>
           <w:rFonts w:ascii="맑은 고딕" w:hAnsi="맑은 고딕" w:eastAsia="맑은 고딕"/>
           <w:b w:val="0"/>
           <w:sz w:val="17"/>
-          <w:u w:val="single"/>
-        </w:rPr>
-        <w:t>are</w:t>
-      </w:r>
+          <w:u w:val="none"/>
+        </w:rPr>
+        <w:t>Q1. According to the writer, when did our instinct to share and cooperate develop?</w:t>
+      </w:r>
+    </w:p>
+    <w:p>
+      <w:pPr>
+        <w:spacing w:before="0" w:after="0" w:line="288" w:lineRule="auto"/>
+        <w:ind w:left="40"/>
+        <w:snapToGrid w:val="0"/>
+        <w:pBdr>
+          <w:top w:val="single" w:sz="4" w:space="2" w:color="9B6BD0"/>
+          <w:left w:val="single" w:sz="4" w:space="2" w:color="9B6BD0"/>
+          <w:bottom w:val="single" w:sz="4" w:space="2" w:color="9B6BD0"/>
+          <w:right w:val="single" w:sz="4" w:space="2" w:color="9B6BD0"/>
+        </w:pBdr>
+        <w:shd w:val="clear" w:color="auto" w:fill="FAF5FF"/>
+      </w:pPr>
       <w:r>
         <w:rPr>
           <w:rFonts w:ascii="맑은 고딕" w:hAnsi="맑은 고딕" w:eastAsia="맑은 고딕"/>
@@ -1789,17 +2929,37 @@
           <w:sz w:val="17"/>
           <w:u w:val="none"/>
         </w:rPr>
-        <w:t xml:space="preserve"> complicated when resources are plenty and outside dangers are few. When we have less, we tend to be more open ⓑ</w:t>
-      </w:r>
+        <w:t>Q2. Why do the wandering tribes give food and shelter to travelers, apart from being kind?</w:t>
+      </w:r>
+    </w:p>
+    <w:p>
+      <w:pPr>
+        <w:spacing w:before="0" w:after="60" w:line="288" w:lineRule="auto"/>
+        <w:ind w:left="40"/>
+        <w:snapToGrid w:val="0"/>
+        <w:pBdr>
+          <w:top w:val="single" w:sz="4" w:space="2" w:color="9B6BD0"/>
+          <w:left w:val="single" w:sz="4" w:space="2" w:color="9B6BD0"/>
+          <w:bottom w:val="single" w:sz="4" w:space="2" w:color="9B6BD0"/>
+          <w:right w:val="single" w:sz="4" w:space="2" w:color="9B6BD0"/>
+        </w:pBdr>
+        <w:shd w:val="clear" w:color="auto" w:fill="FAF5FF"/>
+      </w:pPr>
       <w:r>
         <w:rPr>
           <w:rFonts w:ascii="맑은 고딕" w:hAnsi="맑은 고딕" w:eastAsia="맑은 고딕"/>
           <w:b w:val="0"/>
           <w:sz w:val="17"/>
-          <w:u w:val="single"/>
-        </w:rPr>
-        <w:t>to share</w:t>
-      </w:r>
+          <w:u w:val="none"/>
+        </w:rPr>
+        <w:t>Q3. What does the writer say happens to our wish to share as our possessions grow?</w:t>
+      </w:r>
+    </w:p>
+    <w:p>
+      <w:pPr>
+        <w:spacing w:before="0" w:after="40" w:line="360" w:lineRule="auto"/>
+        <w:snapToGrid w:val="0"/>
+      </w:pPr>
       <w:r>
         <w:rPr>
           <w:rFonts w:ascii="맑은 고딕" w:hAnsi="맑은 고딕" w:eastAsia="맑은 고딕"/>
@@ -1807,95 +2967,29 @@
           <w:sz w:val="17"/>
           <w:u w:val="none"/>
         </w:rPr>
-        <w:t xml:space="preserve"> what we have. Certain nomadic tribes don't have much, yet they are happy ⓒ</w:t>
-      </w:r>
-      <w:r>
-        <w:rPr>
-          <w:rFonts w:ascii="맑은 고딕" w:hAnsi="맑은 고딕" w:eastAsia="맑은 고딕"/>
-          <w:b w:val="0"/>
-          <w:sz w:val="17"/>
-          <w:u w:val="single"/>
-        </w:rPr>
-        <w:t>to share</w:t>
-      </w:r>
-      <w:r>
-        <w:rPr>
-          <w:rFonts w:ascii="맑은 고딕" w:hAnsi="맑은 고딕" w:eastAsia="맑은 고딕"/>
-          <w:b w:val="0"/>
-          <w:sz w:val="17"/>
-          <w:u w:val="none"/>
-        </w:rPr>
-        <w:t xml:space="preserve"> because it is in their interest to do so. If you ⓓ</w:t>
-      </w:r>
-      <w:r>
-        <w:rPr>
-          <w:rFonts w:ascii="맑은 고딕" w:hAnsi="맑은 고딕" w:eastAsia="맑은 고딕"/>
-          <w:b w:val="0"/>
-          <w:sz w:val="17"/>
-          <w:u w:val="single"/>
-        </w:rPr>
-        <w:t>happen upon</w:t>
-      </w:r>
-      <w:r>
-        <w:rPr>
-          <w:rFonts w:ascii="맑은 고딕" w:hAnsi="맑은 고딕" w:eastAsia="맑은 고딕"/>
-          <w:b w:val="0"/>
-          <w:sz w:val="17"/>
-          <w:u w:val="none"/>
-        </w:rPr>
-        <w:t xml:space="preserve"> them in your travels, they will open up their homes and give you their food and hospitality. It's not just because they are nice people; it's because their survival ⓔ</w:t>
-      </w:r>
-      <w:r>
-        <w:rPr>
-          <w:rFonts w:ascii="맑은 고딕" w:hAnsi="맑은 고딕" w:eastAsia="맑은 고딕"/>
-          <w:b w:val="0"/>
-          <w:sz w:val="17"/>
-          <w:u w:val="single"/>
-        </w:rPr>
-        <w:t>depends on</w:t>
-      </w:r>
-      <w:r>
-        <w:rPr>
-          <w:rFonts w:ascii="맑은 고딕" w:hAnsi="맑은 고딕" w:eastAsia="맑은 고딕"/>
-          <w:b w:val="0"/>
-          <w:sz w:val="17"/>
-          <w:u w:val="none"/>
-        </w:rPr>
-        <w:t xml:space="preserve"> sharing, for they know that they may be the travelers in need of food and shelter another day. Ironically, the more we have, the bigger our fences, the more sophisticated our security to keep people away and the less we want to share. Our desire for more, ⓕ</w:t>
-      </w:r>
-      <w:r>
-        <w:rPr>
-          <w:rFonts w:ascii="맑은 고딕" w:hAnsi="맑은 고딕" w:eastAsia="맑은 고딕"/>
-          <w:b w:val="0"/>
-          <w:sz w:val="17"/>
-          <w:u w:val="single"/>
-        </w:rPr>
-        <w:t>combining</w:t>
-      </w:r>
-      <w:r>
-        <w:rPr>
-          <w:rFonts w:ascii="맑은 고딕" w:hAnsi="맑은 고딕" w:eastAsia="맑은 고딕"/>
-          <w:b w:val="0"/>
-          <w:sz w:val="17"/>
-          <w:u w:val="none"/>
-        </w:rPr>
-        <w:t xml:space="preserve"> with our decreased physical interaction with the “common folk,” starts to create a disconnection or blindness to reality.</w:t>
+        <w:t>Q1 ______________________________________________________________</w:t>
+        <w:br/>
+        <w:t>Q2 ______________________________________________________________</w:t>
+        <w:br/>
+        <w:t>Q3 ______________________________________________________________</w:t>
       </w:r>
     </w:p>
     <w:p>
       <w:pPr>
-        <w:spacing w:before="0" w:after="20" w:line="276" w:lineRule="auto"/>
-        <w:ind w:left="80"/>
+        <w:keepNext/>
+        <w:spacing w:before="80" w:after="40" w:line="276" w:lineRule="auto"/>
         <w:snapToGrid w:val="0"/>
-      </w:pPr>
-      <w:r>
-        <w:rPr>
-          <w:rFonts w:ascii="맑은 고딕" w:hAnsi="맑은 고딕" w:eastAsia="맑은 고딕"/>
-          <w:b w:val="0"/>
+        <w:shd w:val="clear" w:color="auto" w:fill="6B21A8"/>
+      </w:pPr>
+      <w:r>
+        <w:rPr>
+          <w:rFonts w:ascii="맑은 고딕" w:hAnsi="맑은 고딕" w:eastAsia="맑은 고딕"/>
+          <w:b/>
+          <w:color w:val="FFFFFF"/>
           <w:sz w:val="17"/>
           <w:u w:val="none"/>
         </w:rPr>
-        <w:t>① ⓐ, ⓒ    ② ⓑ, ⓓ, ⓔ    ③ ⓐ, ⓑ, ⓕ    ④ ⓑ, ⓕ    ⑤ ⓒ, ⓔ, ⓕ</w:t>
+        <w:t>[지문 구조]  ※ 앞 문항을 모두 푼 뒤에 풀 것</w:t>
       </w:r>
     </w:p>
     <w:p>
@@ -1911,7 +3005,7 @@
           <w:sz w:val="17"/>
           <w:u w:val="none"/>
         </w:rPr>
-        <w:t>30-3.</w:t>
+        <w:t>30-8.</w:t>
       </w:r>
       <w:r>
         <w:rPr>
@@ -1920,25 +3014,30 @@
           <w:sz w:val="17"/>
           <w:u w:val="none"/>
         </w:rPr>
-        <w:t xml:space="preserve"> 다음 글의 밑줄 친 부분 중, 문맥상 낱말의 쓰임이 적절하지 </w:t>
-      </w:r>
+        <w:t xml:space="preserve"> 글의 흐름으로 보아, 주어진 문장이 들어가기에 가장 적절한 곳은? [2.7점]</w:t>
+      </w:r>
+    </w:p>
+    <w:p>
+      <w:pPr>
+        <w:spacing w:before="0" w:after="60" w:line="288" w:lineRule="auto"/>
+        <w:ind w:left="40"/>
+        <w:snapToGrid w:val="0"/>
+        <w:pBdr>
+          <w:top w:val="single" w:sz="4" w:space="2" w:color="C99B4E"/>
+          <w:left w:val="single" w:sz="4" w:space="2" w:color="C99B4E"/>
+          <w:bottom w:val="single" w:sz="4" w:space="2" w:color="C99B4E"/>
+          <w:right w:val="single" w:sz="4" w:space="2" w:color="C99B4E"/>
+        </w:pBdr>
+        <w:shd w:val="clear" w:color="auto" w:fill="FFF8E1"/>
+      </w:pPr>
       <w:r>
         <w:rPr>
           <w:rFonts w:ascii="맑은 고딕" w:hAnsi="맑은 고딕" w:eastAsia="맑은 고딕"/>
           <w:b w:val="0"/>
           <w:sz w:val="17"/>
-          <w:u w:val="single"/>
-        </w:rPr>
-        <w:t>않은</w:t>
-      </w:r>
-      <w:r>
-        <w:rPr>
-          <w:rFonts w:ascii="맑은 고딕" w:hAnsi="맑은 고딕" w:eastAsia="맑은 고딕"/>
-          <w:b w:val="0"/>
-          <w:sz w:val="17"/>
-          <w:u w:val="none"/>
-        </w:rPr>
-        <w:t xml:space="preserve"> 것은? [3.0점]</w:t>
+          <w:u w:val="none"/>
+        </w:rPr>
+        <w:t>If you happen upon them in your travels, they will open up their homes and give you their food and hospitality.</w:t>
       </w:r>
     </w:p>
     <w:p>
@@ -1961,1160 +3060,7 @@
           <w:sz w:val="17"/>
           <w:u w:val="none"/>
         </w:rPr>
-        <w:t>For a species born in a time when resources were ①</w:t>
-      </w:r>
-      <w:r>
-        <w:rPr>
-          <w:rFonts w:ascii="맑은 고딕" w:hAnsi="맑은 고딕" w:eastAsia="맑은 고딕"/>
-          <w:b w:val="0"/>
-          <w:sz w:val="17"/>
-          <w:u w:val="single"/>
-        </w:rPr>
-        <w:t>limited</w:t>
-      </w:r>
-      <w:r>
-        <w:rPr>
-          <w:rFonts w:ascii="맑은 고딕" w:hAnsi="맑은 고딕" w:eastAsia="맑은 고딕"/>
-          <w:b w:val="0"/>
-          <w:sz w:val="17"/>
-          <w:u w:val="none"/>
-        </w:rPr>
-        <w:t xml:space="preserve"> and dangers were great, our natural tendency to share and cooperate is complicated when resources are plenty and outside dangers are few. When we have less, we tend to be more ②</w:t>
-      </w:r>
-      <w:r>
-        <w:rPr>
-          <w:rFonts w:ascii="맑은 고딕" w:hAnsi="맑은 고딕" w:eastAsia="맑은 고딕"/>
-          <w:b w:val="0"/>
-          <w:sz w:val="17"/>
-          <w:u w:val="single"/>
-        </w:rPr>
-        <w:t>closed</w:t>
-      </w:r>
-      <w:r>
-        <w:rPr>
-          <w:rFonts w:ascii="맑은 고딕" w:hAnsi="맑은 고딕" w:eastAsia="맑은 고딕"/>
-          <w:b w:val="0"/>
-          <w:sz w:val="17"/>
-          <w:u w:val="none"/>
-        </w:rPr>
-        <w:t xml:space="preserve"> to sharing what we have. Certain nomadic tribes don't have much, yet they are happy to share because it is in their ③</w:t>
-      </w:r>
-      <w:r>
-        <w:rPr>
-          <w:rFonts w:ascii="맑은 고딕" w:hAnsi="맑은 고딕" w:eastAsia="맑은 고딕"/>
-          <w:b w:val="0"/>
-          <w:sz w:val="17"/>
-          <w:u w:val="single"/>
-        </w:rPr>
-        <w:t>interest</w:t>
-      </w:r>
-      <w:r>
-        <w:rPr>
-          <w:rFonts w:ascii="맑은 고딕" w:hAnsi="맑은 고딕" w:eastAsia="맑은 고딕"/>
-          <w:b w:val="0"/>
-          <w:sz w:val="17"/>
-          <w:u w:val="none"/>
-        </w:rPr>
-        <w:t xml:space="preserve"> to do so. If you happen upon them in your travels, they will open up their homes and give you their food and hospitality. It's not just because they are nice people; it's because their survival depends on sharing, for they know that they may be the travelers in need of food and shelter another day. Ironically, the more we have, the bigger our fences, the more ④</w:t>
-      </w:r>
-      <w:r>
-        <w:rPr>
-          <w:rFonts w:ascii="맑은 고딕" w:hAnsi="맑은 고딕" w:eastAsia="맑은 고딕"/>
-          <w:b w:val="0"/>
-          <w:sz w:val="17"/>
-          <w:u w:val="single"/>
-        </w:rPr>
-        <w:t>sophisticated</w:t>
-      </w:r>
-      <w:r>
-        <w:rPr>
-          <w:rFonts w:ascii="맑은 고딕" w:hAnsi="맑은 고딕" w:eastAsia="맑은 고딕"/>
-          <w:b w:val="0"/>
-          <w:sz w:val="17"/>
-          <w:u w:val="none"/>
-        </w:rPr>
-        <w:t xml:space="preserve"> our security to keep people away and the less we want to share. Our desire for more, combined with our ⑤</w:t>
-      </w:r>
-      <w:r>
-        <w:rPr>
-          <w:rFonts w:ascii="맑은 고딕" w:hAnsi="맑은 고딕" w:eastAsia="맑은 고딕"/>
-          <w:b w:val="0"/>
-          <w:sz w:val="17"/>
-          <w:u w:val="single"/>
-        </w:rPr>
-        <w:t>decreased</w:t>
-      </w:r>
-      <w:r>
-        <w:rPr>
-          <w:rFonts w:ascii="맑은 고딕" w:hAnsi="맑은 고딕" w:eastAsia="맑은 고딕"/>
-          <w:b w:val="0"/>
-          <w:sz w:val="17"/>
-          <w:u w:val="none"/>
-        </w:rPr>
-        <w:t xml:space="preserve"> physical interaction with the “common folk,” starts to create a disconnection or blindness to reality.</w:t>
-      </w:r>
-    </w:p>
-    <w:p>
-      <w:pPr>
-        <w:spacing w:before="0" w:after="20" w:line="276" w:lineRule="auto"/>
-        <w:ind w:left="80"/>
-        <w:snapToGrid w:val="0"/>
-      </w:pPr>
-      <w:r>
-        <w:rPr>
-          <w:rFonts w:ascii="맑은 고딕" w:hAnsi="맑은 고딕" w:eastAsia="맑은 고딕"/>
-          <w:b w:val="0"/>
-          <w:sz w:val="17"/>
-          <w:u w:val="none"/>
-        </w:rPr>
-        <w:t>① ①    ② ②    ③ ③    ④ ④    ⑤ ⑤</w:t>
-      </w:r>
-    </w:p>
-    <w:p>
-      <w:pPr>
-        <w:keepNext/>
-        <w:spacing w:before="80" w:after="20" w:line="276" w:lineRule="auto"/>
-        <w:snapToGrid w:val="0"/>
-      </w:pPr>
-      <w:r>
-        <w:rPr>
-          <w:rFonts w:ascii="맑은 고딕" w:hAnsi="맑은 고딕" w:eastAsia="맑은 고딕"/>
-          <w:b/>
-          <w:sz w:val="17"/>
-          <w:u w:val="none"/>
-        </w:rPr>
-        <w:t>30-4.</w:t>
-      </w:r>
-      <w:r>
-        <w:rPr>
-          <w:rFonts w:ascii="맑은 고딕" w:hAnsi="맑은 고딕" w:eastAsia="맑은 고딕"/>
-          <w:b w:val="0"/>
-          <w:sz w:val="17"/>
-          <w:u w:val="none"/>
-        </w:rPr>
-        <w:t xml:space="preserve"> According to the passage, which of the following is true? [2.8점]</w:t>
-      </w:r>
-    </w:p>
-    <w:p>
-      <w:pPr>
-        <w:spacing w:before="0" w:after="60" w:line="288" w:lineRule="auto"/>
-        <w:ind w:left="40"/>
-        <w:snapToGrid w:val="0"/>
-        <w:pBdr>
-          <w:top w:val="single" w:sz="4" w:space="2" w:color="999999"/>
-          <w:left w:val="single" w:sz="4" w:space="2" w:color="999999"/>
-          <w:bottom w:val="single" w:sz="4" w:space="2" w:color="999999"/>
-          <w:right w:val="single" w:sz="4" w:space="2" w:color="999999"/>
-        </w:pBdr>
-        <w:shd w:val="clear" w:color="auto" w:fill="F6F3EA"/>
-      </w:pPr>
-      <w:r>
-        <w:rPr>
-          <w:rFonts w:ascii="맑은 고딕" w:hAnsi="맑은 고딕" w:eastAsia="맑은 고딕"/>
-          <w:b w:val="0"/>
-          <w:sz w:val="17"/>
-          <w:u w:val="none"/>
-        </w:rPr>
-        <w:t>For a species born in a time when resources were limited and dangers were great, our natural tendency to share and cooperate is complicated when resources are plenty and outside dangers are few. When we have less, we tend to be more open to sharing what we have. Certain nomadic tribes don't have much, yet they are happy to share because it is in their interest to do so. If you happen upon them in your travels, they will open up their homes and give you their food and hospitality. It's not just because they are nice people; it's because their survival depends on sharing, for they know that they may be the travelers in need of food and shelter another day. Ironically, the more we have, the bigger our fences, the more sophisticated our security to keep people away and the less we want to share. Our desire for more, combined with our decreased physical interaction with the “common folk,” starts to create a disconnection or blindness to reality.</w:t>
-      </w:r>
-    </w:p>
-    <w:p>
-      <w:pPr>
-        <w:spacing w:before="0" w:after="0" w:line="269" w:lineRule="auto"/>
-        <w:ind w:left="180" w:hanging="180"/>
-        <w:snapToGrid w:val="0"/>
-      </w:pPr>
-      <w:r>
-        <w:rPr>
-          <w:rFonts w:ascii="맑은 고딕" w:hAnsi="맑은 고딕" w:eastAsia="맑은 고딕"/>
-          <w:b w:val="0"/>
-          <w:sz w:val="17"/>
-          <w:u w:val="none"/>
-        </w:rPr>
-        <w:t>① Our tendency to share becomes simpler when resources are plenty.</w:t>
-      </w:r>
-    </w:p>
-    <w:p>
-      <w:pPr>
-        <w:spacing w:before="0" w:after="0" w:line="269" w:lineRule="auto"/>
-        <w:ind w:left="180" w:hanging="180"/>
-        <w:snapToGrid w:val="0"/>
-      </w:pPr>
-      <w:r>
-        <w:rPr>
-          <w:rFonts w:ascii="맑은 고딕" w:hAnsi="맑은 고딕" w:eastAsia="맑은 고딕"/>
-          <w:b w:val="0"/>
-          <w:sz w:val="17"/>
-          <w:u w:val="none"/>
-        </w:rPr>
-        <w:t>② Travelers usually refuse the hospitality offered by nomadic tribes.</w:t>
-      </w:r>
-    </w:p>
-    <w:p>
-      <w:pPr>
-        <w:spacing w:before="0" w:after="0" w:line="269" w:lineRule="auto"/>
-        <w:ind w:left="180" w:hanging="180"/>
-        <w:snapToGrid w:val="0"/>
-      </w:pPr>
-      <w:r>
-        <w:rPr>
-          <w:rFonts w:ascii="맑은 고딕" w:hAnsi="맑은 고딕" w:eastAsia="맑은 고딕"/>
-          <w:b w:val="0"/>
-          <w:sz w:val="17"/>
-          <w:u w:val="none"/>
-        </w:rPr>
-        <w:t>③ People with more wealth tend to build smaller fences.</w:t>
-      </w:r>
-    </w:p>
-    <w:p>
-      <w:pPr>
-        <w:spacing w:before="0" w:after="0" w:line="269" w:lineRule="auto"/>
-        <w:ind w:left="180" w:hanging="180"/>
-        <w:snapToGrid w:val="0"/>
-      </w:pPr>
-      <w:r>
-        <w:rPr>
-          <w:rFonts w:ascii="맑은 고딕" w:hAnsi="맑은 고딕" w:eastAsia="맑은 고딕"/>
-          <w:b w:val="0"/>
-          <w:sz w:val="17"/>
-          <w:u w:val="none"/>
-        </w:rPr>
-        <w:t>④ Nomadic tribes share partly because their survival relies on it.</w:t>
-      </w:r>
-    </w:p>
-    <w:p>
-      <w:pPr>
-        <w:spacing w:before="0" w:after="0" w:line="269" w:lineRule="auto"/>
-        <w:ind w:left="180" w:hanging="180"/>
-        <w:snapToGrid w:val="0"/>
-      </w:pPr>
-      <w:r>
-        <w:rPr>
-          <w:rFonts w:ascii="맑은 고딕" w:hAnsi="맑은 고딕" w:eastAsia="맑은 고딕"/>
-          <w:b w:val="0"/>
-          <w:sz w:val="17"/>
-          <w:u w:val="none"/>
-        </w:rPr>
-        <w:t>⑤ Physical interaction with ordinary people increases as we gain more.</w:t>
-      </w:r>
-    </w:p>
-    <w:p>
-      <w:pPr>
-        <w:keepNext/>
-        <w:spacing w:before="80" w:after="20" w:line="276" w:lineRule="auto"/>
-        <w:snapToGrid w:val="0"/>
-      </w:pPr>
-      <w:r>
-        <w:rPr>
-          <w:rFonts w:ascii="맑은 고딕" w:hAnsi="맑은 고딕" w:eastAsia="맑은 고딕"/>
-          <w:b/>
-          <w:sz w:val="17"/>
-          <w:u w:val="none"/>
-        </w:rPr>
-        <w:t>30-5.</w:t>
-      </w:r>
-      <w:r>
-        <w:rPr>
-          <w:rFonts w:ascii="맑은 고딕" w:hAnsi="맑은 고딕" w:eastAsia="맑은 고딕"/>
-          <w:b w:val="0"/>
-          <w:sz w:val="17"/>
-          <w:u w:val="none"/>
-        </w:rPr>
-        <w:t xml:space="preserve"> [A]와 [B]를 읽고 이해한 것으로 가장 적절한 것은? [3.2점]</w:t>
-      </w:r>
-    </w:p>
-    <w:p>
-      <w:pPr>
-        <w:spacing w:before="0" w:after="60" w:line="288" w:lineRule="auto"/>
-        <w:ind w:left="40"/>
-        <w:snapToGrid w:val="0"/>
-        <w:pBdr>
-          <w:top w:val="single" w:sz="4" w:space="2" w:color="999999"/>
-          <w:left w:val="single" w:sz="4" w:space="2" w:color="999999"/>
-          <w:bottom w:val="single" w:sz="4" w:space="2" w:color="999999"/>
-          <w:right w:val="single" w:sz="4" w:space="2" w:color="999999"/>
-        </w:pBdr>
-        <w:shd w:val="clear" w:color="auto" w:fill="F6F3EA"/>
-      </w:pPr>
-      <w:r>
-        <w:rPr>
-          <w:rFonts w:ascii="맑은 고딕" w:hAnsi="맑은 고딕" w:eastAsia="맑은 고딕"/>
-          <w:b w:val="0"/>
-          <w:sz w:val="17"/>
-          <w:u w:val="none"/>
-        </w:rPr>
-        <w:t>[A] It's not just because they are nice people; it's because their survival depends on sharing, for they know that they may be the travelers in need of food and shelter another day. Ironically, the more we have, the bigger our fences, the more sophisticated our security to keep people away and the less we want to share.</w:t>
-      </w:r>
-    </w:p>
-    <w:p>
-      <w:pPr>
-        <w:spacing w:before="0" w:after="60" w:line="288" w:lineRule="auto"/>
-        <w:ind w:left="40"/>
-        <w:snapToGrid w:val="0"/>
-        <w:pBdr>
-          <w:top w:val="single" w:sz="4" w:space="2" w:color="6B7FB8"/>
-          <w:left w:val="single" w:sz="4" w:space="2" w:color="6B7FB8"/>
-          <w:bottom w:val="single" w:sz="4" w:space="2" w:color="6B7FB8"/>
-          <w:right w:val="single" w:sz="4" w:space="2" w:color="6B7FB8"/>
-        </w:pBdr>
-        <w:shd w:val="clear" w:color="auto" w:fill="EEF2FF"/>
-      </w:pPr>
-      <w:r>
-        <w:rPr>
-          <w:rFonts w:ascii="맑은 고딕" w:hAnsi="맑은 고딕" w:eastAsia="맑은 고딕"/>
-          <w:b w:val="0"/>
-          <w:sz w:val="17"/>
-          <w:u w:val="none"/>
-        </w:rPr>
-        <w:t>[B] In a small fishing village, a family that catches more fish than it needs gives the extra to its neighbors. Next week, the neighbors may be the lucky ones. In a large city, by contrast, people with full refrigerators often do not even know the names of the people living next door.</w:t>
-      </w:r>
-    </w:p>
-    <w:p>
-      <w:pPr>
-        <w:spacing w:before="0" w:after="0" w:line="269" w:lineRule="auto"/>
-        <w:ind w:left="180" w:hanging="180"/>
-        <w:snapToGrid w:val="0"/>
-      </w:pPr>
-      <w:r>
-        <w:rPr>
-          <w:rFonts w:ascii="맑은 고딕" w:hAnsi="맑은 고딕" w:eastAsia="맑은 고딕"/>
-          <w:b w:val="0"/>
-          <w:sz w:val="17"/>
-          <w:u w:val="none"/>
-        </w:rPr>
-        <w:t>① Both texts suggest that sharing is tied to mutual need and weakens when people have plenty and meet less.</w:t>
-      </w:r>
-    </w:p>
-    <w:p>
-      <w:pPr>
-        <w:spacing w:before="0" w:after="0" w:line="269" w:lineRule="auto"/>
-        <w:ind w:left="180" w:hanging="180"/>
-        <w:snapToGrid w:val="0"/>
-      </w:pPr>
-      <w:r>
-        <w:rPr>
-          <w:rFonts w:ascii="맑은 고딕" w:hAnsi="맑은 고딕" w:eastAsia="맑은 고딕"/>
-          <w:b w:val="0"/>
-          <w:sz w:val="17"/>
-          <w:u w:val="none"/>
-        </w:rPr>
-        <w:t>② [A] argues that wealthy people are kinder than poor people.</w:t>
-      </w:r>
-    </w:p>
-    <w:p>
-      <w:pPr>
-        <w:spacing w:before="0" w:after="0" w:line="269" w:lineRule="auto"/>
-        <w:ind w:left="180" w:hanging="180"/>
-        <w:snapToGrid w:val="0"/>
-      </w:pPr>
-      <w:r>
-        <w:rPr>
-          <w:rFonts w:ascii="맑은 고딕" w:hAnsi="맑은 고딕" w:eastAsia="맑은 고딕"/>
-          <w:b w:val="0"/>
-          <w:sz w:val="17"/>
-          <w:u w:val="none"/>
-        </w:rPr>
-        <w:t>③ [B] shows that city people share more because they have more food.</w:t>
-      </w:r>
-    </w:p>
-    <w:p>
-      <w:pPr>
-        <w:spacing w:before="0" w:after="0" w:line="269" w:lineRule="auto"/>
-        <w:ind w:left="180" w:hanging="180"/>
-        <w:snapToGrid w:val="0"/>
-      </w:pPr>
-      <w:r>
-        <w:rPr>
-          <w:rFonts w:ascii="맑은 고딕" w:hAnsi="맑은 고딕" w:eastAsia="맑은 고딕"/>
-          <w:b w:val="0"/>
-          <w:sz w:val="17"/>
-          <w:u w:val="none"/>
-        </w:rPr>
-        <w:t>④ Both texts claim that security systems are the main cause of hunger.</w:t>
-      </w:r>
-    </w:p>
-    <w:p>
-      <w:pPr>
-        <w:spacing w:before="0" w:after="0" w:line="269" w:lineRule="auto"/>
-        <w:ind w:left="180" w:hanging="180"/>
-        <w:snapToGrid w:val="0"/>
-      </w:pPr>
-      <w:r>
-        <w:rPr>
-          <w:rFonts w:ascii="맑은 고딕" w:hAnsi="맑은 고딕" w:eastAsia="맑은 고딕"/>
-          <w:b w:val="0"/>
-          <w:sz w:val="17"/>
-          <w:u w:val="none"/>
-        </w:rPr>
-        <w:t>⑤ [A] focuses on travel, while [B] focuses on fishing skills.</w:t>
-      </w:r>
-    </w:p>
-    <w:p>
-      <w:pPr>
-        <w:keepNext/>
-        <w:spacing w:before="80" w:after="20" w:line="276" w:lineRule="auto"/>
-        <w:snapToGrid w:val="0"/>
-      </w:pPr>
-      <w:r>
-        <w:rPr>
-          <w:rFonts w:ascii="맑은 고딕" w:hAnsi="맑은 고딕" w:eastAsia="맑은 고딕"/>
-          <w:b/>
-          <w:sz w:val="17"/>
-          <w:u w:val="none"/>
-        </w:rPr>
-        <w:t>30-6.</w:t>
-      </w:r>
-      <w:r>
-        <w:rPr>
-          <w:rFonts w:ascii="맑은 고딕" w:hAnsi="맑은 고딕" w:eastAsia="맑은 고딕"/>
-          <w:b w:val="0"/>
-          <w:sz w:val="17"/>
-          <w:u w:val="none"/>
-        </w:rPr>
-        <w:t xml:space="preserve"> 윗글의 밑줄 친 </w:t>
-      </w:r>
-      <w:r>
-        <w:rPr>
-          <w:rFonts w:ascii="맑은 고딕" w:hAnsi="맑은 고딕" w:eastAsia="맑은 고딕"/>
-          <w:b w:val="0"/>
-          <w:sz w:val="17"/>
-          <w:u w:val="single"/>
-        </w:rPr>
-        <w:t>a disconnection or blindness to reality</w:t>
-      </w:r>
-      <w:r>
-        <w:rPr>
-          <w:rFonts w:ascii="맑은 고딕" w:hAnsi="맑은 고딕" w:eastAsia="맑은 고딕"/>
-          <w:b w:val="0"/>
-          <w:sz w:val="17"/>
-          <w:u w:val="none"/>
-        </w:rPr>
-        <w:t>가 의미하는 바로 가장 적절한 것은? [2.9점]</w:t>
-      </w:r>
-    </w:p>
-    <w:p>
-      <w:pPr>
-        <w:spacing w:before="0" w:after="60" w:line="288" w:lineRule="auto"/>
-        <w:ind w:left="40"/>
-        <w:snapToGrid w:val="0"/>
-        <w:pBdr>
-          <w:top w:val="single" w:sz="4" w:space="2" w:color="999999"/>
-          <w:left w:val="single" w:sz="4" w:space="2" w:color="999999"/>
-          <w:bottom w:val="single" w:sz="4" w:space="2" w:color="999999"/>
-          <w:right w:val="single" w:sz="4" w:space="2" w:color="999999"/>
-        </w:pBdr>
-        <w:shd w:val="clear" w:color="auto" w:fill="F6F3EA"/>
-      </w:pPr>
-      <w:r>
-        <w:rPr>
-          <w:rFonts w:ascii="맑은 고딕" w:hAnsi="맑은 고딕" w:eastAsia="맑은 고딕"/>
-          <w:b w:val="0"/>
-          <w:sz w:val="17"/>
-          <w:u w:val="none"/>
-        </w:rPr>
-        <w:t xml:space="preserve">For a species born in a time when resources were limited and dangers were great, our natural tendency to share and cooperate is complicated when resources are plenty and outside dangers are few. When we have less, we tend to be more open to sharing what we have. Certain nomadic tribes don't have much, yet they are happy to share because it is in their interest to do so. If you happen upon them in your travels, they will open up their homes and give you their food and hospitality. It's not just because they are nice people; it's because their survival depends on sharing, for they know that they may be the travelers in need of food and shelter another day. Ironically, the more we have, the bigger our fences, the more sophisticated our security to keep people away and the less we want to share. Our desire for more, combined with our decreased physical interaction with the “common folk,” starts to create </w:t>
-      </w:r>
-      <w:r>
-        <w:rPr>
-          <w:rFonts w:ascii="맑은 고딕" w:hAnsi="맑은 고딕" w:eastAsia="맑은 고딕"/>
-          <w:b w:val="0"/>
-          <w:sz w:val="17"/>
-          <w:u w:val="single"/>
-        </w:rPr>
-        <w:t>a disconnection or blindness to reality</w:t>
-      </w:r>
-      <w:r>
-        <w:rPr>
-          <w:rFonts w:ascii="맑은 고딕" w:hAnsi="맑은 고딕" w:eastAsia="맑은 고딕"/>
-          <w:b w:val="0"/>
-          <w:sz w:val="17"/>
-          <w:u w:val="none"/>
-        </w:rPr>
-        <w:t>.</w:t>
-      </w:r>
-    </w:p>
-    <w:p>
-      <w:pPr>
-        <w:spacing w:before="0" w:after="0" w:line="269" w:lineRule="auto"/>
-        <w:ind w:left="180" w:hanging="180"/>
-        <w:snapToGrid w:val="0"/>
-      </w:pPr>
-      <w:r>
-        <w:rPr>
-          <w:rFonts w:ascii="맑은 고딕" w:hAnsi="맑은 고딕" w:eastAsia="맑은 고딕"/>
-          <w:b w:val="0"/>
-          <w:sz w:val="17"/>
-          <w:u w:val="none"/>
-        </w:rPr>
-        <w:t>① a medical problem that damages people's eyesight</w:t>
-      </w:r>
-    </w:p>
-    <w:p>
-      <w:pPr>
-        <w:spacing w:before="0" w:after="0" w:line="269" w:lineRule="auto"/>
-        <w:ind w:left="180" w:hanging="180"/>
-        <w:snapToGrid w:val="0"/>
-      </w:pPr>
-      <w:r>
-        <w:rPr>
-          <w:rFonts w:ascii="맑은 고딕" w:hAnsi="맑은 고딕" w:eastAsia="맑은 고딕"/>
-          <w:b w:val="0"/>
-          <w:sz w:val="17"/>
-          <w:u w:val="none"/>
-        </w:rPr>
-        <w:t>② a refusal to travel to other countries</w:t>
-      </w:r>
-    </w:p>
-    <w:p>
-      <w:pPr>
-        <w:spacing w:before="0" w:after="0" w:line="269" w:lineRule="auto"/>
-        <w:ind w:left="180" w:hanging="180"/>
-        <w:snapToGrid w:val="0"/>
-      </w:pPr>
-      <w:r>
-        <w:rPr>
-          <w:rFonts w:ascii="맑은 고딕" w:hAnsi="맑은 고딕" w:eastAsia="맑은 고딕"/>
-          <w:b w:val="0"/>
-          <w:sz w:val="17"/>
-          <w:u w:val="none"/>
-        </w:rPr>
-        <w:t>③ a strong desire to help ordinary people</w:t>
-      </w:r>
-    </w:p>
-    <w:p>
-      <w:pPr>
-        <w:spacing w:before="0" w:after="0" w:line="269" w:lineRule="auto"/>
-        <w:ind w:left="180" w:hanging="180"/>
-        <w:snapToGrid w:val="0"/>
-      </w:pPr>
-      <w:r>
-        <w:rPr>
-          <w:rFonts w:ascii="맑은 고딕" w:hAnsi="맑은 고딕" w:eastAsia="맑은 고딕"/>
-          <w:b w:val="0"/>
-          <w:sz w:val="17"/>
-          <w:u w:val="none"/>
-        </w:rPr>
-        <w:t>④ a failure to see how others actually live and what they need</w:t>
-      </w:r>
-    </w:p>
-    <w:p>
-      <w:pPr>
-        <w:spacing w:before="0" w:after="0" w:line="269" w:lineRule="auto"/>
-        <w:ind w:left="180" w:hanging="180"/>
-        <w:snapToGrid w:val="0"/>
-      </w:pPr>
-      <w:r>
-        <w:rPr>
-          <w:rFonts w:ascii="맑은 고딕" w:hAnsi="맑은 고딕" w:eastAsia="맑은 고딕"/>
-          <w:b w:val="0"/>
-          <w:sz w:val="17"/>
-          <w:u w:val="none"/>
-        </w:rPr>
-        <w:t>⑤ a careful plan to protect one's property</w:t>
-      </w:r>
-    </w:p>
-    <w:p>
-      <w:pPr>
-        <w:keepNext/>
-        <w:spacing w:before="80" w:after="20" w:line="276" w:lineRule="auto"/>
-        <w:snapToGrid w:val="0"/>
-      </w:pPr>
-      <w:r>
-        <w:rPr>
-          <w:rFonts w:ascii="맑은 고딕" w:hAnsi="맑은 고딕" w:eastAsia="맑은 고딕"/>
-          <w:b/>
-          <w:sz w:val="17"/>
-          <w:u w:val="none"/>
-        </w:rPr>
-        <w:t>30-7.</w:t>
-      </w:r>
-      <w:r>
-        <w:rPr>
-          <w:rFonts w:ascii="맑은 고딕" w:hAnsi="맑은 고딕" w:eastAsia="맑은 고딕"/>
-          <w:b w:val="0"/>
-          <w:sz w:val="17"/>
-          <w:u w:val="none"/>
-        </w:rPr>
-        <w:t xml:space="preserve"> 다음 글에서 전체 흐름과 관계 </w:t>
-      </w:r>
-      <w:r>
-        <w:rPr>
-          <w:rFonts w:ascii="맑은 고딕" w:hAnsi="맑은 고딕" w:eastAsia="맑은 고딕"/>
-          <w:b w:val="0"/>
-          <w:sz w:val="17"/>
-          <w:u w:val="single"/>
-        </w:rPr>
-        <w:t>없는</w:t>
-      </w:r>
-      <w:r>
-        <w:rPr>
-          <w:rFonts w:ascii="맑은 고딕" w:hAnsi="맑은 고딕" w:eastAsia="맑은 고딕"/>
-          <w:b w:val="0"/>
-          <w:sz w:val="17"/>
-          <w:u w:val="none"/>
-        </w:rPr>
-        <w:t xml:space="preserve"> 문장은? [3.0점]</w:t>
-      </w:r>
-    </w:p>
-    <w:p>
-      <w:pPr>
-        <w:spacing w:before="0" w:after="60" w:line="288" w:lineRule="auto"/>
-        <w:ind w:left="40"/>
-        <w:snapToGrid w:val="0"/>
-        <w:pBdr>
-          <w:top w:val="single" w:sz="4" w:space="2" w:color="999999"/>
-          <w:left w:val="single" w:sz="4" w:space="2" w:color="999999"/>
-          <w:bottom w:val="single" w:sz="4" w:space="2" w:color="999999"/>
-          <w:right w:val="single" w:sz="4" w:space="2" w:color="999999"/>
-        </w:pBdr>
-        <w:shd w:val="clear" w:color="auto" w:fill="F6F3EA"/>
-      </w:pPr>
-      <w:r>
-        <w:rPr>
-          <w:rFonts w:ascii="맑은 고딕" w:hAnsi="맑은 고딕" w:eastAsia="맑은 고딕"/>
-          <w:b w:val="0"/>
-          <w:sz w:val="17"/>
-          <w:u w:val="none"/>
-        </w:rPr>
-        <w:t>When we have less, we tend to be more open to sharing what we have. ① Certain nomadic tribes don't have much, yet they are happy to share because it is in their interest to do so. ② Many nomadic tribes raise camels, which can survive for days without water. ③ If you happen upon them in your travels, they will open up their homes and give you their food and hospitality. ④ It's not just because they are nice people; it's because their survival depends on sharing. ⑤ Ironically, the more we have, the bigger our fences and the less we want to share.</w:t>
-      </w:r>
-    </w:p>
-    <w:p>
-      <w:pPr>
-        <w:spacing w:before="0" w:after="20" w:line="276" w:lineRule="auto"/>
-        <w:ind w:left="80"/>
-        <w:snapToGrid w:val="0"/>
-      </w:pPr>
-      <w:r>
-        <w:rPr>
-          <w:rFonts w:ascii="맑은 고딕" w:hAnsi="맑은 고딕" w:eastAsia="맑은 고딕"/>
-          <w:b w:val="0"/>
-          <w:sz w:val="17"/>
-          <w:u w:val="none"/>
-        </w:rPr>
-        <w:t>① ①    ② ②    ③ ③    ④ ④    ⑤ ⑤</w:t>
-      </w:r>
-    </w:p>
-    <w:p>
-      <w:pPr>
-        <w:keepNext/>
-        <w:spacing w:before="80" w:after="40" w:line="276" w:lineRule="auto"/>
-        <w:snapToGrid w:val="0"/>
-        <w:shd w:val="clear" w:color="auto" w:fill="8A3A12"/>
-      </w:pPr>
-      <w:r>
-        <w:rPr>
-          <w:rFonts w:ascii="맑은 고딕" w:hAnsi="맑은 고딕" w:eastAsia="맑은 고딕"/>
-          <w:b/>
-          <w:color w:val="FFFFFF"/>
-          <w:sz w:val="17"/>
-          <w:u w:val="none"/>
-        </w:rPr>
-        <w:t>서답형  30-서1 ~ 30-서2</w:t>
-      </w:r>
-    </w:p>
-    <w:p>
-      <w:pPr>
-        <w:keepNext/>
-        <w:spacing w:before="80" w:after="20" w:line="276" w:lineRule="auto"/>
-        <w:snapToGrid w:val="0"/>
-      </w:pPr>
-      <w:r>
-        <w:rPr>
-          <w:rFonts w:ascii="맑은 고딕" w:hAnsi="맑은 고딕" w:eastAsia="맑은 고딕"/>
-          <w:b/>
-          <w:sz w:val="17"/>
-          <w:u w:val="none"/>
-        </w:rPr>
-        <w:t>30-서1.</w:t>
-      </w:r>
-      <w:r>
-        <w:rPr>
-          <w:rFonts w:ascii="맑은 고딕" w:hAnsi="맑은 고딕" w:eastAsia="맑은 고딕"/>
-          <w:b w:val="0"/>
-          <w:sz w:val="17"/>
-          <w:u w:val="none"/>
-        </w:rPr>
-        <w:t xml:space="preserve"> 다음 글의 내용을 요약하고자 한다. 빈칸 (1)~(3)에 들어갈 말을 본문에서 찾아 </w:t>
-      </w:r>
-      <w:r>
-        <w:rPr>
-          <w:rFonts w:ascii="맑은 고딕" w:hAnsi="맑은 고딕" w:eastAsia="맑은 고딕"/>
-          <w:b w:val="0"/>
-          <w:sz w:val="17"/>
-          <w:u w:val="single"/>
-        </w:rPr>
-        <w:t>반드시 변형하여</w:t>
-      </w:r>
-      <w:r>
-        <w:rPr>
-          <w:rFonts w:ascii="맑은 고딕" w:hAnsi="맑은 고딕" w:eastAsia="맑은 고딕"/>
-          <w:b w:val="0"/>
-          <w:sz w:val="17"/>
-          <w:u w:val="none"/>
-        </w:rPr>
-        <w:t xml:space="preserve"> 쓰시오. (한 칸에 한 단어) [각 1점, 총 3점] [3.0점]</w:t>
-      </w:r>
-    </w:p>
-    <w:p>
-      <w:pPr>
-        <w:spacing w:before="0" w:after="60" w:line="288" w:lineRule="auto"/>
-        <w:ind w:left="40"/>
-        <w:snapToGrid w:val="0"/>
-        <w:pBdr>
-          <w:top w:val="single" w:sz="4" w:space="2" w:color="999999"/>
-          <w:left w:val="single" w:sz="4" w:space="2" w:color="999999"/>
-          <w:bottom w:val="single" w:sz="4" w:space="2" w:color="999999"/>
-          <w:right w:val="single" w:sz="4" w:space="2" w:color="999999"/>
-        </w:pBdr>
-        <w:shd w:val="clear" w:color="auto" w:fill="F6F3EA"/>
-      </w:pPr>
-      <w:r>
-        <w:rPr>
-          <w:rFonts w:ascii="맑은 고딕" w:hAnsi="맑은 고딕" w:eastAsia="맑은 고딕"/>
-          <w:b w:val="0"/>
-          <w:sz w:val="17"/>
-          <w:u w:val="none"/>
-        </w:rPr>
-        <w:t>For a species born in a time when resources were limited and dangers were great, our natural tendency to share and cooperate is complicated when resources are plenty and outside dangers are few. When we have less, we tend to be more open to sharing what we have. Certain nomadic tribes don't have much, yet they are happy to share because it is in their interest to do so. If you happen upon them in your travels, they will open up their homes and give you their food and hospitality. It's not just because they are nice people; it's because their survival depends on sharing, for they know that they may be the travelers in need of food and shelter another day. Ironically, the more we have, the bigger our fences, the more sophisticated our security to keep people away and the less we want to share. Our desire for more, combined with our decreased physical interaction with the “common folk,” starts to create a disconnection or blindness to reality.</w:t>
-      </w:r>
-    </w:p>
-    <w:p>
-      <w:pPr>
-        <w:spacing w:before="0" w:after="60" w:line="288" w:lineRule="auto"/>
-        <w:ind w:left="40"/>
-        <w:snapToGrid w:val="0"/>
-        <w:pBdr>
-          <w:top w:val="single" w:sz="4" w:space="2" w:color="C99B4E"/>
-          <w:left w:val="single" w:sz="4" w:space="2" w:color="C99B4E"/>
-          <w:bottom w:val="single" w:sz="4" w:space="2" w:color="C99B4E"/>
-          <w:right w:val="single" w:sz="4" w:space="2" w:color="C99B4E"/>
-        </w:pBdr>
-        <w:shd w:val="clear" w:color="auto" w:fill="FFF8E1"/>
-      </w:pPr>
-      <w:r>
-        <w:rPr>
-          <w:rFonts w:ascii="맑은 고딕" w:hAnsi="맑은 고딕" w:eastAsia="맑은 고딕"/>
-          <w:b w:val="0"/>
-          <w:sz w:val="17"/>
-          <w:u w:val="none"/>
-        </w:rPr>
-        <w:t>Sharing grows out of mutual (1) ________: people with little help one another in order to (2) ________, but as their wealth grows, they (3) ________ less with ordinary people and become blind to reality.</w:t>
-      </w:r>
-    </w:p>
-    <w:p>
-      <w:pPr>
-        <w:spacing w:before="0" w:after="0" w:line="288" w:lineRule="auto"/>
-        <w:ind w:left="40"/>
-        <w:snapToGrid w:val="0"/>
-        <w:pBdr>
-          <w:top w:val="single" w:sz="4" w:space="2" w:color="9B6BD0"/>
-          <w:left w:val="single" w:sz="4" w:space="2" w:color="9B6BD0"/>
-          <w:bottom w:val="single" w:sz="4" w:space="2" w:color="9B6BD0"/>
-          <w:right w:val="single" w:sz="4" w:space="2" w:color="9B6BD0"/>
-        </w:pBdr>
-        <w:shd w:val="clear" w:color="auto" w:fill="FAF5FF"/>
-      </w:pPr>
-      <w:r>
-        <w:rPr>
-          <w:rFonts w:ascii="맑은 고딕" w:hAnsi="맑은 고딕" w:eastAsia="맑은 고딕"/>
-          <w:b/>
-          <w:sz w:val="17"/>
-          <w:u w:val="none"/>
-        </w:rPr>
-        <w:t>&lt;조 건&gt;</w:t>
-      </w:r>
-    </w:p>
-    <w:p>
-      <w:pPr>
-        <w:spacing w:before="0" w:after="0" w:line="288" w:lineRule="auto"/>
-        <w:ind w:left="40"/>
-        <w:snapToGrid w:val="0"/>
-        <w:pBdr>
-          <w:top w:val="single" w:sz="4" w:space="2" w:color="9B6BD0"/>
-          <w:left w:val="single" w:sz="4" w:space="2" w:color="9B6BD0"/>
-          <w:bottom w:val="single" w:sz="4" w:space="2" w:color="9B6BD0"/>
-          <w:right w:val="single" w:sz="4" w:space="2" w:color="9B6BD0"/>
-        </w:pBdr>
-        <w:shd w:val="clear" w:color="auto" w:fill="FAF5FF"/>
-      </w:pPr>
-      <w:r>
-        <w:rPr>
-          <w:rFonts w:ascii="맑은 고딕" w:hAnsi="맑은 고딕" w:eastAsia="맑은 고딕"/>
-          <w:b w:val="0"/>
-          <w:sz w:val="17"/>
-          <w:u w:val="none"/>
-        </w:rPr>
-        <w:t>1. 본문의 단어를 반드시 변형(품사·어형)하여 쓸 것 — 본문 형태 그대로 쓰면 0점</w:t>
-      </w:r>
-    </w:p>
-    <w:p>
-      <w:pPr>
-        <w:spacing w:before="0" w:after="60" w:line="288" w:lineRule="auto"/>
-        <w:ind w:left="40"/>
-        <w:snapToGrid w:val="0"/>
-        <w:pBdr>
-          <w:top w:val="single" w:sz="4" w:space="2" w:color="9B6BD0"/>
-          <w:left w:val="single" w:sz="4" w:space="2" w:color="9B6BD0"/>
-          <w:bottom w:val="single" w:sz="4" w:space="2" w:color="9B6BD0"/>
-          <w:right w:val="single" w:sz="4" w:space="2" w:color="9B6BD0"/>
-        </w:pBdr>
-        <w:shd w:val="clear" w:color="auto" w:fill="FAF5FF"/>
-      </w:pPr>
-      <w:r>
-        <w:rPr>
-          <w:rFonts w:ascii="맑은 고딕" w:hAnsi="맑은 고딕" w:eastAsia="맑은 고딕"/>
-          <w:b w:val="0"/>
-          <w:sz w:val="17"/>
-          <w:u w:val="none"/>
-        </w:rPr>
-        <w:t>2. 답안지에 소문항 번호를 정확하게 기입할 것  예) 1-(1) 1-(2) 1-(3)</w:t>
-      </w:r>
-    </w:p>
-    <w:p>
-      <w:pPr>
-        <w:spacing w:before="0" w:after="40" w:line="360" w:lineRule="auto"/>
-        <w:snapToGrid w:val="0"/>
-      </w:pPr>
-      <w:r>
-        <w:rPr>
-          <w:rFonts w:ascii="맑은 고딕" w:hAnsi="맑은 고딕" w:eastAsia="맑은 고딕"/>
-          <w:b w:val="0"/>
-          <w:sz w:val="17"/>
-          <w:u w:val="none"/>
-        </w:rPr>
-        <w:t>(1) ______________   (2) ______________   (3) ______________</w:t>
-      </w:r>
-    </w:p>
-    <w:p>
-      <w:pPr>
-        <w:keepNext/>
-        <w:spacing w:before="80" w:after="20" w:line="276" w:lineRule="auto"/>
-        <w:snapToGrid w:val="0"/>
-      </w:pPr>
-      <w:r>
-        <w:rPr>
-          <w:rFonts w:ascii="맑은 고딕" w:hAnsi="맑은 고딕" w:eastAsia="맑은 고딕"/>
-          <w:b/>
-          <w:sz w:val="17"/>
-          <w:u w:val="none"/>
-        </w:rPr>
-        <w:t>30-서2.</w:t>
-      </w:r>
-      <w:r>
-        <w:rPr>
-          <w:rFonts w:ascii="맑은 고딕" w:hAnsi="맑은 고딕" w:eastAsia="맑은 고딕"/>
-          <w:b w:val="0"/>
-          <w:sz w:val="17"/>
-          <w:u w:val="none"/>
-        </w:rPr>
-        <w:t xml:space="preserve"> 다음 글의 밑줄 친 문장과 같은 뜻이 되도록 &lt;보기&gt;의 표현을 모두 사용하여 &lt;조건&gt;에 맞게 영작하시오. [3점] [3.0점]</w:t>
-      </w:r>
-    </w:p>
-    <w:p>
-      <w:pPr>
-        <w:spacing w:before="0" w:after="60" w:line="288" w:lineRule="auto"/>
-        <w:ind w:left="40"/>
-        <w:snapToGrid w:val="0"/>
-        <w:pBdr>
-          <w:top w:val="single" w:sz="4" w:space="2" w:color="999999"/>
-          <w:left w:val="single" w:sz="4" w:space="2" w:color="999999"/>
-          <w:bottom w:val="single" w:sz="4" w:space="2" w:color="999999"/>
-          <w:right w:val="single" w:sz="4" w:space="2" w:color="999999"/>
-        </w:pBdr>
-        <w:shd w:val="clear" w:color="auto" w:fill="F6F3EA"/>
-      </w:pPr>
-      <w:r>
-        <w:rPr>
-          <w:rFonts w:ascii="맑은 고딕" w:hAnsi="맑은 고딕" w:eastAsia="맑은 고딕"/>
-          <w:b w:val="0"/>
-          <w:sz w:val="17"/>
-          <w:u w:val="none"/>
-        </w:rPr>
-        <w:t xml:space="preserve">We are happy to share when we have little. </w:t>
-      </w:r>
-      <w:r>
-        <w:rPr>
-          <w:rFonts w:ascii="맑은 고딕" w:hAnsi="맑은 고딕" w:eastAsia="맑은 고딕"/>
-          <w:b w:val="0"/>
-          <w:sz w:val="17"/>
-          <w:u w:val="single"/>
-        </w:rPr>
-        <w:t>As we have more, our fences become bigger and we want to share less.</w:t>
-      </w:r>
-    </w:p>
-    <w:p>
-      <w:pPr>
-        <w:spacing w:before="0" w:after="60" w:line="288" w:lineRule="auto"/>
-        <w:ind w:left="40"/>
-        <w:snapToGrid w:val="0"/>
-        <w:pBdr>
-          <w:top w:val="single" w:sz="4" w:space="2" w:color="9B6BD0"/>
-          <w:left w:val="single" w:sz="4" w:space="2" w:color="9B6BD0"/>
-          <w:bottom w:val="single" w:sz="4" w:space="2" w:color="9B6BD0"/>
-          <w:right w:val="single" w:sz="4" w:space="2" w:color="9B6BD0"/>
-        </w:pBdr>
-        <w:shd w:val="clear" w:color="auto" w:fill="FAF5FF"/>
-      </w:pPr>
-      <w:r>
-        <w:rPr>
-          <w:rFonts w:ascii="맑은 고딕" w:hAnsi="맑은 고딕" w:eastAsia="맑은 고딕"/>
-          <w:b/>
-          <w:sz w:val="17"/>
-          <w:u w:val="none"/>
-        </w:rPr>
-        <w:t>&lt;보 기&gt;</w:t>
-      </w:r>
-      <w:r>
-        <w:rPr>
-          <w:rFonts w:ascii="맑은 고딕" w:hAnsi="맑은 고딕" w:eastAsia="맑은 고딕"/>
-          <w:b w:val="0"/>
-          <w:sz w:val="17"/>
-          <w:u w:val="none"/>
-        </w:rPr>
-        <w:t xml:space="preserve"> the more / we / have / the bigger / our fences / become / and / the less / we / want / to share</w:t>
-      </w:r>
-    </w:p>
-    <w:p>
-      <w:pPr>
-        <w:spacing w:before="0" w:after="0" w:line="288" w:lineRule="auto"/>
-        <w:ind w:left="40"/>
-        <w:snapToGrid w:val="0"/>
-        <w:pBdr>
-          <w:top w:val="single" w:sz="4" w:space="2" w:color="9B6BD0"/>
-          <w:left w:val="single" w:sz="4" w:space="2" w:color="9B6BD0"/>
-          <w:bottom w:val="single" w:sz="4" w:space="2" w:color="9B6BD0"/>
-          <w:right w:val="single" w:sz="4" w:space="2" w:color="9B6BD0"/>
-        </w:pBdr>
-        <w:shd w:val="clear" w:color="auto" w:fill="FAF5FF"/>
-      </w:pPr>
-      <w:r>
-        <w:rPr>
-          <w:rFonts w:ascii="맑은 고딕" w:hAnsi="맑은 고딕" w:eastAsia="맑은 고딕"/>
-          <w:b/>
-          <w:sz w:val="17"/>
-          <w:u w:val="none"/>
-        </w:rPr>
-        <w:t>&lt;조 건&gt;</w:t>
-      </w:r>
-    </w:p>
-    <w:p>
-      <w:pPr>
-        <w:spacing w:before="0" w:after="0" w:line="288" w:lineRule="auto"/>
-        <w:ind w:left="40"/>
-        <w:snapToGrid w:val="0"/>
-        <w:pBdr>
-          <w:top w:val="single" w:sz="4" w:space="2" w:color="9B6BD0"/>
-          <w:left w:val="single" w:sz="4" w:space="2" w:color="9B6BD0"/>
-          <w:bottom w:val="single" w:sz="4" w:space="2" w:color="9B6BD0"/>
-          <w:right w:val="single" w:sz="4" w:space="2" w:color="9B6BD0"/>
-        </w:pBdr>
-        <w:shd w:val="clear" w:color="auto" w:fill="FAF5FF"/>
-      </w:pPr>
-      <w:r>
-        <w:rPr>
-          <w:rFonts w:ascii="맑은 고딕" w:hAnsi="맑은 고딕" w:eastAsia="맑은 고딕"/>
-          <w:b w:val="0"/>
-          <w:sz w:val="17"/>
-          <w:u w:val="none"/>
-        </w:rPr>
-        <w:t>1. &lt;보기&gt;의 표현을 모두 한 번씩만 사용할 것</w:t>
-      </w:r>
-    </w:p>
-    <w:p>
-      <w:pPr>
-        <w:spacing w:before="0" w:after="0" w:line="288" w:lineRule="auto"/>
-        <w:ind w:left="40"/>
-        <w:snapToGrid w:val="0"/>
-        <w:pBdr>
-          <w:top w:val="single" w:sz="4" w:space="2" w:color="9B6BD0"/>
-          <w:left w:val="single" w:sz="4" w:space="2" w:color="9B6BD0"/>
-          <w:bottom w:val="single" w:sz="4" w:space="2" w:color="9B6BD0"/>
-          <w:right w:val="single" w:sz="4" w:space="2" w:color="9B6BD0"/>
-        </w:pBdr>
-        <w:shd w:val="clear" w:color="auto" w:fill="FAF5FF"/>
-      </w:pPr>
-      <w:r>
-        <w:rPr>
-          <w:rFonts w:ascii="맑은 고딕" w:hAnsi="맑은 고딕" w:eastAsia="맑은 고딕"/>
-          <w:b w:val="0"/>
-          <w:sz w:val="17"/>
-          <w:u w:val="none"/>
-        </w:rPr>
-        <w:t>2. 어형을 바꾸지 말고 다른 단어를 추가하지 말 것</w:t>
-      </w:r>
-    </w:p>
-    <w:p>
-      <w:pPr>
-        <w:spacing w:before="0" w:after="0" w:line="288" w:lineRule="auto"/>
-        <w:ind w:left="40"/>
-        <w:snapToGrid w:val="0"/>
-        <w:pBdr>
-          <w:top w:val="single" w:sz="4" w:space="2" w:color="9B6BD0"/>
-          <w:left w:val="single" w:sz="4" w:space="2" w:color="9B6BD0"/>
-          <w:bottom w:val="single" w:sz="4" w:space="2" w:color="9B6BD0"/>
-          <w:right w:val="single" w:sz="4" w:space="2" w:color="9B6BD0"/>
-        </w:pBdr>
-        <w:shd w:val="clear" w:color="auto" w:fill="FAF5FF"/>
-      </w:pPr>
-      <w:r>
-        <w:rPr>
-          <w:rFonts w:ascii="맑은 고딕" w:hAnsi="맑은 고딕" w:eastAsia="맑은 고딕"/>
-          <w:b w:val="0"/>
-          <w:sz w:val="17"/>
-          <w:u w:val="none"/>
-        </w:rPr>
-        <w:t>3. ‘The more’로 시작하는 ‘the 비교급 ~, the 비교급 …’ 구문으로 쓸 것</w:t>
-      </w:r>
-    </w:p>
-    <w:p>
-      <w:pPr>
-        <w:spacing w:before="0" w:after="0" w:line="288" w:lineRule="auto"/>
-        <w:ind w:left="40"/>
-        <w:snapToGrid w:val="0"/>
-        <w:pBdr>
-          <w:top w:val="single" w:sz="4" w:space="2" w:color="9B6BD0"/>
-          <w:left w:val="single" w:sz="4" w:space="2" w:color="9B6BD0"/>
-          <w:bottom w:val="single" w:sz="4" w:space="2" w:color="9B6BD0"/>
-          <w:right w:val="single" w:sz="4" w:space="2" w:color="9B6BD0"/>
-        </w:pBdr>
-        <w:shd w:val="clear" w:color="auto" w:fill="FAF5FF"/>
-      </w:pPr>
-      <w:r>
-        <w:rPr>
-          <w:rFonts w:ascii="맑은 고딕" w:hAnsi="맑은 고딕" w:eastAsia="맑은 고딕"/>
-          <w:b w:val="0"/>
-          <w:sz w:val="17"/>
-          <w:u w:val="none"/>
-        </w:rPr>
-        <w:t>4. 총 16단어로 쓸 것</w:t>
-      </w:r>
-    </w:p>
-    <w:p>
-      <w:pPr>
-        <w:spacing w:before="0" w:after="60" w:line="288" w:lineRule="auto"/>
-        <w:ind w:left="40"/>
-        <w:snapToGrid w:val="0"/>
-        <w:pBdr>
-          <w:top w:val="single" w:sz="4" w:space="2" w:color="9B6BD0"/>
-          <w:left w:val="single" w:sz="4" w:space="2" w:color="9B6BD0"/>
-          <w:bottom w:val="single" w:sz="4" w:space="2" w:color="9B6BD0"/>
-          <w:right w:val="single" w:sz="4" w:space="2" w:color="9B6BD0"/>
-        </w:pBdr>
-        <w:shd w:val="clear" w:color="auto" w:fill="FAF5FF"/>
-      </w:pPr>
-      <w:r>
-        <w:rPr>
-          <w:rFonts w:ascii="맑은 고딕" w:hAnsi="맑은 고딕" w:eastAsia="맑은 고딕"/>
-          <w:b w:val="0"/>
-          <w:sz w:val="17"/>
-          <w:u w:val="none"/>
-        </w:rPr>
-        <w:t>5. 답안지에 소문항 번호를 정확하게 기입할 것</w:t>
-      </w:r>
-    </w:p>
-    <w:p>
-      <w:pPr>
-        <w:spacing w:before="0" w:after="40" w:line="360" w:lineRule="auto"/>
-        <w:snapToGrid w:val="0"/>
-      </w:pPr>
-      <w:r>
-        <w:rPr>
-          <w:rFonts w:ascii="맑은 고딕" w:hAnsi="맑은 고딕" w:eastAsia="맑은 고딕"/>
-          <w:b w:val="0"/>
-          <w:sz w:val="17"/>
-          <w:u w:val="none"/>
-        </w:rPr>
-        <w:t>⇒ The more ______________________________________________________________ .</w:t>
-      </w:r>
-    </w:p>
-    <w:p>
-      <w:pPr>
-        <w:keepNext/>
-        <w:spacing w:before="80" w:after="40" w:line="276" w:lineRule="auto"/>
-        <w:snapToGrid w:val="0"/>
-        <w:shd w:val="clear" w:color="auto" w:fill="6B21A8"/>
-      </w:pPr>
-      <w:r>
-        <w:rPr>
-          <w:rFonts w:ascii="맑은 고딕" w:hAnsi="맑은 고딕" w:eastAsia="맑은 고딕"/>
-          <w:b/>
-          <w:color w:val="FFFFFF"/>
-          <w:sz w:val="17"/>
-          <w:u w:val="none"/>
-        </w:rPr>
-        <w:t>[지문 구조]  ※ 앞 문항을 모두 푼 뒤에 풀 것</w:t>
-      </w:r>
-    </w:p>
-    <w:p>
-      <w:pPr>
-        <w:keepNext/>
-        <w:spacing w:before="80" w:after="20" w:line="276" w:lineRule="auto"/>
-        <w:snapToGrid w:val="0"/>
-      </w:pPr>
-      <w:r>
-        <w:rPr>
-          <w:rFonts w:ascii="맑은 고딕" w:hAnsi="맑은 고딕" w:eastAsia="맑은 고딕"/>
-          <w:b/>
-          <w:sz w:val="17"/>
-          <w:u w:val="none"/>
-        </w:rPr>
-        <w:t>30-8.</w:t>
-      </w:r>
-      <w:r>
-        <w:rPr>
-          <w:rFonts w:ascii="맑은 고딕" w:hAnsi="맑은 고딕" w:eastAsia="맑은 고딕"/>
-          <w:b w:val="0"/>
-          <w:sz w:val="17"/>
-          <w:u w:val="none"/>
-        </w:rPr>
-        <w:t xml:space="preserve"> 글의 흐름으로 보아, 주어진 문장이 들어가기에 가장 적절한 곳은? [2.7점]</w:t>
-      </w:r>
-    </w:p>
-    <w:p>
-      <w:pPr>
-        <w:spacing w:before="0" w:after="60" w:line="288" w:lineRule="auto"/>
-        <w:ind w:left="40"/>
-        <w:snapToGrid w:val="0"/>
-        <w:pBdr>
-          <w:top w:val="single" w:sz="4" w:space="2" w:color="C99B4E"/>
-          <w:left w:val="single" w:sz="4" w:space="2" w:color="C99B4E"/>
-          <w:bottom w:val="single" w:sz="4" w:space="2" w:color="C99B4E"/>
-          <w:right w:val="single" w:sz="4" w:space="2" w:color="C99B4E"/>
-        </w:pBdr>
-        <w:shd w:val="clear" w:color="auto" w:fill="FFF8E1"/>
-      </w:pPr>
-      <w:r>
-        <w:rPr>
-          <w:rFonts w:ascii="맑은 고딕" w:hAnsi="맑은 고딕" w:eastAsia="맑은 고딕"/>
-          <w:b w:val="0"/>
-          <w:sz w:val="17"/>
-          <w:u w:val="none"/>
-        </w:rPr>
-        <w:t>If you happen upon them in your travels, they will open up their homes and give you their food and hospitality.</w:t>
-      </w:r>
-    </w:p>
-    <w:p>
-      <w:pPr>
-        <w:spacing w:before="0" w:after="60" w:line="288" w:lineRule="auto"/>
-        <w:ind w:left="40"/>
-        <w:snapToGrid w:val="0"/>
-        <w:pBdr>
-          <w:top w:val="single" w:sz="4" w:space="2" w:color="999999"/>
-          <w:left w:val="single" w:sz="4" w:space="2" w:color="999999"/>
-          <w:bottom w:val="single" w:sz="4" w:space="2" w:color="999999"/>
-          <w:right w:val="single" w:sz="4" w:space="2" w:color="999999"/>
-        </w:pBdr>
-        <w:shd w:val="clear" w:color="auto" w:fill="F6F3EA"/>
-      </w:pPr>
-      <w:r>
-        <w:rPr>
-          <w:rFonts w:ascii="맑은 고딕" w:hAnsi="맑은 고딕" w:eastAsia="맑은 고딕"/>
-          <w:b w:val="0"/>
-          <w:sz w:val="17"/>
-          <w:u w:val="none"/>
-        </w:rPr>
-        <w:t>For a species born in a time when resources were limited and dangers were great, our natural tendency to share and cooperate is complicated when resources are plenty and outside dangers are few. ( ① ) When we have less, we tend to be more open to sharing what we have. ( ② ) Certain nomadic tribes don't have much, yet they are happy to share because it is in their interest to do so. ( ③ ) It's not just because they are nice people; it's because their survival depends on sharing, for they know that they may be the travelers in need of food and shelter another day. ( ④ ) Ironically, the more we have, the bigger our fences, the more sophisticated our security to keep people away and the less we want to share. ( ⑤ ) Our desire for more, combined with our decreased physical interaction with the “common folk,” starts to create a disconnection or blindness to reality.</w:t>
+        <w:t>For a species born in a time when resources were limited and dangers were great, our natural tendency to share and cooperate is complicated when resources are plenty and outside dangers are few. ( ① ) When we have less, we tend to be more open to sharing what we have. Certain nomadic tribes don’t have much, yet they are happy to share because it is in their interest to do so. ( ② ) It’s not just because they are nice people; it’s because their survival depends on sharing, for they know that they may be the travelers in need of food and shelter another day. ( ③ ) Ironically, the more we have, the bigger our fences, the more sophisticated our security to keep people away and the less we want to share. ( ④ ) Our desire for more, combined with our decreased physical interaction with the “common folk,” starts to create a disconnection or blindness to reality. ( ⑤ )</w:t>
       </w:r>
     </w:p>
     <w:p>
@@ -3208,7 +3154,7 @@
           <w:sz w:val="15"/>
           <w:u w:val="none"/>
         </w:rPr>
-        <w:t xml:space="preserve"> ★born (종이 ‘태어난’ 수동 — species 수식)</w:t>
+        <w:t xml:space="preserve"> ★born (be born ‘태어난’ — a species (which was) born 과거분사; bearing은 ‘낳는’ 능동)</w:t>
       </w:r>
     </w:p>
     <w:p>
@@ -3233,7 +3179,7 @@
           <w:sz w:val="15"/>
           <w:u w:val="none"/>
         </w:rPr>
-        <w:t xml:space="preserve"> limited (제한된 ↔ plentiful — 뒤 dangers were great와 같은 결)</w:t>
+        <w:t xml:space="preserve"> limited (자원이 ‘제한된’ 시기 — 뒤의 dangers were great과 짝; limitless는 반대)</w:t>
       </w:r>
     </w:p>
     <w:p>
@@ -3258,7 +3204,7 @@
           <w:sz w:val="15"/>
           <w:u w:val="none"/>
         </w:rPr>
-        <w:t xml:space="preserve"> ★is (주어 our natural tendency 단수)</w:t>
+        <w:t xml:space="preserve"> tendency</w:t>
       </w:r>
     </w:p>
     <w:p>
@@ -3283,7 +3229,7 @@
           <w:sz w:val="15"/>
           <w:u w:val="none"/>
         </w:rPr>
-        <w:t xml:space="preserve"> ★have (주어 we)</w:t>
+        <w:t xml:space="preserve"> ★is (주어 our natural tendency 단수 — to share and cooperate는 수식어)</w:t>
       </w:r>
     </w:p>
     <w:p>
@@ -3308,7 +3254,7 @@
           <w:sz w:val="15"/>
           <w:u w:val="none"/>
         </w:rPr>
-        <w:t xml:space="preserve"> ★to be (tend to-v)</w:t>
+        <w:t xml:space="preserve"> open (덜 가질 때 나눔에 더 ‘개방적’; closed는 반대)</w:t>
       </w:r>
     </w:p>
     <w:p>
@@ -3358,7 +3304,7 @@
           <w:sz w:val="15"/>
           <w:u w:val="none"/>
         </w:rPr>
-        <w:t xml:space="preserve"> nomadic</w:t>
+        <w:t xml:space="preserve"> ★it (가주어 it … to do so 진주어; that은 가주어 불가)</w:t>
       </w:r>
     </w:p>
     <w:p>
@@ -3383,7 +3329,7 @@
           <w:sz w:val="15"/>
           <w:u w:val="none"/>
         </w:rPr>
-        <w:t xml:space="preserve"> ★to share (be happy to-v)</w:t>
+        <w:t xml:space="preserve"> interest</w:t>
       </w:r>
     </w:p>
     <w:p>
@@ -3408,7 +3354,7 @@
           <w:sz w:val="15"/>
           <w:u w:val="none"/>
         </w:rPr>
-        <w:t xml:space="preserve"> interest</w:t>
+        <w:t xml:space="preserve"> ★happen (조건 부사절은 현재시제가 미래 대신)</w:t>
       </w:r>
     </w:p>
     <w:p>
@@ -3433,7 +3379,7 @@
           <w:sz w:val="15"/>
           <w:u w:val="none"/>
         </w:rPr>
-        <w:t xml:space="preserve"> ★to do (가주어 it – 진주어 to부정사)</w:t>
+        <w:t xml:space="preserve"> hospitality (give의 목적어 food and … → 명사)</w:t>
       </w:r>
     </w:p>
     <w:p>
@@ -3458,7 +3404,7 @@
           <w:sz w:val="15"/>
           <w:u w:val="none"/>
         </w:rPr>
-        <w:t xml:space="preserve"> ★give (will open up과 and 병렬 — 동사원형)</w:t>
+        <w:t xml:space="preserve"> survival</w:t>
       </w:r>
     </w:p>
     <w:p>
@@ -3483,7 +3429,7 @@
           <w:sz w:val="15"/>
           <w:u w:val="none"/>
         </w:rPr>
-        <w:t xml:space="preserve"> hospitality</w:t>
+        <w:t xml:space="preserve"> ★depends (주어 their survival 단수)</w:t>
       </w:r>
     </w:p>
     <w:p>
@@ -3508,7 +3454,7 @@
           <w:sz w:val="15"/>
           <w:u w:val="none"/>
         </w:rPr>
-        <w:t xml:space="preserve"> survival (소유격 their 뒤 → 명사)</w:t>
+        <w:t xml:space="preserve"> ★that (know의 목적어 완전절 → 접속사 that; what은 불완전절)</w:t>
       </w:r>
     </w:p>
     <w:p>
@@ -3533,7 +3479,7 @@
           <w:sz w:val="15"/>
           <w:u w:val="none"/>
         </w:rPr>
-        <w:t xml:space="preserve"> shelter</w:t>
+        <w:t xml:space="preserve"> Ironically (문장 전체 수식 부사)</w:t>
       </w:r>
     </w:p>
     <w:p>
@@ -3558,7 +3504,7 @@
           <w:sz w:val="15"/>
           <w:u w:val="none"/>
         </w:rPr>
-        <w:t xml:space="preserve"> Ironically (문장 수식 부사)</w:t>
+        <w:t xml:space="preserve"> ★bigger (the + 비교급, the + 비교급 — 동사 없이 명사구만 남은 구조)</w:t>
       </w:r>
     </w:p>
     <w:p>
@@ -3583,7 +3529,7 @@
           <w:sz w:val="15"/>
           <w:u w:val="none"/>
         </w:rPr>
-        <w:t xml:space="preserve"> bigger (the more …, the bigger — 더 큰 울타리)</w:t>
+        <w:t xml:space="preserve"> sophisticated (the more + 형용사(분사) — 뒤 our security를 서술)</w:t>
       </w:r>
     </w:p>
     <w:p>
@@ -3608,7 +3554,7 @@
           <w:sz w:val="15"/>
           <w:u w:val="none"/>
         </w:rPr>
-        <w:t xml:space="preserve"> less (나누려는 마음은 ‘덜’)</w:t>
+        <w:t xml:space="preserve"> less (많이 가질수록 나누고 싶은 마음은 ‘덜’; more는 역설과 반대)</w:t>
       </w:r>
     </w:p>
     <w:p>
@@ -3633,7 +3579,7 @@
           <w:sz w:val="15"/>
           <w:u w:val="none"/>
         </w:rPr>
-        <w:t xml:space="preserve"> ★combined (욕구가 ~과 ‘결합된’ 수동)</w:t>
+        <w:t xml:space="preserve"> ★combined (desire가 interaction과 ‘결합된’ 수동 분사)</w:t>
       </w:r>
     </w:p>
     <w:p>
@@ -3658,7 +3604,7 @@
           <w:sz w:val="15"/>
           <w:u w:val="none"/>
         </w:rPr>
-        <w:t xml:space="preserve"> decreased (줄어든 — 수동 분사형 형용사)</w:t>
+        <w:t xml:space="preserve"> decreased</w:t>
       </w:r>
     </w:p>
     <w:p>
@@ -3683,7 +3629,7 @@
           <w:sz w:val="15"/>
           <w:u w:val="none"/>
         </w:rPr>
-        <w:t xml:space="preserve"> ★starts (주어 Our desire 단수 — 삽입 분사구 무시)</w:t>
+        <w:t xml:space="preserve"> ★starts (주어 Our desire 단수 — 삽입구 combined with … 에 속지 말 것)</w:t>
       </w:r>
     </w:p>
     <w:p>
@@ -3708,7 +3654,7 @@
           <w:sz w:val="15"/>
           <w:u w:val="none"/>
         </w:rPr>
-        <w:t xml:space="preserve"> reality</w:t>
+        <w:t xml:space="preserve"> blindness</w:t>
       </w:r>
     </w:p>
     <w:p>
@@ -3733,7 +3679,7 @@
           <w:sz w:val="15"/>
           <w:u w:val="none"/>
         </w:rPr>
-        <w:t xml:space="preserve"> ○ (이유 because = since)</w:t>
+        <w:t xml:space="preserve"> ○ (it is in their interest to do so = 그렇게 하는 것이 그들에게 이익 = doing so benefits them)</w:t>
       </w:r>
     </w:p>
     <w:p>
@@ -3758,7 +3704,7 @@
           <w:sz w:val="15"/>
           <w:u w:val="none"/>
         </w:rPr>
-        <w:t xml:space="preserve"> ○ (이유 접속사 for = because)</w:t>
+        <w:t xml:space="preserve"> ○ (happen upon = come across 우연히 만나다)</w:t>
       </w:r>
     </w:p>
     <w:p>
@@ -3783,7 +3729,7 @@
           <w:sz w:val="15"/>
           <w:u w:val="none"/>
         </w:rPr>
-        <w:t xml:space="preserve"> ★✕ — 바른 형태: starts (주어 Our desire 단수)</w:t>
+        <w:t xml:space="preserve"> ★✕ — 바른 형태: combined with (desire가 ‘결합되는’ 대상 → 과거분사; combining은 능동)</w:t>
       </w:r>
     </w:p>
     <w:p>
@@ -3808,7 +3754,7 @@
           <w:sz w:val="15"/>
           <w:u w:val="none"/>
         </w:rPr>
-        <w:t xml:space="preserve"> When we have less, we tend to be more open to sharing what we have. (보충 more / 제외 most / share→sharing)</w:t>
+        <w:t xml:space="preserve"> When we have less, we tend to be more open to sharing what we have. (보충 to(tend to) / 제외 much / share→sharing)</w:t>
       </w:r>
     </w:p>
     <w:p>
@@ -3833,7 +3779,7 @@
           <w:sz w:val="15"/>
           <w:u w:val="none"/>
         </w:rPr>
-        <w:t xml:space="preserve"> Ironically, the more we have, the less we want to share. (보충 the / 제외 fewer / ironic→Ironically · little→less)</w:t>
+        <w:t xml:space="preserve"> Ironically, the more we have, the bigger our fences, the more sophisticated our security to keep people away and the less we want to share. (보충 to(want to) / 제외 the most / 동사 원형 그대로)</w:t>
       </w:r>
     </w:p>
     <w:p>
@@ -3858,7 +3804,7 @@
           <w:sz w:val="15"/>
           <w:u w:val="none"/>
         </w:rPr>
-        <w:t xml:space="preserve"> Their survival depends on sharing. (survive→survival)</w:t>
+        <w:t xml:space="preserve"> If you happen upon them in your travels, they will open up their homes and give you their food and hospitality. (hospitable→hospitality)</w:t>
       </w:r>
     </w:p>
     <w:p>
@@ -3908,7 +3854,7 @@
           <w:sz w:val="15"/>
           <w:u w:val="none"/>
         </w:rPr>
-        <w:t xml:space="preserve"> certain nomadic tribes</w:t>
+        <w:t xml:space="preserve"> 유목 부족이 집을 열고 음식과 환대를 베푸는 것</w:t>
       </w:r>
     </w:p>
     <w:p>
@@ -3933,7 +3879,7 @@
           <w:sz w:val="15"/>
           <w:u w:val="none"/>
         </w:rPr>
-        <w:t xml:space="preserve"> 언젠가는 자신들도 음식과 쉼터가 필요한 나그네가 될 수 있다는 것</w:t>
+        <w:t xml:space="preserve"> Certain nomadic tribes</w:t>
       </w:r>
     </w:p>
     <w:p>
@@ -3958,7 +3904,7 @@
           <w:sz w:val="15"/>
           <w:u w:val="none"/>
         </w:rPr>
-        <w:t xml:space="preserve"> 더 많이 가지려는 욕구 + ‘보통 사람들’과의 물리적 교류 감소</w:t>
+        <w:t xml:space="preserve"> disconnection</w:t>
       </w:r>
     </w:p>
     <w:p>
@@ -3983,7 +3929,7 @@
           <w:sz w:val="15"/>
           <w:u w:val="none"/>
         </w:rPr>
-        <w:t xml:space="preserve"> ★lend (주어 families 복수)</w:t>
+        <w:t xml:space="preserve"> ★borrow (leave와 병렬인 현재시제 동사 — 주어 people)</w:t>
       </w:r>
     </w:p>
     <w:p>
@@ -4008,7 +3954,7 @@
           <w:sz w:val="15"/>
           <w:u w:val="none"/>
         </w:rPr>
-        <w:t xml:space="preserve"> ★learn (주어 they 복수 · 현재)</w:t>
+        <w:t xml:space="preserve"> ★is (주어 each house 단수)</w:t>
       </w:r>
     </w:p>
     <w:p>
@@ -4033,7 +3979,7 @@
           <w:sz w:val="15"/>
           <w:u w:val="none"/>
         </w:rPr>
-        <w:t xml:space="preserve"> ★makes (동명사 주어 Having more 단수)</w:t>
+        <w:t xml:space="preserve"> ★has (주어 the habit 단수 — of asking and giving은 수식어)</w:t>
       </w:r>
     </w:p>
     <w:p>
@@ -4058,7 +4004,7 @@
           <w:sz w:val="15"/>
           <w:u w:val="none"/>
         </w:rPr>
-        <w:t xml:space="preserve"> share</w:t>
+        <w:t xml:space="preserve"> willing</w:t>
       </w:r>
     </w:p>
     <w:p>
@@ -4099,7 +4045,7 @@
           <w:sz w:val="15"/>
           <w:u w:val="none"/>
         </w:rPr>
-        <w:t xml:space="preserve"> 정답 ⑤ — (a) ○ (b) ○ (c) ✕ (d) ✕ (e) ✕</w:t>
+        <w:t xml:space="preserve"> 정답 ③</w:t>
       </w:r>
     </w:p>
     <w:p>
@@ -4124,7 +4070,7 @@
           <w:sz w:val="15"/>
           <w:u w:val="none"/>
         </w:rPr>
-        <w:t xml:space="preserve"> 정답 ③ — ⓐ are → is / ⓑ to share → to sharing / ⓕ combining → combined</w:t>
+        <w:t xml:space="preserve"> 정답 ⑤</w:t>
       </w:r>
     </w:p>
     <w:p>
@@ -4149,7 +4095,7 @@
           <w:sz w:val="15"/>
           <w:u w:val="none"/>
         </w:rPr>
-        <w:t xml:space="preserve"> 정답 ② — closed → open</w:t>
+        <w:t xml:space="preserve"> 정답 ②</w:t>
       </w:r>
     </w:p>
     <w:p>
@@ -4174,7 +4120,7 @@
           <w:sz w:val="15"/>
           <w:u w:val="none"/>
         </w:rPr>
-        <w:t xml:space="preserve"> 정답 ④</w:t>
+        <w:t xml:space="preserve"> 정답 ④ — generosity · isolation</w:t>
       </w:r>
     </w:p>
     <w:p>
@@ -4224,7 +4170,7 @@
           <w:sz w:val="15"/>
           <w:u w:val="none"/>
         </w:rPr>
-        <w:t xml:space="preserve"> 정답 ④</w:t>
+        <w:t xml:space="preserve"> 정답 ③</w:t>
       </w:r>
     </w:p>
     <w:p>
@@ -4249,7 +4195,7 @@
           <w:sz w:val="15"/>
           <w:u w:val="none"/>
         </w:rPr>
-        <w:t xml:space="preserve"> 정답 ②</w:t>
+        <w:t xml:space="preserve"> 정답 ⑤ — increased → decreased</w:t>
       </w:r>
     </w:p>
     <w:p>
@@ -4274,7 +4220,7 @@
           <w:sz w:val="15"/>
           <w:u w:val="none"/>
         </w:rPr>
-        <w:t xml:space="preserve"> (1) dependence  (2) survive  (3) interact</w:t>
+        <w:t xml:space="preserve"> It is not that they are nice people but that their survival depends on sharing.</w:t>
       </w:r>
     </w:p>
     <w:p>
@@ -4299,7 +4245,7 @@
           <w:sz w:val="15"/>
           <w:u w:val="none"/>
         </w:rPr>
-        <w:t xml:space="preserve"> The more we have, the bigger our fences become and the less we want to share.</w:t>
+        <w:t xml:space="preserve"> Q1 It developed in an age (time) when resources were scarce and dangers were constant.  Q2 Because their own survival depends on sharing — they may need food and shelter from others some other day.  Q3 It shrinks (grows weaker) as our walls and security grow.</w:t>
       </w:r>
     </w:p>
     <w:p>
@@ -4324,7 +4270,7 @@
           <w:sz w:val="15"/>
           <w:u w:val="none"/>
         </w:rPr>
-        <w:t xml:space="preserve"> 정답 ③</w:t>
+        <w:t xml:space="preserve"> 정답 ②</w:t>
       </w:r>
     </w:p>
     <w:p>
@@ -4374,7 +4320,7 @@
           <w:sz w:val="14"/>
           <w:u w:val="none"/>
         </w:rPr>
-        <w:t>(b) [옳은 연결어 decoy]</w:t>
+        <w:t>② [한 끗]</w:t>
       </w:r>
       <w:r>
         <w:rPr>
@@ -4383,7 +4329,7 @@
           <w:sz w:val="14"/>
           <w:u w:val="none"/>
         </w:rPr>
-        <w:t xml:space="preserve"> 접속사 for(이유)를 전치사로 착각하면 틀렸다고 고르게 된다. </w:t>
+        <w:t xml:space="preserve"> 울타리·보안의 연장선이라 자연스러워 보이지만, 앞의 ‘적을수록 더 나눈다’와 짝을 이루려면 ‘나눔’이 들어가야 한다. </w:t>
       </w:r>
       <w:r>
         <w:rPr>
@@ -4392,7 +4338,7 @@
           <w:sz w:val="14"/>
           <w:u w:val="none"/>
         </w:rPr>
-        <w:t>(e) [only 함정]</w:t>
+        <w:t>⑤ [방향 역전]</w:t>
       </w:r>
       <w:r>
         <w:rPr>
@@ -4401,7 +4347,7 @@
           <w:sz w:val="14"/>
           <w:u w:val="none"/>
         </w:rPr>
-        <w:t xml:space="preserve"> not just의 부분 부정을 지웠다. </w:t>
+        <w:t xml:space="preserve"> 보안을 높이는 사람은 잃을 걱정이 ‘더’ 많다. </w:t>
       </w:r>
       <w:r>
         <w:rPr>
@@ -4410,7 +4356,7 @@
           <w:sz w:val="14"/>
           <w:u w:val="none"/>
         </w:rPr>
-        <w:t>(c)</w:t>
+        <w:t>④</w:t>
       </w:r>
       <w:r>
         <w:rPr>
@@ -4419,7 +4365,7 @@
           <w:sz w:val="14"/>
           <w:u w:val="none"/>
         </w:rPr>
-        <w:t xml:space="preserve"> 비교급 상관 구문은 양쪽 모두 the + 비교급.</w:t>
+        <w:t xml:space="preserve"> 신뢰 선택은 본문에 없는 축.</w:t>
       </w:r>
     </w:p>
     <w:p>
@@ -4453,7 +4399,7 @@
           <w:sz w:val="14"/>
           <w:u w:val="none"/>
         </w:rPr>
-        <w:t>ⓑ ↔ ⓒ [같은 to share, 다른 판정]</w:t>
+        <w:t>⑤ [원인 귀속 치환]</w:t>
       </w:r>
       <w:r>
         <w:rPr>
@@ -4462,7 +4408,43 @@
           <w:sz w:val="14"/>
           <w:u w:val="none"/>
         </w:rPr>
-        <w:t xml:space="preserve"> happy to share는 to부정사, open to는 전치사. ④는 ⓐ의 수일치를 놓친 선지 — 주어 바로 뒤 cooperate에 끌리면 are로 착각.</w:t>
+        <w:t xml:space="preserve"> [B]는 명시적으로 not unkind — 사람됨이 아니라 ‘필요 없음’이 원인. </w:t>
+      </w:r>
+      <w:r>
+        <w:rPr>
+          <w:rFonts w:ascii="맑은 고딕" w:hAnsi="맑은 고딕" w:eastAsia="맑은 고딕"/>
+          <w:b/>
+          <w:sz w:val="14"/>
+          <w:u w:val="none"/>
+        </w:rPr>
+        <w:t>② [한 끗 정답지]</w:t>
+      </w:r>
+      <w:r>
+        <w:rPr>
+          <w:rFonts w:ascii="맑은 고딕" w:hAnsi="맑은 고딕" w:eastAsia="맑은 고딕"/>
+          <w:b w:val="0"/>
+          <w:sz w:val="14"/>
+          <w:u w:val="none"/>
+        </w:rPr>
+        <w:t xml:space="preserve"> [B]에 ‘자신도 필요할 수 있어서’가 직접 쓰이진 않지만 borrow a ladder … without a second thought와 [A]의 논리를 함께 읽으면 타당 — 참으로 처리. </w:t>
+      </w:r>
+      <w:r>
+        <w:rPr>
+          <w:rFonts w:ascii="맑은 고딕" w:hAnsi="맑은 고딕" w:eastAsia="맑은 고딕"/>
+          <w:b/>
+          <w:sz w:val="14"/>
+          <w:u w:val="none"/>
+        </w:rPr>
+        <w:t>③</w:t>
+      </w:r>
+      <w:r>
+        <w:rPr>
+          <w:rFonts w:ascii="맑은 고딕" w:hAnsi="맑은 고딕" w:eastAsia="맑은 고딕"/>
+          <w:b w:val="0"/>
+          <w:sz w:val="14"/>
+          <w:u w:val="none"/>
+        </w:rPr>
+        <w:t xml:space="preserve"> [A] Ironically / [B] simply no longer need anyone.</w:t>
       </w:r>
     </w:p>
     <w:p>
@@ -4496,7 +4478,7 @@
           <w:sz w:val="14"/>
           <w:u w:val="none"/>
         </w:rPr>
-        <w:t>⑤ [decoy]</w:t>
+        <w:t>② [어휘 직역]</w:t>
       </w:r>
       <w:r>
         <w:rPr>
@@ -4505,7 +4487,25 @@
           <w:sz w:val="14"/>
           <w:u w:val="none"/>
         </w:rPr>
-        <w:t xml:space="preserve"> 많이 가질수록 울타리가 커지고 접촉은 ‘줄어든다’ — 맞는 쓰임. ②는 앞 문장 to share and cooperate와 호응하는 open이 원래 낱말.</w:t>
+        <w:t xml:space="preserve"> walls를 실제 담으로, higher를 집 크기 문제로 읽은 오답. </w:t>
+      </w:r>
+      <w:r>
+        <w:rPr>
+          <w:rFonts w:ascii="맑은 고딕" w:hAnsi="맑은 고딕" w:eastAsia="맑은 고딕"/>
+          <w:b/>
+          <w:sz w:val="14"/>
+          <w:u w:val="none"/>
+        </w:rPr>
+        <w:t>⑤ [한 끗 정답지]</w:t>
+      </w:r>
+      <w:r>
+        <w:rPr>
+          <w:rFonts w:ascii="맑은 고딕" w:hAnsi="맑은 고딕" w:eastAsia="맑은 고딕"/>
+          <w:b w:val="0"/>
+          <w:sz w:val="14"/>
+          <w:u w:val="none"/>
+        </w:rPr>
+        <w:t xml:space="preserve"> 밑줄 문장 자체에는 없지만 바로 뒤 문장(cut us off from reality and blinds us to it)이 그 결과를 말하므로 적절한 이해.</w:t>
       </w:r>
     </w:p>
     <w:p>
@@ -4539,7 +4539,7 @@
           <w:sz w:val="14"/>
           <w:u w:val="none"/>
         </w:rPr>
-        <w:t>① [반대]</w:t>
+        <w:t>② [한 끗]</w:t>
       </w:r>
       <w:r>
         <w:rPr>
@@ -4548,7 +4548,7 @@
           <w:sz w:val="14"/>
           <w:u w:val="none"/>
         </w:rPr>
-        <w:t xml:space="preserve"> is complicated(복잡해진다). </w:t>
+        <w:t xml:space="preserve"> (A)는 맞지만 (B) dependence는 ‘의존’ — 본문은 오히려 서로 ‘필요 없어지는’ 방향. </w:t>
       </w:r>
       <w:r>
         <w:rPr>
@@ -4557,7 +4557,7 @@
           <w:sz w:val="14"/>
           <w:u w:val="none"/>
         </w:rPr>
-        <w:t>③⑤ [비교 반전]</w:t>
+        <w:t>③ [한 끗]</w:t>
       </w:r>
       <w:r>
         <w:rPr>
@@ -4566,7 +4566,25 @@
           <w:sz w:val="14"/>
           <w:u w:val="none"/>
         </w:rPr>
-        <w:t xml:space="preserve"> the bigger our fences, our decreased physical interaction을 뒤집었다.</w:t>
+        <w:t xml:space="preserve"> (B)는 맞지만 (A) caution은 유목민의 태도(happy to share)와 반대. </w:t>
+      </w:r>
+      <w:r>
+        <w:rPr>
+          <w:rFonts w:ascii="맑은 고딕" w:hAnsi="맑은 고딕" w:eastAsia="맑은 고딕"/>
+          <w:b/>
+          <w:sz w:val="14"/>
+          <w:u w:val="none"/>
+        </w:rPr>
+        <w:t>①·⑤</w:t>
+      </w:r>
+      <w:r>
+        <w:rPr>
+          <w:rFonts w:ascii="맑은 고딕" w:hAnsi="맑은 고딕" w:eastAsia="맑은 고딕"/>
+          <w:b w:val="0"/>
+          <w:sz w:val="14"/>
+          <w:u w:val="none"/>
+        </w:rPr>
+        <w:t xml:space="preserve"> competition은 본문에 없는 축.</w:t>
       </w:r>
     </w:p>
     <w:p>
@@ -4600,7 +4618,7 @@
           <w:sz w:val="14"/>
           <w:u w:val="none"/>
         </w:rPr>
-        <w:t>③ [정반대]</w:t>
+        <w:t>① [인과 역전]</w:t>
       </w:r>
       <w:r>
         <w:rPr>
@@ -4609,7 +4627,7 @@
           <w:sz w:val="14"/>
           <w:u w:val="none"/>
         </w:rPr>
-        <w:t xml:space="preserve"> full refrigerators는 ‘많이 가짐’ → 덜 나눔. </w:t>
+        <w:t xml:space="preserve"> 본문이 ‘단순한 친절이 아니다’라고 부정한 것을 주된 이유로 둔갑. kind라는 말이 본문에 있어 참처럼 보인다. </w:t>
       </w:r>
       <w:r>
         <w:rPr>
@@ -4618,7 +4636,7 @@
           <w:sz w:val="14"/>
           <w:u w:val="none"/>
         </w:rPr>
-        <w:t>⑤ [소재 함정]</w:t>
+        <w:t>③ [한 끗 정답지]</w:t>
       </w:r>
       <w:r>
         <w:rPr>
@@ -4627,7 +4645,7 @@
           <w:sz w:val="14"/>
           <w:u w:val="none"/>
         </w:rPr>
-        <w:t xml:space="preserve"> 소재(traveler, fish)만 보고 고르는 선지.</w:t>
+        <w:t xml:space="preserve"> any one of them may be the stranger who needs a meal and a roof의 환언 — 참.</w:t>
       </w:r>
     </w:p>
     <w:p>
@@ -4661,7 +4679,7 @@
           <w:sz w:val="14"/>
           <w:u w:val="none"/>
         </w:rPr>
-        <w:t>① [직역 함정]</w:t>
+        <w:t>① [사례 일반화]</w:t>
       </w:r>
       <w:r>
         <w:rPr>
@@ -4670,7 +4688,7 @@
           <w:sz w:val="14"/>
           <w:u w:val="none"/>
         </w:rPr>
-        <w:t xml:space="preserve"> blindness를 실제 시력으로 해석. </w:t>
+        <w:t xml:space="preserve"> 유목민은 ‘적게 가진 쪽’의 예시이지 글의 주제가 아니다. </w:t>
       </w:r>
       <w:r>
         <w:rPr>
@@ -4679,7 +4697,7 @@
           <w:sz w:val="14"/>
           <w:u w:val="none"/>
         </w:rPr>
-        <w:t>⑤ [인과 혼동]</w:t>
+        <w:t>② [방향 역전]</w:t>
       </w:r>
       <w:r>
         <w:rPr>
@@ -4688,7 +4706,25 @@
           <w:sz w:val="14"/>
           <w:u w:val="none"/>
         </w:rPr>
-        <w:t xml:space="preserve"> 울타리·보안은 단절의 ‘증상’이지 밑줄의 의미가 아니다.</w:t>
+        <w:t xml:space="preserve"> 본문과 정반대. </w:t>
+      </w:r>
+      <w:r>
+        <w:rPr>
+          <w:rFonts w:ascii="맑은 고딕" w:hAnsi="맑은 고딕" w:eastAsia="맑은 고딕"/>
+          <w:b/>
+          <w:sz w:val="14"/>
+          <w:u w:val="none"/>
+        </w:rPr>
+        <w:t>④</w:t>
+      </w:r>
+      <w:r>
+        <w:rPr>
+          <w:rFonts w:ascii="맑은 고딕" w:hAnsi="맑은 고딕" w:eastAsia="맑은 고딕"/>
+          <w:b w:val="0"/>
+          <w:sz w:val="14"/>
+          <w:u w:val="none"/>
+        </w:rPr>
+        <w:t xml:space="preserve"> 보안은 아이러니의 증상으로 언급될 뿐.</w:t>
       </w:r>
     </w:p>
     <w:p>
@@ -4722,7 +4758,7 @@
           <w:sz w:val="14"/>
           <w:u w:val="none"/>
         </w:rPr>
-        <w:t>② [소재어 재사용 함정]</w:t>
+        <w:t>① [한 끗]</w:t>
       </w:r>
       <w:r>
         <w:rPr>
@@ -4731,7 +4767,25 @@
           <w:sz w:val="14"/>
           <w:u w:val="none"/>
         </w:rPr>
-        <w:t xml:space="preserve"> nomadic tribes, survive가 들어가 자연스러워 보이지만 ‘나눔’이 아니라 ‘낙타’ 이야기. ③의 them이 ①의 tribes를 받는지 확인하면 ②가 끊는 자리임이 보인다.</w:t>
+        <w:t xml:space="preserve"> complicated를 ‘어려워진다’로 읽어 어색하다고 느낄 수 있으나 ‘본능이 꼬인다’는 뜻으로 적절. </w:t>
+      </w:r>
+      <w:r>
+        <w:rPr>
+          <w:rFonts w:ascii="맑은 고딕" w:hAnsi="맑은 고딕" w:eastAsia="맑은 고딕"/>
+          <w:b/>
+          <w:sz w:val="14"/>
+          <w:u w:val="none"/>
+        </w:rPr>
+        <w:t>③ [한 끗]</w:t>
+      </w:r>
+      <w:r>
+        <w:rPr>
+          <w:rFonts w:ascii="맑은 고딕" w:hAnsi="맑은 고딕" w:eastAsia="맑은 고딕"/>
+          <w:b w:val="0"/>
+          <w:sz w:val="14"/>
+          <w:u w:val="none"/>
+        </w:rPr>
+        <w:t xml:space="preserve"> ‘많이 없는데 happy?’ — 바로 뒤 because 절이 이유를 설명하므로 적절.</w:t>
       </w:r>
     </w:p>
     <w:p>
@@ -4756,7 +4810,43 @@
           <w:sz w:val="14"/>
           <w:u w:val="none"/>
         </w:rPr>
-        <w:t xml:space="preserve"> (1) depend ✕ — 명사 자리. (2) survival ✕ — to 뒤 동사원형. (3) interaction ✕ — 동사 자리, 주어 they 복수이므로 interacts도 ✕. [채점] 각 1점.</w:t>
+        <w:t xml:space="preserve"> </w:t>
+      </w:r>
+      <w:r>
+        <w:rPr>
+          <w:rFonts w:ascii="맑은 고딕" w:hAnsi="맑은 고딕" w:eastAsia="맑은 고딕"/>
+          <w:b/>
+          <w:sz w:val="14"/>
+          <w:u w:val="none"/>
+        </w:rPr>
+        <w:t>It is not that … but their survival depends</w:t>
+      </w:r>
+      <w:r>
+        <w:rPr>
+          <w:rFonts w:ascii="맑은 고딕" w:hAnsi="맑은 고딕" w:eastAsia="맑은 고딕"/>
+          <w:b w:val="0"/>
+          <w:sz w:val="14"/>
+          <w:u w:val="none"/>
+        </w:rPr>
+        <w:t xml:space="preserve"> ✕ — 두 번째 that 누락. </w:t>
+      </w:r>
+      <w:r>
+        <w:rPr>
+          <w:rFonts w:ascii="맑은 고딕" w:hAnsi="맑은 고딕" w:eastAsia="맑은 고딕"/>
+          <w:b/>
+          <w:sz w:val="14"/>
+          <w:u w:val="none"/>
+        </w:rPr>
+        <w:t>It is not because they are …</w:t>
+      </w:r>
+      <w:r>
+        <w:rPr>
+          <w:rFonts w:ascii="맑은 고딕" w:hAnsi="맑은 고딕" w:eastAsia="맑은 고딕"/>
+          <w:b w:val="0"/>
+          <w:sz w:val="14"/>
+          <w:u w:val="none"/>
+        </w:rPr>
+        <w:t xml:space="preserve"> ✕ — 보기에 because 없음·구문 조건 위반. [채점] not that … but that 구조 1.5 / 어순 1 / 철자·단어 수 0.5.</w:t>
       </w:r>
     </w:p>
     <w:p>
@@ -4790,7 +4880,7 @@
           <w:sz w:val="14"/>
           <w:u w:val="none"/>
         </w:rPr>
-        <w:t>the bigger become our fences</w:t>
+        <w:t>Q2에 ‘because they are kind’</w:t>
       </w:r>
       <w:r>
         <w:rPr>
@@ -4799,7 +4889,7 @@
           <w:sz w:val="14"/>
           <w:u w:val="none"/>
         </w:rPr>
-        <w:t xml:space="preserve"> ✕ — 비교급 뒤 주어 + 동사 어순 유지. </w:t>
+        <w:t xml:space="preserve"> ✕ — 질문이 apart from being kind로 배제. </w:t>
       </w:r>
       <w:r>
         <w:rPr>
@@ -4808,7 +4898,7 @@
           <w:sz w:val="14"/>
           <w:u w:val="none"/>
         </w:rPr>
-        <w:t>we want the less to share</w:t>
+        <w:t>Q3에 ‘we build bigger fences’</w:t>
       </w:r>
       <w:r>
         <w:rPr>
@@ -4817,7 +4907,7 @@
           <w:sz w:val="14"/>
           <w:u w:val="none"/>
         </w:rPr>
-        <w:t xml:space="preserve"> ✕ — the 비교급은 절 맨 앞. [채점] 비교급 구조 1.5 / 어순 1 / 단어 수·철자 0.5.</w:t>
+        <w:t xml:space="preserve"> △ — 질문은 ‘나누려는 마음’에 일어나는 일을 물음(울타리는 동반 현상). [채점] 내용 0.7 + 완전한 문장·문법 0.3, 본문 그대로 베끼면 −0.3.</w:t>
       </w:r>
     </w:p>
     <w:p>
@@ -4851,7 +4941,7 @@
           <w:sz w:val="14"/>
           <w:u w:val="none"/>
         </w:rPr>
-        <w:t>④ [한 끗]</w:t>
+        <w:t>③ [한 끗]</w:t>
       </w:r>
       <w:r>
         <w:rPr>
@@ -4860,7 +4950,25 @@
           <w:sz w:val="14"/>
           <w:u w:val="none"/>
         </w:rPr>
-        <w:t xml:space="preserve"> ④는 the travelers in need 뒤라 자연스러워 보이지만, 환대 장면 없이 It's not just because …가 나오면 ‘무엇이’ 착해서가 아닌지 공백이 생긴다.</w:t>
+        <w:t xml:space="preserve"> ‘생존 때문에 나눈다’ 뒤에 환대 장면을 두면, 앞 문장의 It(환대)이 가리킬 내용이 뒤에 오게 되어 순서가 뒤집힌다. </w:t>
+      </w:r>
+      <w:r>
+        <w:rPr>
+          <w:rFonts w:ascii="맑은 고딕" w:hAnsi="맑은 고딕" w:eastAsia="맑은 고딕"/>
+          <w:b/>
+          <w:sz w:val="14"/>
+          <w:u w:val="none"/>
+        </w:rPr>
+        <w:t>①</w:t>
+      </w:r>
+      <w:r>
+        <w:rPr>
+          <w:rFonts w:ascii="맑은 고딕" w:hAnsi="맑은 고딕" w:eastAsia="맑은 고딕"/>
+          <w:b w:val="0"/>
+          <w:sz w:val="14"/>
+          <w:u w:val="none"/>
+        </w:rPr>
+        <w:t xml:space="preserve"> 아직 부족이 등장하지 않아 they가 ‘우리’로 읽혀 어색.</w:t>
       </w:r>
     </w:p>
     <w:p>
@@ -4885,7 +4993,7 @@
           <w:sz w:val="14"/>
           <w:u w:val="none"/>
         </w:rPr>
-        <w:t xml:space="preserve"> 자원이 제한적이고 위험이 컸던 시기에 태어난 종에게, 나누고 협력하려는 우리의 타고난 성향은 자원이 풍부하고 외부 위험이 적을 때 복잡해진다. 우리가 덜 가질 때, 우리는 가진 것을 나누는 데 더 개방적인 경향이 있다. 특정 유목 부족은 많이 가지고 있지 않지만, 그렇게 하는 것이 자신들에게 이익이 되기 때문에 기꺼이 나눈다. 여행 중에 그들을 우연히 만나면 그들은 자신의 집을 열고 음식과 환대를 제공할 것이다. 이는 그들이 착한 사람이어서만이 아니라, 그들의 생존이 나눔에 달려 있기 때문인데, 자신들이 다른 날 음식과 거처가 필요한 여행자가 될 수 있음을 알기 때문이다. 아이러니하게도, 더 많이 가질수록 울타리는 더 커지고, 사람들을 멀리 두기 위한 보안은 더 정교해지며, 나누고 싶은 마음은 줄어든다. 더 많은 것에 대한 욕망은 '보통 사람들'과의 줄어든 실제 접촉과 결합하여 현실에 대한 단절이나 눈멂을 만들어내기 시작한다.</w:t>
+        <w:t xml:space="preserve"> ['자원이 제한적이고 위험이 컸던 시기에 태어난 종에게, 나누고 협력하려는 우리의 타고난 성향은 자원이 풍부하고 외부 위험이 적을 때 복잡해진다.', '우리가 덜 가질 때, 우리는 가진 것을 나누는 데 더 개방적인 경향이 있다.', '특정 유목 부족은 많이 가지고 있지 않지만, 그렇게 하는 것이 자신들에게 이익이 되기 때문에 기꺼이 나눈다.', '여행 중에 그들을 우연히 만나면, 그들은 자신의 집을 열고 당신에게 음식과 환대를 제공할 것이다.', '이는 그들이 착한 사람이어서만이 아니라 그들의 생존이 나눔에 달려 있기 때문인데, 자신들이 다른 날 음식과 거처가 필요한 여행자가 될 수 있음을 알기 때문이다.', '아이러니하게도, 더 많이 가질수록 울타리는 더 커지고, 사람들을 멀리 두기 위한 보안은 더 정교해지며, 나누고 싶은 마음은 줄어든다.', '더 많은 것에 대한 욕망은 ‘보통 사람들’과의 줄어든 실제 접촉과 결합하여 현실에 대한 단절이나 눈멂을 만들어 내기 시작한다.']</w:t>
       </w:r>
     </w:p>
     <w:p>
@@ -4910,7 +5018,7 @@
           <w:sz w:val="14"/>
           <w:u w:val="none"/>
         </w:rPr>
-        <w:t xml:space="preserve"> 작은 마을의 이웃들도 흔히 같은 방식으로 행동한다. 겨울이 혹독하고 도움이 멀리 있는 곳에서 가족들은 부탁받지 않아도 연장을 빌려주고 서로의 아이들을 돌본다. 반면 부유한 교외에서는 필요한 모든 것을 가진 사람들이 이름조차 알지 못하는 이웃 옆에서 수년을 살기도 한다. 더 많이 가진다는 것은 나눔을 덜 필요하게 느끼게 만드는 것 같다.</w:t>
+        <w:t xml:space="preserve"> ['같은 도시의 두 동네에서 비슷한 양상을 볼 수 있다.', '집이 작고 소득이 소박한 오래된 구역에서는 사람들이 여분의 열쇠를 이웃에게 맡기고, 사다리나 밀가루 한 컵을 별 생각 없이 빌린다.', '큰 집들이 있는 새 구역에서는 집마다 담이 둘러져 있고, 카메라가 대문을 지키며, 몇 년을 나란히 살아온 주민들도 여전히 서로의 이름을 모른다.', '그곳 사람들이 불친절한 것은 아니다. 그들은 그저 더 이상 누구도 필요하지 않게 되었고, 그래서 부탁하고 베푸는 습관이 조용히 사라졌을 뿐이다.']</w:t>
       </w:r>
     </w:p>
     <w:sectPr>
